--- a/测试报告/测试报告（模块一）.docx
+++ b/测试报告/测试报告（模块一）.docx
@@ -388,7 +388,7 @@
           </w:tcPr>
           <w:p>
             <w:r>
-              <w:t>初稿：整合甲(M1/M4)、丙(M3/M6)实测数据；乙(M2/M5)待补充</w:t>
+              <w:t>初稿：丙负责的 M3 图书浏览与检索 + M6 后台管理（12条用例实测）</w:t>
             </w:r>
           </w:p>
         </w:tc>
@@ -399,7 +399,7 @@
           </w:tcPr>
           <w:p>
             <w:r>
-              <w:t>丙（统稿）</w:t>
+              <w:t>丙</w:t>
             </w:r>
           </w:p>
         </w:tc>
@@ -739,7 +739,7 @@
           <w:bCs w:val="0"/>
           <w:caps w:val="0"/>
         </w:rPr>
-        <w:instrText xml:space="preserve"> HYPERLINK \l _Toc25187 </w:instrText>
+        <w:instrText xml:space="preserve"> HYPERLINK \l _Toc7743 </w:instrText>
       </w:r>
       <w:r>
         <w:rPr>
@@ -761,7 +761,7 @@
         <w:fldChar w:fldCharType="begin"/>
       </w:r>
       <w:r>
-        <w:instrText xml:space="preserve"> PAGEREF _Toc25187 \h </w:instrText>
+        <w:instrText xml:space="preserve"> PAGEREF _Toc7743 \h </w:instrText>
       </w:r>
       <w:r>
         <w:fldChar w:fldCharType="separate"/>
@@ -800,7 +800,7 @@
           <w:bCs w:val="0"/>
           <w:caps w:val="0"/>
         </w:rPr>
-        <w:instrText xml:space="preserve"> HYPERLINK \l _Toc24548 </w:instrText>
+        <w:instrText xml:space="preserve"> HYPERLINK \l _Toc12704 </w:instrText>
       </w:r>
       <w:r>
         <w:rPr>
@@ -822,7 +822,7 @@
         <w:fldChar w:fldCharType="begin"/>
       </w:r>
       <w:r>
-        <w:instrText xml:space="preserve"> PAGEREF _Toc24548 \h </w:instrText>
+        <w:instrText xml:space="preserve"> PAGEREF _Toc12704 \h </w:instrText>
       </w:r>
       <w:r>
         <w:fldChar w:fldCharType="separate"/>
@@ -860,7 +860,7 @@
           <w:bCs w:val="0"/>
           <w:caps w:val="0"/>
         </w:rPr>
-        <w:instrText xml:space="preserve"> HYPERLINK \l _Toc22004 </w:instrText>
+        <w:instrText xml:space="preserve"> HYPERLINK \l _Toc9679 </w:instrText>
       </w:r>
       <w:r>
         <w:rPr>
@@ -883,7 +883,7 @@
         <w:fldChar w:fldCharType="begin"/>
       </w:r>
       <w:r>
-        <w:instrText xml:space="preserve"> PAGEREF _Toc22004 \h </w:instrText>
+        <w:instrText xml:space="preserve"> PAGEREF _Toc9679 \h </w:instrText>
       </w:r>
       <w:r>
         <w:fldChar w:fldCharType="separate"/>
@@ -921,7 +921,7 @@
           <w:bCs w:val="0"/>
           <w:caps w:val="0"/>
         </w:rPr>
-        <w:instrText xml:space="preserve"> HYPERLINK \l _Toc25397 </w:instrText>
+        <w:instrText xml:space="preserve"> HYPERLINK \l _Toc9602 </w:instrText>
       </w:r>
       <w:r>
         <w:rPr>
@@ -944,7 +944,7 @@
         <w:fldChar w:fldCharType="begin"/>
       </w:r>
       <w:r>
-        <w:instrText xml:space="preserve"> PAGEREF _Toc25397 \h </w:instrText>
+        <w:instrText xml:space="preserve"> PAGEREF _Toc9602 \h </w:instrText>
       </w:r>
       <w:r>
         <w:fldChar w:fldCharType="separate"/>
@@ -982,7 +982,7 @@
           <w:bCs w:val="0"/>
           <w:caps w:val="0"/>
         </w:rPr>
-        <w:instrText xml:space="preserve"> HYPERLINK \l _Toc31632 </w:instrText>
+        <w:instrText xml:space="preserve"> HYPERLINK \l _Toc7193 </w:instrText>
       </w:r>
       <w:r>
         <w:rPr>
@@ -1005,7 +1005,7 @@
         <w:fldChar w:fldCharType="begin"/>
       </w:r>
       <w:r>
-        <w:instrText xml:space="preserve"> PAGEREF _Toc31632 \h </w:instrText>
+        <w:instrText xml:space="preserve"> PAGEREF _Toc7193 \h </w:instrText>
       </w:r>
       <w:r>
         <w:fldChar w:fldCharType="separate"/>
@@ -1044,7 +1044,7 @@
           <w:bCs w:val="0"/>
           <w:caps w:val="0"/>
         </w:rPr>
-        <w:instrText xml:space="preserve"> HYPERLINK \l _Toc1750 </w:instrText>
+        <w:instrText xml:space="preserve"> HYPERLINK \l _Toc30705 </w:instrText>
       </w:r>
       <w:r>
         <w:rPr>
@@ -1066,7 +1066,7 @@
         <w:fldChar w:fldCharType="begin"/>
       </w:r>
       <w:r>
-        <w:instrText xml:space="preserve"> PAGEREF _Toc1750 \h </w:instrText>
+        <w:instrText xml:space="preserve"> PAGEREF _Toc30705 \h </w:instrText>
       </w:r>
       <w:r>
         <w:fldChar w:fldCharType="separate"/>
@@ -1104,7 +1104,7 @@
           <w:bCs w:val="0"/>
           <w:caps w:val="0"/>
         </w:rPr>
-        <w:instrText xml:space="preserve"> HYPERLINK \l _Toc27118 </w:instrText>
+        <w:instrText xml:space="preserve"> HYPERLINK \l _Toc893 </w:instrText>
       </w:r>
       <w:r>
         <w:rPr>
@@ -1127,7 +1127,7 @@
         <w:fldChar w:fldCharType="begin"/>
       </w:r>
       <w:r>
-        <w:instrText xml:space="preserve"> PAGEREF _Toc27118 \h </w:instrText>
+        <w:instrText xml:space="preserve"> PAGEREF _Toc893 \h </w:instrText>
       </w:r>
       <w:r>
         <w:fldChar w:fldCharType="separate"/>
@@ -1165,7 +1165,7 @@
           <w:bCs w:val="0"/>
           <w:caps w:val="0"/>
         </w:rPr>
-        <w:instrText xml:space="preserve"> HYPERLINK \l _Toc27676 </w:instrText>
+        <w:instrText xml:space="preserve"> HYPERLINK \l _Toc10704 </w:instrText>
       </w:r>
       <w:r>
         <w:rPr>
@@ -1188,7 +1188,7 @@
         <w:fldChar w:fldCharType="begin"/>
       </w:r>
       <w:r>
-        <w:instrText xml:space="preserve"> PAGEREF _Toc27676 \h </w:instrText>
+        <w:instrText xml:space="preserve"> PAGEREF _Toc10704 \h </w:instrText>
       </w:r>
       <w:r>
         <w:fldChar w:fldCharType="separate"/>
@@ -1226,7 +1226,7 @@
           <w:bCs w:val="0"/>
           <w:caps w:val="0"/>
         </w:rPr>
-        <w:instrText xml:space="preserve"> HYPERLINK \l _Toc29857 </w:instrText>
+        <w:instrText xml:space="preserve"> HYPERLINK \l _Toc10600 </w:instrText>
       </w:r>
       <w:r>
         <w:rPr>
@@ -1249,7 +1249,7 @@
         <w:fldChar w:fldCharType="begin"/>
       </w:r>
       <w:r>
-        <w:instrText xml:space="preserve"> PAGEREF _Toc29857 \h </w:instrText>
+        <w:instrText xml:space="preserve"> PAGEREF _Toc10600 \h </w:instrText>
       </w:r>
       <w:r>
         <w:fldChar w:fldCharType="separate"/>
@@ -1288,7 +1288,7 @@
           <w:bCs w:val="0"/>
           <w:caps w:val="0"/>
         </w:rPr>
-        <w:instrText xml:space="preserve"> HYPERLINK \l _Toc14742 </w:instrText>
+        <w:instrText xml:space="preserve"> HYPERLINK \l _Toc10905 </w:instrText>
       </w:r>
       <w:r>
         <w:rPr>
@@ -1310,7 +1310,7 @@
         <w:fldChar w:fldCharType="begin"/>
       </w:r>
       <w:r>
-        <w:instrText xml:space="preserve"> PAGEREF _Toc14742 \h </w:instrText>
+        <w:instrText xml:space="preserve"> PAGEREF _Toc10905 \h </w:instrText>
       </w:r>
       <w:r>
         <w:fldChar w:fldCharType="separate"/>
@@ -1348,7 +1348,7 @@
           <w:bCs w:val="0"/>
           <w:caps w:val="0"/>
         </w:rPr>
-        <w:instrText xml:space="preserve"> HYPERLINK \l _Toc27679 </w:instrText>
+        <w:instrText xml:space="preserve"> HYPERLINK \l _Toc24587 </w:instrText>
       </w:r>
       <w:r>
         <w:rPr>
@@ -1371,7 +1371,7 @@
         <w:fldChar w:fldCharType="begin"/>
       </w:r>
       <w:r>
-        <w:instrText xml:space="preserve"> PAGEREF _Toc27679 \h </w:instrText>
+        <w:instrText xml:space="preserve"> PAGEREF _Toc24587 \h </w:instrText>
       </w:r>
       <w:r>
         <w:fldChar w:fldCharType="separate"/>
@@ -1409,7 +1409,7 @@
           <w:bCs w:val="0"/>
           <w:caps w:val="0"/>
         </w:rPr>
-        <w:instrText xml:space="preserve"> HYPERLINK \l _Toc14715 </w:instrText>
+        <w:instrText xml:space="preserve"> HYPERLINK \l _Toc10714 </w:instrText>
       </w:r>
       <w:r>
         <w:rPr>
@@ -1432,7 +1432,7 @@
         <w:fldChar w:fldCharType="begin"/>
       </w:r>
       <w:r>
-        <w:instrText xml:space="preserve"> PAGEREF _Toc14715 \h </w:instrText>
+        <w:instrText xml:space="preserve"> PAGEREF _Toc10714 \h </w:instrText>
       </w:r>
       <w:r>
         <w:fldChar w:fldCharType="separate"/>
@@ -1471,7 +1471,7 @@
           <w:bCs w:val="0"/>
           <w:caps w:val="0"/>
         </w:rPr>
-        <w:instrText xml:space="preserve"> HYPERLINK \l _Toc9971 </w:instrText>
+        <w:instrText xml:space="preserve"> HYPERLINK \l _Toc3693 </w:instrText>
       </w:r>
       <w:r>
         <w:rPr>
@@ -1493,7 +1493,7 @@
         <w:fldChar w:fldCharType="begin"/>
       </w:r>
       <w:r>
-        <w:instrText xml:space="preserve"> PAGEREF _Toc9971 \h </w:instrText>
+        <w:instrText xml:space="preserve"> PAGEREF _Toc3693 \h </w:instrText>
       </w:r>
       <w:r>
         <w:fldChar w:fldCharType="separate"/>
@@ -1531,7 +1531,7 @@
           <w:bCs w:val="0"/>
           <w:caps w:val="0"/>
         </w:rPr>
-        <w:instrText xml:space="preserve"> HYPERLINK \l _Toc4244 </w:instrText>
+        <w:instrText xml:space="preserve"> HYPERLINK \l _Toc22883 </w:instrText>
       </w:r>
       <w:r>
         <w:rPr>
@@ -1554,7 +1554,7 @@
         <w:fldChar w:fldCharType="begin"/>
       </w:r>
       <w:r>
-        <w:instrText xml:space="preserve"> PAGEREF _Toc4244 \h </w:instrText>
+        <w:instrText xml:space="preserve"> PAGEREF _Toc22883 \h </w:instrText>
       </w:r>
       <w:r>
         <w:fldChar w:fldCharType="separate"/>
@@ -1592,7 +1592,7 @@
           <w:bCs w:val="0"/>
           <w:caps w:val="0"/>
         </w:rPr>
-        <w:instrText xml:space="preserve"> HYPERLINK \l _Toc25989 </w:instrText>
+        <w:instrText xml:space="preserve"> HYPERLINK \l _Toc4705 </w:instrText>
       </w:r>
       <w:r>
         <w:rPr>
@@ -1615,7 +1615,7 @@
         <w:fldChar w:fldCharType="begin"/>
       </w:r>
       <w:r>
-        <w:instrText xml:space="preserve"> PAGEREF _Toc25989 \h </w:instrText>
+        <w:instrText xml:space="preserve"> PAGEREF _Toc4705 \h </w:instrText>
       </w:r>
       <w:r>
         <w:fldChar w:fldCharType="separate"/>
@@ -1653,7 +1653,7 @@
           <w:bCs w:val="0"/>
           <w:caps w:val="0"/>
         </w:rPr>
-        <w:instrText xml:space="preserve"> HYPERLINK \l _Toc31076 </w:instrText>
+        <w:instrText xml:space="preserve"> HYPERLINK \l _Toc19959 </w:instrText>
       </w:r>
       <w:r>
         <w:rPr>
@@ -1676,13 +1676,13 @@
         <w:fldChar w:fldCharType="begin"/>
       </w:r>
       <w:r>
-        <w:instrText xml:space="preserve"> PAGEREF _Toc31076 \h </w:instrText>
+        <w:instrText xml:space="preserve"> PAGEREF _Toc19959 \h </w:instrText>
       </w:r>
       <w:r>
         <w:fldChar w:fldCharType="separate"/>
       </w:r>
       <w:r>
-        <w:t>9</w:t>
+        <w:t>8</w:t>
       </w:r>
       <w:r>
         <w:fldChar w:fldCharType="end"/>
@@ -1714,7 +1714,7 @@
           <w:bCs w:val="0"/>
           <w:caps w:val="0"/>
         </w:rPr>
-        <w:instrText xml:space="preserve"> HYPERLINK \l _Toc27935 </w:instrText>
+        <w:instrText xml:space="preserve"> HYPERLINK \l _Toc2800 </w:instrText>
       </w:r>
       <w:r>
         <w:rPr>
@@ -1744,7 +1744,7 @@
         <w:fldChar w:fldCharType="begin"/>
       </w:r>
       <w:r>
-        <w:instrText xml:space="preserve"> PAGEREF _Toc27935 \h </w:instrText>
+        <w:instrText xml:space="preserve"> PAGEREF _Toc2800 \h </w:instrText>
       </w:r>
       <w:r>
         <w:fldChar w:fldCharType="separate"/>
@@ -1783,7 +1783,7 @@
           <w:bCs w:val="0"/>
           <w:caps w:val="0"/>
         </w:rPr>
-        <w:instrText xml:space="preserve"> HYPERLINK \l _Toc3483 </w:instrText>
+        <w:instrText xml:space="preserve"> HYPERLINK \l _Toc23175 </w:instrText>
       </w:r>
       <w:r>
         <w:rPr>
@@ -1805,13 +1805,13 @@
         <w:fldChar w:fldCharType="begin"/>
       </w:r>
       <w:r>
-        <w:instrText xml:space="preserve"> PAGEREF _Toc3483 \h </w:instrText>
+        <w:instrText xml:space="preserve"> PAGEREF _Toc23175 \h </w:instrText>
       </w:r>
       <w:r>
         <w:fldChar w:fldCharType="separate"/>
       </w:r>
       <w:r>
-        <w:t>10</w:t>
+        <w:t>9</w:t>
       </w:r>
       <w:r>
         <w:fldChar w:fldCharType="end"/>
@@ -1858,7 +1858,7 @@
           <w:szCs w:val="28"/>
         </w:rPr>
       </w:pPr>
-      <w:bookmarkStart w:id="0" w:name="_Toc25187"/>
+      <w:bookmarkStart w:id="0" w:name="_Toc7743"/>
       <w:r>
         <w:rPr>
           <w:sz w:val="28"/>
@@ -1882,7 +1882,7 @@
           <w:iCs/>
           <w:color w:val="0000FF"/>
         </w:rPr>
-        <w:t>被测系统为网上书店系统（Java/Servlet/JSP，MVC 三层架构：bean→dao→service→web，无构建工具，依赖 jar 位于 web/WEB-INF/lib）。系统分为前台（浏览/检索/购物车/下单）与后台（图书/用户/订单管理）两大部分，服务器 Tomcat 9（context path=/Book），数据库 MySQL（库名 book，4 张表：t_user、t_book、t_order、t_order_item），源码共 46 个 Java 文件。小组按功能内聚性选择 6 个关键模块开展测试：</w:t>
+        <w:t>被测系统为网上书店系统（Java/Servlet/JSP，MVC 三层架构：bean→dao→service→web，无构建工具，依赖 jar 位于 web/WEB-INF/lib）。系统分为前台（浏览/检索/购物车/下单）与后台（图书/用户/订单管理）两大部分，服务器 Tomcat 9（context path=/Book），数据库 MySQL（库名 book，4 张表：t_user、t_book、t_order、t_order_item），源码共 46 个 Java 文件。本报告为本组成员丙负责的两个关键模块：</w:t>
       </w:r>
     </w:p>
     <w:tbl>
@@ -1907,11 +1907,11 @@
         </w:tblCellMar>
       </w:tblPr>
       <w:tblGrid>
-        <w:gridCol w:w="1602"/>
-        <w:gridCol w:w="1598"/>
+        <w:gridCol w:w="1603"/>
+        <w:gridCol w:w="1601"/>
         <w:gridCol w:w="1886"/>
-        <w:gridCol w:w="1603"/>
-        <w:gridCol w:w="1607"/>
+        <w:gridCol w:w="1605"/>
+        <w:gridCol w:w="1601"/>
       </w:tblGrid>
       <w:tr>
         <w:tblPrEx>
@@ -2022,7 +2022,7 @@
               <w:rPr>
                 <w:sz w:val="18"/>
               </w:rPr>
-              <w:t>M1 用户认证</w:t>
+              <w:t>M3 图书浏览与检索</w:t>
             </w:r>
           </w:p>
         </w:tc>
@@ -2035,7 +2035,7 @@
               <w:rPr>
                 <w:sz w:val="18"/>
               </w:rPr>
-              <w:t>注册/登录/验证码/用户名查重</w:t>
+              <w:t>分页/搜索/价格筛选/销量榜单</w:t>
             </w:r>
           </w:p>
         </w:tc>
@@ -2048,7 +2048,7 @@
               <w:rPr>
                 <w:sz w:val="18"/>
               </w:rPr>
-              <w:t>UserServlet、UserServiceImpl、UserDaoImpl</w:t>
+              <w:t>ClientBookServlet、BookServiceImpl、BookDaoImpl</w:t>
             </w:r>
           </w:p>
         </w:tc>
@@ -2061,7 +2061,7 @@
               <w:rPr>
                 <w:sz w:val="18"/>
               </w:rPr>
-              <w:t>约400行</w:t>
+              <w:t>约450行</w:t>
             </w:r>
           </w:p>
         </w:tc>
@@ -2074,7 +2074,7 @@
               <w:rPr>
                 <w:sz w:val="18"/>
               </w:rPr>
-              <w:t>甲（王尚清）</w:t>
+              <w:t>丙</w:t>
             </w:r>
           </w:p>
         </w:tc>
@@ -2105,338 +2105,6 @@
               <w:rPr>
                 <w:sz w:val="18"/>
               </w:rPr>
-              <w:t>M2 权限控制</w:t>
-            </w:r>
-          </w:p>
-        </w:tc>
-        <w:tc>
-          <w:tcPr>
-            <w:tcW w:w="1661" w:type="dxa"/>
-          </w:tcPr>
-          <w:p>
-            <w:r>
-              <w:rPr>
-                <w:sz w:val="18"/>
-              </w:rPr>
-              <w:t>前后台隔离/越权访问</w:t>
-            </w:r>
-          </w:p>
-        </w:tc>
-        <w:tc>
-          <w:tcPr>
-            <w:tcW w:w="1661" w:type="dxa"/>
-          </w:tcPr>
-          <w:p>
-            <w:r>
-              <w:rPr>
-                <w:sz w:val="18"/>
-              </w:rPr>
-              <w:t>ManagerFilter、TransactionFilter、BaseServlet</w:t>
-            </w:r>
-          </w:p>
-        </w:tc>
-        <w:tc>
-          <w:tcPr>
-            <w:tcW w:w="1661" w:type="dxa"/>
-          </w:tcPr>
-          <w:p>
-            <w:r>
-              <w:rPr>
-                <w:sz w:val="18"/>
-              </w:rPr>
-              <w:t>约200行</w:t>
-            </w:r>
-          </w:p>
-        </w:tc>
-        <w:tc>
-          <w:tcPr>
-            <w:tcW w:w="1661" w:type="dxa"/>
-          </w:tcPr>
-          <w:p>
-            <w:r>
-              <w:rPr>
-                <w:sz w:val="18"/>
-              </w:rPr>
-              <w:t>乙（待补）</w:t>
-            </w:r>
-          </w:p>
-        </w:tc>
-      </w:tr>
-      <w:tr>
-        <w:tblPrEx>
-          <w:tblBorders>
-            <w:top w:val="single" w:color="auto" w:sz="4" w:space="0"/>
-            <w:left w:val="single" w:color="auto" w:sz="4" w:space="0"/>
-            <w:bottom w:val="single" w:color="auto" w:sz="4" w:space="0"/>
-            <w:right w:val="single" w:color="auto" w:sz="4" w:space="0"/>
-            <w:insideH w:val="single" w:color="auto" w:sz="4" w:space="0"/>
-            <w:insideV w:val="single" w:color="auto" w:sz="4" w:space="0"/>
-          </w:tblBorders>
-          <w:tblCellMar>
-            <w:top w:w="0" w:type="dxa"/>
-            <w:left w:w="108" w:type="dxa"/>
-            <w:bottom w:w="0" w:type="dxa"/>
-            <w:right w:w="108" w:type="dxa"/>
-          </w:tblCellMar>
-        </w:tblPrEx>
-        <w:tc>
-          <w:tcPr>
-            <w:tcW w:w="1661" w:type="dxa"/>
-          </w:tcPr>
-          <w:p>
-            <w:r>
-              <w:rPr>
-                <w:sz w:val="18"/>
-              </w:rPr>
-              <w:t>M3 图书浏览与检索</w:t>
-            </w:r>
-          </w:p>
-        </w:tc>
-        <w:tc>
-          <w:tcPr>
-            <w:tcW w:w="1661" w:type="dxa"/>
-          </w:tcPr>
-          <w:p>
-            <w:r>
-              <w:rPr>
-                <w:sz w:val="18"/>
-              </w:rPr>
-              <w:t>分页/搜索/价格筛选/销量榜单</w:t>
-            </w:r>
-          </w:p>
-        </w:tc>
-        <w:tc>
-          <w:tcPr>
-            <w:tcW w:w="1661" w:type="dxa"/>
-          </w:tcPr>
-          <w:p>
-            <w:r>
-              <w:rPr>
-                <w:sz w:val="18"/>
-              </w:rPr>
-              <w:t>ClientBookServlet、BookServiceImpl、BookDaoImpl</w:t>
-            </w:r>
-          </w:p>
-        </w:tc>
-        <w:tc>
-          <w:tcPr>
-            <w:tcW w:w="1661" w:type="dxa"/>
-          </w:tcPr>
-          <w:p>
-            <w:r>
-              <w:rPr>
-                <w:sz w:val="18"/>
-              </w:rPr>
-              <w:t>约450行</w:t>
-            </w:r>
-          </w:p>
-        </w:tc>
-        <w:tc>
-          <w:tcPr>
-            <w:tcW w:w="1661" w:type="dxa"/>
-          </w:tcPr>
-          <w:p>
-            <w:r>
-              <w:rPr>
-                <w:sz w:val="18"/>
-              </w:rPr>
-              <w:t>丙</w:t>
-            </w:r>
-          </w:p>
-        </w:tc>
-      </w:tr>
-      <w:tr>
-        <w:tblPrEx>
-          <w:tblBorders>
-            <w:top w:val="single" w:color="auto" w:sz="4" w:space="0"/>
-            <w:left w:val="single" w:color="auto" w:sz="4" w:space="0"/>
-            <w:bottom w:val="single" w:color="auto" w:sz="4" w:space="0"/>
-            <w:right w:val="single" w:color="auto" w:sz="4" w:space="0"/>
-            <w:insideH w:val="single" w:color="auto" w:sz="4" w:space="0"/>
-            <w:insideV w:val="single" w:color="auto" w:sz="4" w:space="0"/>
-          </w:tblBorders>
-          <w:tblCellMar>
-            <w:top w:w="0" w:type="dxa"/>
-            <w:left w:w="108" w:type="dxa"/>
-            <w:bottom w:w="0" w:type="dxa"/>
-            <w:right w:w="108" w:type="dxa"/>
-          </w:tblCellMar>
-        </w:tblPrEx>
-        <w:tc>
-          <w:tcPr>
-            <w:tcW w:w="1661" w:type="dxa"/>
-          </w:tcPr>
-          <w:p>
-            <w:r>
-              <w:rPr>
-                <w:sz w:val="18"/>
-              </w:rPr>
-              <w:t>M4 购物车</w:t>
-            </w:r>
-          </w:p>
-        </w:tc>
-        <w:tc>
-          <w:tcPr>
-            <w:tcW w:w="1661" w:type="dxa"/>
-          </w:tcPr>
-          <w:p>
-            <w:r>
-              <w:rPr>
-                <w:sz w:val="18"/>
-              </w:rPr>
-              <w:t>加购/累加/改量/删除/清空/金额</w:t>
-            </w:r>
-          </w:p>
-        </w:tc>
-        <w:tc>
-          <w:tcPr>
-            <w:tcW w:w="1661" w:type="dxa"/>
-          </w:tcPr>
-          <w:p>
-            <w:r>
-              <w:rPr>
-                <w:sz w:val="18"/>
-              </w:rPr>
-              <w:t>CartServlet、Cart、CartItem</w:t>
-            </w:r>
-          </w:p>
-        </w:tc>
-        <w:tc>
-          <w:tcPr>
-            <w:tcW w:w="1661" w:type="dxa"/>
-          </w:tcPr>
-          <w:p>
-            <w:r>
-              <w:rPr>
-                <w:sz w:val="18"/>
-              </w:rPr>
-              <w:t>约350行</w:t>
-            </w:r>
-          </w:p>
-        </w:tc>
-        <w:tc>
-          <w:tcPr>
-            <w:tcW w:w="1661" w:type="dxa"/>
-          </w:tcPr>
-          <w:p>
-            <w:r>
-              <w:rPr>
-                <w:sz w:val="18"/>
-              </w:rPr>
-              <w:t>甲（王尚清）</w:t>
-            </w:r>
-          </w:p>
-        </w:tc>
-      </w:tr>
-      <w:tr>
-        <w:tblPrEx>
-          <w:tblBorders>
-            <w:top w:val="single" w:color="auto" w:sz="4" w:space="0"/>
-            <w:left w:val="single" w:color="auto" w:sz="4" w:space="0"/>
-            <w:bottom w:val="single" w:color="auto" w:sz="4" w:space="0"/>
-            <w:right w:val="single" w:color="auto" w:sz="4" w:space="0"/>
-            <w:insideH w:val="single" w:color="auto" w:sz="4" w:space="0"/>
-            <w:insideV w:val="single" w:color="auto" w:sz="4" w:space="0"/>
-          </w:tblBorders>
-          <w:tblCellMar>
-            <w:top w:w="0" w:type="dxa"/>
-            <w:left w:w="108" w:type="dxa"/>
-            <w:bottom w:w="0" w:type="dxa"/>
-            <w:right w:w="108" w:type="dxa"/>
-          </w:tblCellMar>
-        </w:tblPrEx>
-        <w:tc>
-          <w:tcPr>
-            <w:tcW w:w="1661" w:type="dxa"/>
-          </w:tcPr>
-          <w:p>
-            <w:r>
-              <w:rPr>
-                <w:sz w:val="18"/>
-              </w:rPr>
-              <w:t>M5 订单与事务</w:t>
-            </w:r>
-          </w:p>
-        </w:tc>
-        <w:tc>
-          <w:tcPr>
-            <w:tcW w:w="1661" w:type="dxa"/>
-          </w:tcPr>
-          <w:p>
-            <w:r>
-              <w:rPr>
-                <w:sz w:val="18"/>
-              </w:rPr>
-              <w:t>下单/库存扣减/事务提交回滚</w:t>
-            </w:r>
-          </w:p>
-        </w:tc>
-        <w:tc>
-          <w:tcPr>
-            <w:tcW w:w="1661" w:type="dxa"/>
-          </w:tcPr>
-          <w:p>
-            <w:r>
-              <w:rPr>
-                <w:sz w:val="18"/>
-              </w:rPr>
-              <w:t>ClientOrderServlet、OrderServiceImpl</w:t>
-            </w:r>
-          </w:p>
-        </w:tc>
-        <w:tc>
-          <w:tcPr>
-            <w:tcW w:w="1661" w:type="dxa"/>
-          </w:tcPr>
-          <w:p>
-            <w:r>
-              <w:rPr>
-                <w:sz w:val="18"/>
-              </w:rPr>
-              <w:t>约400行</w:t>
-            </w:r>
-          </w:p>
-        </w:tc>
-        <w:tc>
-          <w:tcPr>
-            <w:tcW w:w="1661" w:type="dxa"/>
-          </w:tcPr>
-          <w:p>
-            <w:r>
-              <w:rPr>
-                <w:sz w:val="18"/>
-              </w:rPr>
-              <w:t>乙（待补）</w:t>
-            </w:r>
-          </w:p>
-        </w:tc>
-      </w:tr>
-      <w:tr>
-        <w:tblPrEx>
-          <w:tblBorders>
-            <w:top w:val="single" w:color="auto" w:sz="4" w:space="0"/>
-            <w:left w:val="single" w:color="auto" w:sz="4" w:space="0"/>
-            <w:bottom w:val="single" w:color="auto" w:sz="4" w:space="0"/>
-            <w:right w:val="single" w:color="auto" w:sz="4" w:space="0"/>
-            <w:insideH w:val="single" w:color="auto" w:sz="4" w:space="0"/>
-            <w:insideV w:val="single" w:color="auto" w:sz="4" w:space="0"/>
-          </w:tblBorders>
-          <w:tblCellMar>
-            <w:top w:w="0" w:type="dxa"/>
-            <w:left w:w="108" w:type="dxa"/>
-            <w:bottom w:w="0" w:type="dxa"/>
-            <w:right w:w="108" w:type="dxa"/>
-          </w:tblCellMar>
-        </w:tblPrEx>
-        <w:tc>
-          <w:tcPr>
-            <w:tcW w:w="1661" w:type="dxa"/>
-          </w:tcPr>
-          <w:p>
-            <w:r>
-              <w:rPr>
-                <w:sz w:val="18"/>
-              </w:rPr>
               <w:t>M6 后台管理</w:t>
             </w:r>
           </w:p>
@@ -2504,7 +2172,7 @@
           <w:szCs w:val="28"/>
         </w:rPr>
       </w:pPr>
-      <w:bookmarkStart w:id="1" w:name="_Toc24548"/>
+      <w:bookmarkStart w:id="1" w:name="_Toc12704"/>
       <w:r>
         <w:rPr>
           <w:sz w:val="28"/>
@@ -2524,7 +2192,7 @@
           <w:szCs w:val="24"/>
         </w:rPr>
       </w:pPr>
-      <w:bookmarkStart w:id="2" w:name="_Toc22004"/>
+      <w:bookmarkStart w:id="2" w:name="_Toc9679"/>
       <w:r>
         <w:rPr>
           <w:rFonts w:ascii="Times New Roman" w:hAnsi="Times New Roman"/>
@@ -2713,6 +2381,7 @@
             <w:insideH w:val="single" w:color="auto" w:sz="4" w:space="0"/>
             <w:insideV w:val="single" w:color="auto" w:sz="4" w:space="0"/>
           </w:tblBorders>
+          <w:shd w:val="clear" w:color="auto" w:fill="FFFFFF"/>
           <w:tblCellMar>
             <w:top w:w="15" w:type="dxa"/>
             <w:left w:w="15" w:type="dxa"/>
@@ -2755,7 +2424,7 @@
           </w:tcPr>
           <w:p>
             <w:r>
-              <w:t>M1 用户认证（登录/注册/验证码/查重）；M3 图书浏览与检索（分页/搜索/价格筛选/榜单）；M4 购物车（加购/累加/改量/删除/清空/金额）；M6 后台管理（图书/用户增删改查/发货/总账单）。共 4 个模块 27 条已执行用例，全部自动化。</w:t>
+              <w:t>M3 图书浏览与检索：首页分页（pageNo/pageSize 边界）、按书名/作者搜索（等价类与特殊字符）、翻页链接条件保持、价格区间筛选、销量榜单排序与完整性；M6 后台管理：管理员登录与图书管理列表、新增图书输入校验、修改图书回显与更新、删除图书边界、用户管理新增与重复用户名、总账单对账与发货状态流转。共 2 个模块 12 条用例，全部自动化。</w:t>
             </w:r>
           </w:p>
         </w:tc>
@@ -2770,6 +2439,7 @@
             <w:insideH w:val="single" w:color="auto" w:sz="4" w:space="0"/>
             <w:insideV w:val="single" w:color="auto" w:sz="4" w:space="0"/>
           </w:tblBorders>
+          <w:shd w:val="clear" w:color="auto" w:fill="FFFFFF"/>
           <w:tblCellMar>
             <w:top w:w="15" w:type="dxa"/>
             <w:left w:w="15" w:type="dxa"/>
@@ -2812,7 +2482,7 @@
           </w:tcPr>
           <w:p>
             <w:r>
-              <w:t>① M2 权限控制、M5 订单与事务——由小组成员乙负责，成果待其提交后汇总（用例计划 12 条）；② M1 的注销与个人信息修改、前端样式与交互视觉效果——优先级较低；③ 性能、并发、兼容性、安全性（除已发现的越权/验证码缺陷外）——超出本阶段（模块一：测试基础实践）范畴。</w:t>
+              <w:t>① M1 用户认证、M2 权限控制、M4 购物车、M5 订单与事务——由小组其他成员负责，不在本报告范围；② 后台管理的图书列表多页翻页组合、订单详情页样式——优先级较低，用例额度分配给了缺陷更集中的路径；③ 性能、并发、兼容性、前端样式——超出本阶段（模块一：测试基础实践）范畴。</w:t>
             </w:r>
           </w:p>
         </w:tc>
@@ -2827,6 +2497,7 @@
             <w:insideH w:val="single" w:color="auto" w:sz="4" w:space="0"/>
             <w:insideV w:val="single" w:color="auto" w:sz="4" w:space="0"/>
           </w:tblBorders>
+          <w:shd w:val="clear" w:color="auto" w:fill="FFFFFF"/>
           <w:tblCellMar>
             <w:top w:w="15" w:type="dxa"/>
             <w:left w:w="15" w:type="dxa"/>
@@ -2894,7 +2565,7 @@
           <w:szCs w:val="24"/>
         </w:rPr>
       </w:pPr>
-      <w:bookmarkStart w:id="3" w:name="_Toc25397"/>
+      <w:bookmarkStart w:id="3" w:name="_Toc9602"/>
       <w:r>
         <w:rPr>
           <w:rFonts w:ascii="Times New Roman" w:hAnsi="Times New Roman"/>
@@ -2919,7 +2590,7 @@
           <w:iCs/>
           <w:color w:val="0000FF"/>
         </w:rPr>
-        <w:t>黑盒方法按被测对象的输入域特征选择，全组共使用等价类划分、边界值分析、场景法三种（满足≥2种要求）：</w:t>
+        <w:t>黑盒方法按被测对象的输入域特征选择，本报告使用等价类划分、边界值分析、场景法三种（满足≥2种要求）：</w:t>
       </w:r>
       <w:r>
         <w:rPr>
@@ -2933,7 +2604,7 @@
           <w:iCs/>
           <w:color w:val="0000FF"/>
         </w:rPr>
-        <w:t>（1）等价类划分：用于输入域可明显划分合法/非法类的功能，如登录凭证（存在/不存在/密码对错）、用户名查重、新增图书（合法值/空值/负值/类型非法值）——从每类取代表值暴露校验缺失。</w:t>
+        <w:t>（1）等价类划分：用于输入域可明显划分合法/非法类的功能，如搜索词（命中书名/命中作者/不存在词/注入串）、新增图书（合法值/空值/负值/类型非法值）、新增用户（新用户名/重复用户名）——从每类取代表值暴露校验缺失。</w:t>
       </w:r>
       <w:r>
         <w:rPr>
@@ -2947,7 +2618,7 @@
           <w:iCs/>
           <w:color w:val="0000FF"/>
         </w:rPr>
-        <w:t>（2）边界值分析：用于有数值边界或长度边界的参数，如分页 pageNo/pageSize（0、-1、超大、非数字）、价格区间 min/max（相等、交叉、小数）、购物车数量（0、负数、超大、非数字）——缺陷集中出现在边界处。</w:t>
+        <w:t>（2）边界值分析：用于有数值边界的参数，如分页 pageNo/pageSize（0、-1、超大、非数字）、价格区间 min/max（相等、交叉、小数）、删除图书 id（存在/极大不存在/非数字）——7 条 NG 用例中 5 条由边界输入触发，验证了边界值法对本系统的针对性。</w:t>
       </w:r>
       <w:r>
         <w:rPr>
@@ -2961,7 +2632,7 @@
           <w:iCs/>
           <w:color w:val="0000FF"/>
         </w:rPr>
-        <w:t>（3）场景法：用于多步骤业务流程与权限路径，如管理员登录→后台管理全流程、搜索→翻页链接完整性、总账单对账、发货状态流转。</w:t>
+        <w:t>（3）场景法：用于多步骤业务流程，如管理员登录→后台管理全流程（含未登录对照组）、搜索→翻页链接完整性、总账单对账（页面统计 vs 直查库）、发货状态流转（status 0→1）。</w:t>
       </w:r>
       <w:r>
         <w:rPr>
@@ -2975,7 +2646,7 @@
           <w:iCs/>
           <w:color w:val="0000FF"/>
         </w:rPr>
-        <w:t>白盒手段上，采用 JUnit 单元测试直调被测类（Cart/CartItem 金额计算、注册密码一致性），甲另以 JDK 动态代理 Stub 模拟 HttpServletRequest/Response 绕过验证码构造前置条件；其余用例均为 HTTP 集成测试打真实 Servlet，并以 JDBC 直连数据库断言落库结果（黑盒+数据库校验结合）。</w:t>
+        <w:t>白盒手段上，测试前对被测模块源码走查（分页取模运算、URL 拼接、SQL 常量），指导用例设计（如 LIMIT 1,50 可疑点）；执行层为 HTTP 集成测试：HttpURLConnection 向运行中的 /Book 发真实请求，并以 JDBC 直连数据库断言落库结果。</w:t>
       </w:r>
     </w:p>
     <w:p>
@@ -2988,7 +2659,7 @@
           <w:szCs w:val="24"/>
         </w:rPr>
       </w:pPr>
-      <w:bookmarkStart w:id="4" w:name="_Toc31632"/>
+      <w:bookmarkStart w:id="4" w:name="_Toc7193"/>
       <w:r>
         <w:rPr>
           <w:rFonts w:ascii="Times New Roman" w:hAnsi="Times New Roman"/>
@@ -3013,7 +2684,7 @@
           <w:iCs/>
           <w:color w:val="0000FF"/>
         </w:rPr>
-        <w:t>测试在小组两台开发机上分别完成，被测系统与测试代码运行条件如下：</w:t>
+        <w:t>被测系统与测试代码运行条件（本机）：操作系统 Windows 11 家庭版；JDK 11（测试进程，编译 -encoding UTF-8）；Tomcat 9（context path=/Book，端口 8080）；MySQL 8.0（库名 book）。因项目自带 mysql-connector 5.1.7 驱动不支持 MySQL 8.0 默认的 caching_sha2_password 认证，创建专用账号 bookstore/123456（mysql_native_password，仅授权 book 库）适配，同步修改 src/jdbc.properties。</w:t>
       </w:r>
       <w:r>
         <w:rPr>
@@ -3027,7 +2698,7 @@
           <w:iCs/>
           <w:color w:val="0000FF"/>
         </w:rPr>
-        <w:t>机器A（甲）：Windows 11 专业版；Temurin JDK 1.8.0_504；Tomcat 9.0.121（context path=/Book）；MySQL 5.7.44（root/12345，见 src/jdbc.properties）；JUnit 4.12 + hamcrest 1.3。</w:t>
+        <w:t>测试代码运行条件：JUnit 4.12 + hamcrest-core 1.3 + mysql-connector 5.1.7（已复制到 tests/lib/，无需 Maven）；一键运行脚本 tests/run-tests.bat（编译 src/*.java → JUnitCore 执行 → 输出逐用例结果与汇总）。</w:t>
       </w:r>
       <w:r>
         <w:rPr>
@@ -3041,21 +2712,7 @@
           <w:iCs/>
           <w:color w:val="0000FF"/>
         </w:rPr>
-        <w:t>机器B（丙）：Windows 11 家庭版；JDK 11（测试进程）；Tomcat 9（context path=/Book，端口 8080）；MySQL 8.0（专用账号 bookstore/123456，因项目自带 mysql-connector 5.1.7 不支持 8.0 默认认证方式，创建 mysql_native_password 账号适配）；JUnit 4.12。</w:t>
-      </w:r>
-      <w:r>
-        <w:rPr>
-          <w:iCs/>
-          <w:color w:val="0000FF"/>
-        </w:rPr>
-        <w:br w:type="textWrapping"/>
-      </w:r>
-      <w:r>
-        <w:rPr>
-          <w:iCs/>
-          <w:color w:val="0000FF"/>
-        </w:rPr>
-        <w:t>被测应用账号：管理员 admin/admin；测试造数账号 cp_test_01 等（用后清理）。数据库由 sql/bookstore.sql 初始化（29 本图书、admin 用户、sales/stock 各 100）。两台机器版本不同（JDK8/11、MySQL5.7/8.0）但测试结果一致，说明被测系统对运行环境具备基本可移植性。</w:t>
+        <w:t>被测应用账号：管理员 admin/admin；测试造数：cp_test_01 用户、CPTEST/CPDEL 标记图书、CPTEST_ORDER_1 临时订单（全部用后清理）。数据库由 sql/bookstore.sql 初始化（29 本图书、admin 用户、sales/stock 各 100）。</w:t>
       </w:r>
     </w:p>
     <w:p>
@@ -3078,7 +2735,7 @@
         </w:rPr>
       </w:pPr>
       <w:bookmarkStart w:id="5" w:name="_Toc35958953"/>
-      <w:bookmarkStart w:id="6" w:name="_Toc1750"/>
+      <w:bookmarkStart w:id="6" w:name="_Toc30705"/>
       <w:r>
         <w:rPr>
           <w:sz w:val="28"/>
@@ -3099,7 +2756,7 @@
           <w:szCs w:val="24"/>
         </w:rPr>
       </w:pPr>
-      <w:bookmarkStart w:id="7" w:name="_Toc27118"/>
+      <w:bookmarkStart w:id="7" w:name="_Toc893"/>
       <w:r>
         <w:rPr>
           <w:rFonts w:ascii="Times New Roman" w:hAnsi="Times New Roman"/>
@@ -3321,6 +2978,7 @@
             <w:insideH w:val="single" w:color="auto" w:sz="4" w:space="0"/>
             <w:insideV w:val="single" w:color="auto" w:sz="4" w:space="0"/>
           </w:tblBorders>
+          <w:shd w:val="clear" w:color="auto" w:fill="FFFFFF"/>
           <w:tblCellMar>
             <w:top w:w="15" w:type="dxa"/>
             <w:left w:w="15" w:type="dxa"/>
@@ -3363,7 +3021,7 @@
           </w:tcPr>
           <w:p>
             <w:r>
-              <w:t>8</w:t>
+              <w:t>3</w:t>
             </w:r>
           </w:p>
         </w:tc>
@@ -3375,7 +3033,7 @@
           </w:tcPr>
           <w:p>
             <w:r>
-              <w:t>29.6%</w:t>
+              <w:t>25.0%</w:t>
             </w:r>
           </w:p>
         </w:tc>
@@ -3393,7 +3051,7 @@
           </w:tcPr>
           <w:p>
             <w:r>
-              <w:t>8</w:t>
+              <w:t>3</w:t>
             </w:r>
           </w:p>
         </w:tc>
@@ -3408,6 +3066,7 @@
             <w:insideH w:val="single" w:color="auto" w:sz="4" w:space="0"/>
             <w:insideV w:val="single" w:color="auto" w:sz="4" w:space="0"/>
           </w:tblBorders>
+          <w:shd w:val="clear" w:color="auto" w:fill="FFFFFF"/>
           <w:tblCellMar>
             <w:top w:w="15" w:type="dxa"/>
             <w:left w:w="15" w:type="dxa"/>
@@ -3554,6 +3213,7 @@
             <w:insideH w:val="single" w:color="auto" w:sz="4" w:space="0"/>
             <w:insideV w:val="single" w:color="auto" w:sz="4" w:space="0"/>
           </w:tblBorders>
+          <w:shd w:val="clear" w:color="auto" w:fill="FFFFFF"/>
           <w:tblCellMar>
             <w:top w:w="15" w:type="dxa"/>
             <w:left w:w="15" w:type="dxa"/>
@@ -3582,7 +3242,7 @@
           </w:tcPr>
           <w:p>
             <w:r>
-              <w:t>6</w:t>
+              <w:t>4</w:t>
             </w:r>
           </w:p>
         </w:tc>
@@ -3593,7 +3253,7 @@
           </w:tcPr>
           <w:p>
             <w:r>
-              <w:t>22.2%</w:t>
+              <w:t>33.3%</w:t>
             </w:r>
           </w:p>
         </w:tc>
@@ -3604,7 +3264,7 @@
           </w:tcPr>
           <w:p>
             <w:r>
-              <w:t>6</w:t>
+              <w:t>4</w:t>
             </w:r>
           </w:p>
         </w:tc>
@@ -3619,6 +3279,7 @@
             <w:insideH w:val="single" w:color="auto" w:sz="4" w:space="0"/>
             <w:insideV w:val="single" w:color="auto" w:sz="4" w:space="0"/>
           </w:tblBorders>
+          <w:shd w:val="clear" w:color="auto" w:fill="FFFFFF"/>
           <w:tblCellMar>
             <w:top w:w="15" w:type="dxa"/>
             <w:left w:w="15" w:type="dxa"/>
@@ -3647,7 +3308,7 @@
           </w:tcPr>
           <w:p>
             <w:r>
-              <w:t>13</w:t>
+              <w:t>5</w:t>
             </w:r>
           </w:p>
         </w:tc>
@@ -3658,7 +3319,7 @@
           </w:tcPr>
           <w:p>
             <w:r>
-              <w:t>48.1%</w:t>
+              <w:t>41.7%</w:t>
             </w:r>
           </w:p>
         </w:tc>
@@ -3669,7 +3330,7 @@
           </w:tcPr>
           <w:p>
             <w:r>
-              <w:t>13</w:t>
+              <w:t>5</w:t>
             </w:r>
           </w:p>
         </w:tc>
@@ -3684,6 +3345,7 @@
             <w:insideH w:val="single" w:color="auto" w:sz="4" w:space="0"/>
             <w:insideV w:val="single" w:color="auto" w:sz="4" w:space="0"/>
           </w:tblBorders>
+          <w:shd w:val="clear" w:color="auto" w:fill="FFFFFF"/>
           <w:tblCellMar>
             <w:top w:w="15" w:type="dxa"/>
             <w:left w:w="15" w:type="dxa"/>
@@ -3701,7 +3363,7 @@
           </w:tcPr>
           <w:p>
             <w:r>
-              <w:t>合计（已执行）</w:t>
+              <w:t>合计</w:t>
             </w:r>
           </w:p>
         </w:tc>
@@ -3712,7 +3374,7 @@
           </w:tcPr>
           <w:p>
             <w:r>
-              <w:t>27（乙M2/M5计划12条待补，总计39）</w:t>
+              <w:t>12</w:t>
             </w:r>
           </w:p>
         </w:tc>
@@ -3723,7 +3385,7 @@
           </w:tcPr>
           <w:p>
             <w:r>
-              <w:t>—</w:t>
+              <w:t>100%</w:t>
             </w:r>
           </w:p>
         </w:tc>
@@ -3734,7 +3396,7 @@
           </w:tcPr>
           <w:p>
             <w:r>
-              <w:t>27（100%，≥24达标）</w:t>
+              <w:t>12（100%自动化）</w:t>
             </w:r>
           </w:p>
         </w:tc>
@@ -3750,7 +3412,7 @@
           <w:szCs w:val="24"/>
         </w:rPr>
       </w:pPr>
-      <w:bookmarkStart w:id="8" w:name="_Toc27676"/>
+      <w:bookmarkStart w:id="8" w:name="_Toc10704"/>
       <w:r>
         <w:rPr>
           <w:rFonts w:ascii="Times New Roman" w:hAnsi="Times New Roman"/>
@@ -3775,7 +3437,7 @@
           <w:iCs/>
           <w:color w:val="0000FF"/>
         </w:rPr>
-        <w:t>1. ('BS-IT-004 登录不校验验证码（甲，场景法）', '输入：正确用户名密码、不带验证码参数直接 POST /userServlet?action=login。预期：应校验 KAPTCHA_SESSION_KEY，验证码缺失时拒绝登录。实际：HTTP 200 直接登录成功——验证码形同虚设。设计依据：阅读 UserServlet.login() 发现只取 username/password，与 regist() 形成对照（后者校验验证码），属定向缺陷验证用例，可演示暴力破解风险。')</w:t>
+        <w:t>1. ('BS-IT-041 首页分页 pageNo 边界容错（边界值法）', '输入：pageNo=1/0/-1/99999/abc。预期：越界与非法值分别回退第 1 页/末页，非数字取默认 1，全部 HTTP 200。实际：与预期一致（本模块为数不多的容错正确点，作为对照）。设计依据：pageNo 经 WebUtils.parseInt 解析且 Service 层有 pageNo&lt;1 / &gt;pageTotal 双向归一，边界值五点全覆盖验证该归一逻辑。')</w:t>
       </w:r>
       <w:r>
         <w:rPr>
@@ -3789,7 +3451,7 @@
           <w:iCs/>
           <w:color w:val="0000FF"/>
         </w:rPr>
-        <w:t>2. ('BS-IT-042 分页 pageSize 边界（丙，边界值法）', '输入：pageSize=6/abc/0/-1。预期：非法值容错为默认每页 4 条，不应服务器错误。实际：pageSize=0 返回 500（pageTotalCount%pageSize 除零 ArithmeticException）；-1 返回 500（LIMIT 负数 SQL 错误）。设计依据：BookServiceImpl.page() 中 pageSize 直接参与取模与 LIMIT，为典型边界缺陷点。')</w:t>
+        <w:t>2. ('BS-IT-042 分页 pageSize 边界（边界值法）', '输入：pageSize=6/abc/0/-1。预期：非法值容错为默认每页 4 条，不应服务器错误。实际：pageSize=0 返回 500（pageTotalCount%pageSize 除零 ArithmeticException）；-1 返回 500（LIMIT 负数 SQL 错误）。设计依据：BookServiceImpl.page() 中 pageSize 直接参与取模与 LIMIT，为典型边界缺陷点。')</w:t>
       </w:r>
       <w:r>
         <w:rPr>
@@ -3803,7 +3465,7 @@
           <w:iCs/>
           <w:color w:val="0000FF"/>
         </w:rPr>
-        <w:t>3. ('BS-IT-044 搜索翻页链接未 URL 编码（丙，场景法）', '输入：nameorauthor="三 体"（含空格）与 a&amp;b（含连接符）搜索后检查翻页 href。预期：参数值 URL 编码，翻页后搜索条件完整。实际：href 中原始字符拼接（ClientBookServlet 第 48 行），点击下一页后搜索词截断、条件丢失。设计依据：代码走查发现分页 URL 拼接未编码，属缺陷定向验证。')</w:t>
+        <w:t>3. ('BS-IT-044 搜索翻页链接未 URL 编码（场景法/缺陷定向）', '输入：nameorauthor="三 体"（含空格）与 a&amp;b（含连接符）搜索后检查翻页 href。预期：参数值 URL 编码，翻页后搜索条件完整。实际：href 中原始字符拼接（ClientBookServlet 第 48 行），点击下一页后搜索词截断、条件丢失。设计依据：代码走查发现分页 URL 拼接未编码，属缺陷定向验证。')</w:t>
       </w:r>
       <w:r>
         <w:rPr>
@@ -3817,7 +3479,7 @@
           <w:iCs/>
           <w:color w:val="0000FF"/>
         </w:rPr>
-        <w:t>4. ('BS-IT-046 销量榜单跳过第一名（丙，缺陷定向）', '输入：造数将 id=1 图书销量改为全库最高（999），请求榜单后还原。预期：榜单含销量第一名。实际：不含——SQL 为 ORDER BY sales DESC LIMIT 1,50，偏移量 1 跳过第一名（BookDaoImpl 第 88 行）。设计依据：代码走查发现 LIMIT 常量可疑，通过造数使缺陷可见。')</w:t>
+        <w:t>4. ('BS-IT-045 价格区间筛选边界（边界值+等价类）', '输入：min,max=(10,30)/(57,57)/(100,10)/(56.5,56.5)。预期：区间结果与库一致、精确匹配、交叉区间有提示、小数正常筛选。实际：前两项正确；min&gt;max 静默空列表无提示；56.5 被 parseInt 按整数解析失败后静默回退为无筛选（页面显示全部图书）。设计依据：价格为 DECIMAL 而解析按 int，类型不匹配是天然边界缺陷点。')</w:t>
       </w:r>
       <w:r>
         <w:rPr>
@@ -3831,7 +3493,7 @@
           <w:iCs/>
           <w:color w:val="0000FF"/>
         </w:rPr>
-        <w:t>5. ('BS-IT-102 新增图书输入校验（丙，等价类法）', '输入：合法图书 / 空书名 / 负价格 / 非数字价格四类代表值。预期：后三类被服务端校验拒绝。实际：全部直接入库（空名存空串、负价入库、abc 以 NULL 入库）。设计依据：add() 链路无任何校验，BeanUtils 转换异常被吞，属校验缺失型缺陷。')</w:t>
+        <w:t>5. ('BS-IT-046 销量榜单跳过第一名（缺陷定向）', '输入：造数将 id=1 图书销量改为全库最高（999），请求榜单后还原。预期：榜单含销量第一名。实际：不含——SQL 为 ORDER BY sales DESC LIMIT 1,50，偏移量 1 跳过第一名（BookDaoImpl 第 88 行）。设计依据：代码走查发现 LIMIT 常量可疑，通过造数使缺陷可见。')</w:t>
       </w:r>
       <w:r>
         <w:rPr>
@@ -3845,7 +3507,7 @@
           <w:iCs/>
           <w:color w:val="0000FF"/>
         </w:rPr>
-        <w:t>6. ('BS-IT-065 购物车数量改负数（甲，边界值法）', '输入：updateCount&amp;count=-5。预期：拒绝或修正为合法值。实际：数量 -5 生效，总数量与总金额为负，可进一步生成负金额订单。设计依据：Cart.updateCount 无下界校验，负数直接进入金额计算，危害数据正确性。')</w:t>
+        <w:t>6. ('BS-IT-102 新增图书输入校验（等价类法）', '输入：合法图书 / 空书名 / 负价格 / 非数字价格四类代表值。预期：后三类被服务端校验拒绝。实际：全部直接入库（空名存空串、负价入库、abc 以 NULL 入库）。设计依据：add() 链路无任何校验，BeanUtils 转换异常被吞，属校验缺失型缺陷。')</w:t>
       </w:r>
     </w:p>
     <w:p>
@@ -3858,7 +3520,7 @@
           <w:szCs w:val="24"/>
         </w:rPr>
       </w:pPr>
-      <w:bookmarkStart w:id="9" w:name="_Toc29857"/>
+      <w:bookmarkStart w:id="9" w:name="_Toc10600"/>
       <w:r>
         <w:rPr>
           <w:rFonts w:ascii="Times New Roman" w:hAnsi="Times New Roman"/>
@@ -4090,7 +3752,7 @@
           </w:tcPr>
           <w:p>
             <w:r>
-              <w:t>M1 用户认证</w:t>
+              <w:t>M3 图书浏览与检索</w:t>
             </w:r>
           </w:p>
         </w:tc>
@@ -4100,7 +3762,7 @@
           </w:tcPr>
           <w:p>
             <w:r>
-              <w:t>登录凭证校验、验证码防绕过、注册合法性、用户名查重</w:t>
+              <w:t>分页参数容错、搜索模糊匹配与注入防护、翻页条件保持、价格区间筛选、榜单正确性</w:t>
             </w:r>
           </w:p>
         </w:tc>
@@ -4110,7 +3772,7 @@
           </w:tcPr>
           <w:p>
             <w:r>
-              <w:t>7</w:t>
+              <w:t>6</w:t>
             </w:r>
           </w:p>
         </w:tc>
@@ -4151,7 +3813,7 @@
           </w:tcPr>
           <w:p>
             <w:r>
-              <w:t>M2 权限控制</w:t>
+              <w:t>M6 后台管理</w:t>
             </w:r>
           </w:p>
         </w:tc>
@@ -4161,7 +3823,7 @@
           </w:tcPr>
           <w:p>
             <w:r>
-              <w:t>前后台隔离、未登录/普通用户越权（乙负责，待汇总）</w:t>
+              <w:t>管理员访问控制（对照）、图书增删改查合法性、编辑回显、重复用户名处理、发货流转、账单对账</w:t>
             </w:r>
           </w:p>
         </w:tc>
@@ -4171,7 +3833,7 @@
           </w:tcPr>
           <w:p>
             <w:r>
-              <w:t>5（待乙补充）</w:t>
+              <w:t>6</w:t>
             </w:r>
           </w:p>
         </w:tc>
@@ -4202,7 +3864,7 @@
           </w:tcPr>
           <w:p>
             <w:r>
-              <w:t>3</w:t>
+              <w:t>合计</w:t>
             </w:r>
           </w:p>
         </w:tc>
@@ -4212,7 +3874,7 @@
           </w:tcPr>
           <w:p>
             <w:r>
-              <w:t>M3 图书浏览与检索</w:t>
+              <w:t>—</w:t>
             </w:r>
           </w:p>
         </w:tc>
@@ -4222,7 +3884,7 @@
           </w:tcPr>
           <w:p>
             <w:r>
-              <w:t>分页参数容错、搜索模糊匹配、翻页条件保持、价格区间、榜单正确性</w:t>
+              <w:t>—</w:t>
             </w:r>
           </w:p>
         </w:tc>
@@ -4232,251 +3894,7 @@
           </w:tcPr>
           <w:p>
             <w:r>
-              <w:t>6</w:t>
-            </w:r>
-          </w:p>
-        </w:tc>
-      </w:tr>
-      <w:tr>
-        <w:tblPrEx>
-          <w:tblBorders>
-            <w:top w:val="single" w:color="auto" w:sz="4" w:space="0"/>
-            <w:left w:val="single" w:color="auto" w:sz="4" w:space="0"/>
-            <w:bottom w:val="single" w:color="auto" w:sz="4" w:space="0"/>
-            <w:right w:val="single" w:color="auto" w:sz="4" w:space="0"/>
-            <w:insideH w:val="single" w:color="auto" w:sz="4" w:space="0"/>
-            <w:insideV w:val="single" w:color="auto" w:sz="4" w:space="0"/>
-          </w:tblBorders>
-          <w:tblCellMar>
-            <w:top w:w="0" w:type="dxa"/>
-            <w:left w:w="108" w:type="dxa"/>
-            <w:bottom w:w="0" w:type="dxa"/>
-            <w:right w:w="108" w:type="dxa"/>
-          </w:tblCellMar>
-        </w:tblPrEx>
-        <w:trPr>
-          <w:jc w:val="center"/>
-        </w:trPr>
-        <w:tc>
-          <w:tcPr>
-            <w:tcW w:w="826" w:type="dxa"/>
-          </w:tcPr>
-          <w:p>
-            <w:r>
-              <w:t>4</w:t>
-            </w:r>
-          </w:p>
-        </w:tc>
-        <w:tc>
-          <w:tcPr>
-            <w:tcW w:w="1863" w:type="dxa"/>
-          </w:tcPr>
-          <w:p>
-            <w:r>
-              <w:t>M4 购物车</w:t>
-            </w:r>
-          </w:p>
-        </w:tc>
-        <w:tc>
-          <w:tcPr>
-            <w:tcW w:w="3518" w:type="dxa"/>
-          </w:tcPr>
-          <w:p>
-            <w:r>
-              <w:t>加购累加、数量边界、金额精度、空车操作</w:t>
-            </w:r>
-          </w:p>
-        </w:tc>
-        <w:tc>
-          <w:tcPr>
-            <w:tcW w:w="2089" w:type="dxa"/>
-          </w:tcPr>
-          <w:p>
-            <w:r>
-              <w:t>8</w:t>
-            </w:r>
-          </w:p>
-        </w:tc>
-      </w:tr>
-      <w:tr>
-        <w:tblPrEx>
-          <w:tblBorders>
-            <w:top w:val="single" w:color="auto" w:sz="4" w:space="0"/>
-            <w:left w:val="single" w:color="auto" w:sz="4" w:space="0"/>
-            <w:bottom w:val="single" w:color="auto" w:sz="4" w:space="0"/>
-            <w:right w:val="single" w:color="auto" w:sz="4" w:space="0"/>
-            <w:insideH w:val="single" w:color="auto" w:sz="4" w:space="0"/>
-            <w:insideV w:val="single" w:color="auto" w:sz="4" w:space="0"/>
-          </w:tblBorders>
-          <w:tblCellMar>
-            <w:top w:w="0" w:type="dxa"/>
-            <w:left w:w="108" w:type="dxa"/>
-            <w:bottom w:w="0" w:type="dxa"/>
-            <w:right w:w="108" w:type="dxa"/>
-          </w:tblCellMar>
-        </w:tblPrEx>
-        <w:trPr>
-          <w:jc w:val="center"/>
-        </w:trPr>
-        <w:tc>
-          <w:tcPr>
-            <w:tcW w:w="826" w:type="dxa"/>
-          </w:tcPr>
-          <w:p>
-            <w:r>
-              <w:t>5</w:t>
-            </w:r>
-          </w:p>
-        </w:tc>
-        <w:tc>
-          <w:tcPr>
-            <w:tcW w:w="1863" w:type="dxa"/>
-          </w:tcPr>
-          <w:p>
-            <w:r>
-              <w:t>M5 订单与事务</w:t>
-            </w:r>
-          </w:p>
-        </w:tc>
-        <w:tc>
-          <w:tcPr>
-            <w:tcW w:w="3518" w:type="dxa"/>
-          </w:tcPr>
-          <w:p>
-            <w:r>
-              <w:t>下单链路、库存边界、事务回滚（乙负责，待汇总）</w:t>
-            </w:r>
-          </w:p>
-        </w:tc>
-        <w:tc>
-          <w:tcPr>
-            <w:tcW w:w="2089" w:type="dxa"/>
-          </w:tcPr>
-          <w:p>
-            <w:r>
-              <w:t>7（待乙补充）</w:t>
-            </w:r>
-          </w:p>
-        </w:tc>
-      </w:tr>
-      <w:tr>
-        <w:tblPrEx>
-          <w:tblBorders>
-            <w:top w:val="single" w:color="auto" w:sz="4" w:space="0"/>
-            <w:left w:val="single" w:color="auto" w:sz="4" w:space="0"/>
-            <w:bottom w:val="single" w:color="auto" w:sz="4" w:space="0"/>
-            <w:right w:val="single" w:color="auto" w:sz="4" w:space="0"/>
-            <w:insideH w:val="single" w:color="auto" w:sz="4" w:space="0"/>
-            <w:insideV w:val="single" w:color="auto" w:sz="4" w:space="0"/>
-          </w:tblBorders>
-          <w:tblCellMar>
-            <w:top w:w="0" w:type="dxa"/>
-            <w:left w:w="108" w:type="dxa"/>
-            <w:bottom w:w="0" w:type="dxa"/>
-            <w:right w:w="108" w:type="dxa"/>
-          </w:tblCellMar>
-        </w:tblPrEx>
-        <w:trPr>
-          <w:jc w:val="center"/>
-        </w:trPr>
-        <w:tc>
-          <w:tcPr>
-            <w:tcW w:w="826" w:type="dxa"/>
-          </w:tcPr>
-          <w:p>
-            <w:r>
-              <w:t>6</w:t>
-            </w:r>
-          </w:p>
-        </w:tc>
-        <w:tc>
-          <w:tcPr>
-            <w:tcW w:w="1863" w:type="dxa"/>
-          </w:tcPr>
-          <w:p>
-            <w:r>
-              <w:t>M6 后台管理</w:t>
-            </w:r>
-          </w:p>
-        </w:tc>
-        <w:tc>
-          <w:tcPr>
-            <w:tcW w:w="3518" w:type="dxa"/>
-          </w:tcPr>
-          <w:p>
-            <w:r>
-              <w:t>图书/用户增删改查合法性、回显正确性、发货流转、账单对账</w:t>
-            </w:r>
-          </w:p>
-        </w:tc>
-        <w:tc>
-          <w:tcPr>
-            <w:tcW w:w="2089" w:type="dxa"/>
-          </w:tcPr>
-          <w:p>
-            <w:r>
-              <w:t>6</w:t>
-            </w:r>
-          </w:p>
-        </w:tc>
-      </w:tr>
-      <w:tr>
-        <w:tblPrEx>
-          <w:tblBorders>
-            <w:top w:val="single" w:color="auto" w:sz="4" w:space="0"/>
-            <w:left w:val="single" w:color="auto" w:sz="4" w:space="0"/>
-            <w:bottom w:val="single" w:color="auto" w:sz="4" w:space="0"/>
-            <w:right w:val="single" w:color="auto" w:sz="4" w:space="0"/>
-            <w:insideH w:val="single" w:color="auto" w:sz="4" w:space="0"/>
-            <w:insideV w:val="single" w:color="auto" w:sz="4" w:space="0"/>
-          </w:tblBorders>
-          <w:tblCellMar>
-            <w:top w:w="0" w:type="dxa"/>
-            <w:left w:w="108" w:type="dxa"/>
-            <w:bottom w:w="0" w:type="dxa"/>
-            <w:right w:w="108" w:type="dxa"/>
-          </w:tblCellMar>
-        </w:tblPrEx>
-        <w:trPr>
-          <w:jc w:val="center"/>
-        </w:trPr>
-        <w:tc>
-          <w:tcPr>
-            <w:tcW w:w="826" w:type="dxa"/>
-          </w:tcPr>
-          <w:p>
-            <w:r>
-              <w:t>合计</w:t>
-            </w:r>
-          </w:p>
-        </w:tc>
-        <w:tc>
-          <w:tcPr>
-            <w:tcW w:w="1863" w:type="dxa"/>
-          </w:tcPr>
-          <w:p>
-            <w:r>
-              <w:t>—</w:t>
-            </w:r>
-          </w:p>
-        </w:tc>
-        <w:tc>
-          <w:tcPr>
-            <w:tcW w:w="3518" w:type="dxa"/>
-          </w:tcPr>
-          <w:p>
-            <w:r>
-              <w:t>—</w:t>
-            </w:r>
-          </w:p>
-        </w:tc>
-        <w:tc>
-          <w:tcPr>
-            <w:tcW w:w="2089" w:type="dxa"/>
-          </w:tcPr>
-          <w:p>
-            <w:r>
-              <w:t>27 已执行 / 39 计划</w:t>
+              <w:t>12</w:t>
             </w:r>
           </w:p>
         </w:tc>
@@ -4491,7 +3909,7 @@
           <w:szCs w:val="28"/>
         </w:rPr>
       </w:pPr>
-      <w:bookmarkStart w:id="10" w:name="_Toc14742"/>
+      <w:bookmarkStart w:id="10" w:name="_Toc10905"/>
       <w:r>
         <w:rPr>
           <w:sz w:val="28"/>
@@ -4511,7 +3929,7 @@
           <w:szCs w:val="24"/>
         </w:rPr>
       </w:pPr>
-      <w:bookmarkStart w:id="11" w:name="_Toc27679"/>
+      <w:bookmarkStart w:id="11" w:name="_Toc24587"/>
       <w:r>
         <w:rPr>
           <w:rFonts w:ascii="Times New Roman" w:hAnsi="Times New Roman"/>
@@ -4537,7 +3955,7 @@
           <w:iCs/>
           <w:color w:val="0000FF"/>
         </w:rPr>
-        <w:t>测试框架：JUnit 4.12（项目自带 jar，不引入 Maven）。小组按成员分两个并行测试工程，入口均为一键脚本：</w:t>
+        <w:t>测试框架：JUnit 4.12（项目自带 jar，不引入 Maven，符合无构建工具的 Java EE 工程现状）。</w:t>
       </w:r>
       <w:r>
         <w:rPr>
@@ -4555,7 +3973,7 @@
           <w:iCs/>
           <w:color w:val="0000FF"/>
         </w:rPr>
-        <w:t>工程A（甲，仓库根目录）：run-tests.bat + src/com/yj/test/{common, m1, m4}，含 HttpTestClient（自动管理 JSESSIONID）、MockHttp（JDK 动态代理桩，绕过验证码）、TestDb（JDBC 断言）。</w:t>
+        <w:t>工程结构（tests/ 目录）：</w:t>
       </w:r>
       <w:r>
         <w:rPr>
@@ -4573,7 +3991,7 @@
           <w:iCs/>
           <w:color w:val="0000FF"/>
         </w:rPr>
-        <w:t>工程B（丙，tests/ 目录）：run-tests.bat + src/{HttpTestUtil, M3BookBrowseTest, M6ManagerTest} + lib/（自带 junit/hamcrest/mysql 驱动）。</w:t>
+        <w:t>├── run-tests.bat          一键运行：编译 → JUnitCore 执行 → 输出逐用例结果与汇总</w:t>
       </w:r>
       <w:r>
         <w:rPr>
@@ -4591,7 +4009,97 @@
           <w:iCs/>
           <w:color w:val="0000FF"/>
         </w:rPr>
-        <w:t>两层测试路线覆盖黑白盒：单元测试（白盒）直调被测方法（BS-UT-006/061/062）；集成测试（黑盒）经 HttpURLConnection 向运行中的 /Book 发真实 HTTP 请求并以 JDBC 断言数据库结果。</w:t>
+        <w:t>├── lib/                   junit-4.12 / hamcrest-core-1.3 / mysql-connector-5.1.7（自包含，克隆即用）</w:t>
+      </w:r>
+      <w:r>
+        <w:rPr>
+          <w:b/>
+          <w:bCs/>
+          <w:iCs/>
+          <w:color w:val="0000FF"/>
+        </w:rPr>
+        <w:br w:type="textWrapping"/>
+      </w:r>
+      <w:r>
+        <w:rPr>
+          <w:b/>
+          <w:bCs/>
+          <w:iCs/>
+          <w:color w:val="0000FF"/>
+        </w:rPr>
+        <w:t>└── src/</w:t>
+      </w:r>
+      <w:r>
+        <w:rPr>
+          <w:b/>
+          <w:bCs/>
+          <w:iCs/>
+          <w:color w:val="0000FF"/>
+        </w:rPr>
+        <w:br w:type="textWrapping"/>
+      </w:r>
+      <w:r>
+        <w:rPr>
+          <w:b/>
+          <w:bCs/>
+          <w:iCs/>
+          <w:color w:val="0000FF"/>
+        </w:rPr>
+        <w:t xml:space="preserve">    ├── HttpTestUtil.java      测试基础设施：HTTP 请求（会话保持+手动重定向）+ JDBC 造数断言</w:t>
+      </w:r>
+      <w:r>
+        <w:rPr>
+          <w:b/>
+          <w:bCs/>
+          <w:iCs/>
+          <w:color w:val="0000FF"/>
+        </w:rPr>
+        <w:br w:type="textWrapping"/>
+      </w:r>
+      <w:r>
+        <w:rPr>
+          <w:b/>
+          <w:bCs/>
+          <w:iCs/>
+          <w:color w:val="0000FF"/>
+        </w:rPr>
+        <w:t xml:space="preserve">    ├── M3BookBrowseTest.java  M3 用例 BS-IT-041~046</w:t>
+      </w:r>
+      <w:r>
+        <w:rPr>
+          <w:b/>
+          <w:bCs/>
+          <w:iCs/>
+          <w:color w:val="0000FF"/>
+        </w:rPr>
+        <w:br w:type="textWrapping"/>
+      </w:r>
+      <w:r>
+        <w:rPr>
+          <w:b/>
+          <w:bCs/>
+          <w:iCs/>
+          <w:color w:val="0000FF"/>
+        </w:rPr>
+        <w:t xml:space="preserve">    └── M6ManagerTest.java     M6 用例 BS-IT-101~106（@Before 自动登录 admin）</w:t>
+      </w:r>
+      <w:r>
+        <w:rPr>
+          <w:b/>
+          <w:bCs/>
+          <w:iCs/>
+          <w:color w:val="0000FF"/>
+        </w:rPr>
+        <w:br w:type="textWrapping"/>
+      </w:r>
+      <w:r>
+        <w:rPr>
+          <w:b/>
+          <w:bCs/>
+          <w:iCs/>
+          <w:color w:val="0000FF"/>
+        </w:rPr>
+        <w:t>测试路线为黑盒集成测试：HttpURLConnection 向运行中的 /Book 发真实 HTTP 请求（GET/POST、带会话、带 Referer），以 JDBC 直连数据库断言落库结果；断言口径统一为"系统应有的正确行为"，断言失败即 NG 用例（缺陷证据），JUnit 输出与 Excel 用例清单 Result 列一一对应。</w:t>
       </w:r>
     </w:p>
     <w:p>
@@ -4624,7 +4132,7 @@
           <w:szCs w:val="24"/>
         </w:rPr>
       </w:pPr>
-      <w:bookmarkStart w:id="12" w:name="_Toc14715"/>
+      <w:bookmarkStart w:id="12" w:name="_Toc10714"/>
       <w:r>
         <w:rPr>
           <w:rFonts w:ascii="Times New Roman" w:hAnsi="Times New Roman"/>
@@ -4871,7 +4379,7 @@
           <w:szCs w:val="28"/>
         </w:rPr>
       </w:pPr>
-      <w:bookmarkStart w:id="13" w:name="_Toc9971"/>
+      <w:bookmarkStart w:id="13" w:name="_Toc3693"/>
       <w:r>
         <w:rPr>
           <w:sz w:val="28"/>
@@ -4891,7 +4399,7 @@
           <w:szCs w:val="24"/>
         </w:rPr>
       </w:pPr>
-      <w:bookmarkStart w:id="14" w:name="_Toc4244"/>
+      <w:bookmarkStart w:id="14" w:name="_Toc22883"/>
       <w:bookmarkStart w:id="15" w:name="_Toc35958955"/>
       <w:r>
         <w:rPr>
@@ -4917,7 +4425,7 @@
           <w:iCs/>
           <w:color w:val="0000FF"/>
         </w:rPr>
-        <w:t>分模块执行结果如下（初测=缺陷发现阶段；甲的 M1/M4 已完成缺陷修复并回归）：</w:t>
+        <w:t>分模块执行结果如下（12 条用例全部自动化执行，断言失败即 NG）：</w:t>
       </w:r>
     </w:p>
     <w:tbl>
@@ -4942,12 +4450,12 @@
         </w:tblCellMar>
       </w:tblPr>
       <w:tblGrid>
-        <w:gridCol w:w="1383"/>
-        <w:gridCol w:w="1382"/>
-        <w:gridCol w:w="1382"/>
-        <w:gridCol w:w="1382"/>
-        <w:gridCol w:w="1383"/>
-        <w:gridCol w:w="1384"/>
+        <w:gridCol w:w="1271"/>
+        <w:gridCol w:w="1262"/>
+        <w:gridCol w:w="1262"/>
+        <w:gridCol w:w="1262"/>
+        <w:gridCol w:w="1298"/>
+        <w:gridCol w:w="1941"/>
       </w:tblGrid>
       <w:tr>
         <w:tblPrEx>
@@ -5001,46 +4509,46 @@
               <w:rPr>
                 <w:sz w:val="18"/>
               </w:rPr>
-              <w:t>初测通过</w:t>
-            </w:r>
-          </w:p>
-        </w:tc>
-        <w:tc>
-          <w:tcPr>
-            <w:tcW w:w="1384" w:type="dxa"/>
-          </w:tcPr>
-          <w:p>
-            <w:r>
-              <w:rPr>
-                <w:sz w:val="18"/>
-              </w:rPr>
-              <w:t>初测失败</w:t>
-            </w:r>
-          </w:p>
-        </w:tc>
-        <w:tc>
-          <w:tcPr>
-            <w:tcW w:w="1384" w:type="dxa"/>
-          </w:tcPr>
-          <w:p>
-            <w:r>
-              <w:rPr>
-                <w:sz w:val="18"/>
-              </w:rPr>
-              <w:t>初测通过率</w:t>
-            </w:r>
-          </w:p>
-        </w:tc>
-        <w:tc>
-          <w:tcPr>
-            <w:tcW w:w="1384" w:type="dxa"/>
-          </w:tcPr>
-          <w:p>
-            <w:r>
-              <w:rPr>
-                <w:sz w:val="18"/>
-              </w:rPr>
-              <w:t>当前状态</w:t>
+              <w:t>通过</w:t>
+            </w:r>
+          </w:p>
+        </w:tc>
+        <w:tc>
+          <w:tcPr>
+            <w:tcW w:w="1384" w:type="dxa"/>
+          </w:tcPr>
+          <w:p>
+            <w:r>
+              <w:rPr>
+                <w:sz w:val="18"/>
+              </w:rPr>
+              <w:t>失败</w:t>
+            </w:r>
+          </w:p>
+        </w:tc>
+        <w:tc>
+          <w:tcPr>
+            <w:tcW w:w="1384" w:type="dxa"/>
+          </w:tcPr>
+          <w:p>
+            <w:r>
+              <w:rPr>
+                <w:sz w:val="18"/>
+              </w:rPr>
+              <w:t>通过率</w:t>
+            </w:r>
+          </w:p>
+        </w:tc>
+        <w:tc>
+          <w:tcPr>
+            <w:tcW w:w="1384" w:type="dxa"/>
+          </w:tcPr>
+          <w:p>
+            <w:r>
+              <w:rPr>
+                <w:sz w:val="18"/>
+              </w:rPr>
+              <w:t>失败用例</w:t>
             </w:r>
           </w:p>
         </w:tc>
@@ -5071,33 +4579,20 @@
               <w:rPr>
                 <w:sz w:val="18"/>
               </w:rPr>
-              <w:t>M1 用户认证</w:t>
-            </w:r>
-          </w:p>
-        </w:tc>
-        <w:tc>
-          <w:tcPr>
-            <w:tcW w:w="1384" w:type="dxa"/>
-          </w:tcPr>
-          <w:p>
-            <w:r>
-              <w:rPr>
-                <w:sz w:val="18"/>
-              </w:rPr>
-              <w:t>7</w:t>
-            </w:r>
-          </w:p>
-        </w:tc>
-        <w:tc>
-          <w:tcPr>
-            <w:tcW w:w="1384" w:type="dxa"/>
-          </w:tcPr>
-          <w:p>
-            <w:r>
-              <w:rPr>
-                <w:sz w:val="18"/>
-              </w:rPr>
-              <w:t>5</w:t>
+              <w:t>M3 图书浏览与检索</w:t>
+            </w:r>
+          </w:p>
+        </w:tc>
+        <w:tc>
+          <w:tcPr>
+            <w:tcW w:w="1384" w:type="dxa"/>
+          </w:tcPr>
+          <w:p>
+            <w:r>
+              <w:rPr>
+                <w:sz w:val="18"/>
+              </w:rPr>
+              <w:t>6</w:t>
             </w:r>
           </w:p>
         </w:tc>
@@ -5123,20 +4618,33 @@
               <w:rPr>
                 <w:sz w:val="18"/>
               </w:rPr>
-              <w:t>71.4%</w:t>
-            </w:r>
-          </w:p>
-        </w:tc>
-        <w:tc>
-          <w:tcPr>
-            <w:tcW w:w="1384" w:type="dxa"/>
-          </w:tcPr>
-          <w:p>
-            <w:r>
-              <w:rPr>
-                <w:sz w:val="18"/>
-              </w:rPr>
-              <w:t>修复后回归 7/7 全通过</w:t>
+              <w:t>4</w:t>
+            </w:r>
+          </w:p>
+        </w:tc>
+        <w:tc>
+          <w:tcPr>
+            <w:tcW w:w="1384" w:type="dxa"/>
+          </w:tcPr>
+          <w:p>
+            <w:r>
+              <w:rPr>
+                <w:sz w:val="18"/>
+              </w:rPr>
+              <w:t>33.3%</w:t>
+            </w:r>
+          </w:p>
+        </w:tc>
+        <w:tc>
+          <w:tcPr>
+            <w:tcW w:w="1384" w:type="dxa"/>
+          </w:tcPr>
+          <w:p>
+            <w:r>
+              <w:rPr>
+                <w:sz w:val="18"/>
+              </w:rPr>
+              <w:t>BS-IT-042/044/045/046</w:t>
             </w:r>
           </w:p>
         </w:tc>
@@ -5167,20 +4675,20 @@
               <w:rPr>
                 <w:sz w:val="18"/>
               </w:rPr>
-              <w:t>M4 购物车</w:t>
-            </w:r>
-          </w:p>
-        </w:tc>
-        <w:tc>
-          <w:tcPr>
-            <w:tcW w:w="1384" w:type="dxa"/>
-          </w:tcPr>
-          <w:p>
-            <w:r>
-              <w:rPr>
-                <w:sz w:val="18"/>
-              </w:rPr>
-              <w:t>8</w:t>
+              <w:t>M6 后台管理</w:t>
+            </w:r>
+          </w:p>
+        </w:tc>
+        <w:tc>
+          <w:tcPr>
+            <w:tcW w:w="1384" w:type="dxa"/>
+          </w:tcPr>
+          <w:p>
+            <w:r>
+              <w:rPr>
+                <w:sz w:val="18"/>
+              </w:rPr>
+              <w:t>6</w:t>
             </w:r>
           </w:p>
         </w:tc>
@@ -5206,33 +4714,33 @@
               <w:rPr>
                 <w:sz w:val="18"/>
               </w:rPr>
-              <w:t>5</w:t>
-            </w:r>
-          </w:p>
-        </w:tc>
-        <w:tc>
-          <w:tcPr>
-            <w:tcW w:w="1384" w:type="dxa"/>
-          </w:tcPr>
-          <w:p>
-            <w:r>
-              <w:rPr>
-                <w:sz w:val="18"/>
-              </w:rPr>
-              <w:t>37.5%</w:t>
-            </w:r>
-          </w:p>
-        </w:tc>
-        <w:tc>
-          <w:tcPr>
-            <w:tcW w:w="1384" w:type="dxa"/>
-          </w:tcPr>
-          <w:p>
-            <w:r>
-              <w:rPr>
-                <w:sz w:val="18"/>
-              </w:rPr>
-              <w:t>修复后回归 8/8 全通过</w:t>
+              <w:t>3</w:t>
+            </w:r>
+          </w:p>
+        </w:tc>
+        <w:tc>
+          <w:tcPr>
+            <w:tcW w:w="1384" w:type="dxa"/>
+          </w:tcPr>
+          <w:p>
+            <w:r>
+              <w:rPr>
+                <w:sz w:val="18"/>
+              </w:rPr>
+              <w:t>50.0%</w:t>
+            </w:r>
+          </w:p>
+        </w:tc>
+        <w:tc>
+          <w:tcPr>
+            <w:tcW w:w="1384" w:type="dxa"/>
+          </w:tcPr>
+          <w:p>
+            <w:r>
+              <w:rPr>
+                <w:sz w:val="18"/>
+              </w:rPr>
+              <w:t>BS-IT-102/104/105</w:t>
             </w:r>
           </w:p>
         </w:tc>
@@ -5263,199 +4771,7 @@
               <w:rPr>
                 <w:sz w:val="18"/>
               </w:rPr>
-              <w:t>M3 图书浏览与检索</w:t>
-            </w:r>
-          </w:p>
-        </w:tc>
-        <w:tc>
-          <w:tcPr>
-            <w:tcW w:w="1384" w:type="dxa"/>
-          </w:tcPr>
-          <w:p>
-            <w:r>
-              <w:rPr>
-                <w:sz w:val="18"/>
-              </w:rPr>
-              <w:t>6</w:t>
-            </w:r>
-          </w:p>
-        </w:tc>
-        <w:tc>
-          <w:tcPr>
-            <w:tcW w:w="1384" w:type="dxa"/>
-          </w:tcPr>
-          <w:p>
-            <w:r>
-              <w:rPr>
-                <w:sz w:val="18"/>
-              </w:rPr>
-              <w:t>2</w:t>
-            </w:r>
-          </w:p>
-        </w:tc>
-        <w:tc>
-          <w:tcPr>
-            <w:tcW w:w="1384" w:type="dxa"/>
-          </w:tcPr>
-          <w:p>
-            <w:r>
-              <w:rPr>
-                <w:sz w:val="18"/>
-              </w:rPr>
-              <w:t>4</w:t>
-            </w:r>
-          </w:p>
-        </w:tc>
-        <w:tc>
-          <w:tcPr>
-            <w:tcW w:w="1384" w:type="dxa"/>
-          </w:tcPr>
-          <w:p>
-            <w:r>
-              <w:rPr>
-                <w:sz w:val="18"/>
-              </w:rPr>
-              <w:t>33.3%</w:t>
-            </w:r>
-          </w:p>
-        </w:tc>
-        <w:tc>
-          <w:tcPr>
-            <w:tcW w:w="1384" w:type="dxa"/>
-          </w:tcPr>
-          <w:p>
-            <w:r>
-              <w:rPr>
-                <w:sz w:val="18"/>
-              </w:rPr>
-              <w:t>8 个缺陷待修复（其中M3占5）</w:t>
-            </w:r>
-          </w:p>
-        </w:tc>
-      </w:tr>
-      <w:tr>
-        <w:tblPrEx>
-          <w:tblBorders>
-            <w:top w:val="single" w:color="auto" w:sz="4" w:space="0"/>
-            <w:left w:val="single" w:color="auto" w:sz="4" w:space="0"/>
-            <w:bottom w:val="single" w:color="auto" w:sz="4" w:space="0"/>
-            <w:right w:val="single" w:color="auto" w:sz="4" w:space="0"/>
-            <w:insideH w:val="single" w:color="auto" w:sz="4" w:space="0"/>
-            <w:insideV w:val="single" w:color="auto" w:sz="4" w:space="0"/>
-          </w:tblBorders>
-          <w:tblCellMar>
-            <w:top w:w="0" w:type="dxa"/>
-            <w:left w:w="108" w:type="dxa"/>
-            <w:bottom w:w="0" w:type="dxa"/>
-            <w:right w:w="108" w:type="dxa"/>
-          </w:tblCellMar>
-        </w:tblPrEx>
-        <w:tc>
-          <w:tcPr>
-            <w:tcW w:w="1384" w:type="dxa"/>
-          </w:tcPr>
-          <w:p>
-            <w:r>
-              <w:rPr>
-                <w:sz w:val="18"/>
-              </w:rPr>
-              <w:t>M6 后台管理</w:t>
-            </w:r>
-          </w:p>
-        </w:tc>
-        <w:tc>
-          <w:tcPr>
-            <w:tcW w:w="1384" w:type="dxa"/>
-          </w:tcPr>
-          <w:p>
-            <w:r>
-              <w:rPr>
-                <w:sz w:val="18"/>
-              </w:rPr>
-              <w:t>6</w:t>
-            </w:r>
-          </w:p>
-        </w:tc>
-        <w:tc>
-          <w:tcPr>
-            <w:tcW w:w="1384" w:type="dxa"/>
-          </w:tcPr>
-          <w:p>
-            <w:r>
-              <w:rPr>
-                <w:sz w:val="18"/>
-              </w:rPr>
-              <w:t>3</w:t>
-            </w:r>
-          </w:p>
-        </w:tc>
-        <w:tc>
-          <w:tcPr>
-            <w:tcW w:w="1384" w:type="dxa"/>
-          </w:tcPr>
-          <w:p>
-            <w:r>
-              <w:rPr>
-                <w:sz w:val="18"/>
-              </w:rPr>
-              <w:t>3</w:t>
-            </w:r>
-          </w:p>
-        </w:tc>
-        <w:tc>
-          <w:tcPr>
-            <w:tcW w:w="1384" w:type="dxa"/>
-          </w:tcPr>
-          <w:p>
-            <w:r>
-              <w:rPr>
-                <w:sz w:val="18"/>
-              </w:rPr>
-              <w:t>50.0%</w:t>
-            </w:r>
-          </w:p>
-        </w:tc>
-        <w:tc>
-          <w:tcPr>
-            <w:tcW w:w="1384" w:type="dxa"/>
-          </w:tcPr>
-          <w:p>
-            <w:r>
-              <w:rPr>
-                <w:sz w:val="18"/>
-              </w:rPr>
-              <w:t>8 个缺陷待修复（其中M6占3）</w:t>
-            </w:r>
-          </w:p>
-        </w:tc>
-      </w:tr>
-      <w:tr>
-        <w:tblPrEx>
-          <w:tblBorders>
-            <w:top w:val="single" w:color="auto" w:sz="4" w:space="0"/>
-            <w:left w:val="single" w:color="auto" w:sz="4" w:space="0"/>
-            <w:bottom w:val="single" w:color="auto" w:sz="4" w:space="0"/>
-            <w:right w:val="single" w:color="auto" w:sz="4" w:space="0"/>
-            <w:insideH w:val="single" w:color="auto" w:sz="4" w:space="0"/>
-            <w:insideV w:val="single" w:color="auto" w:sz="4" w:space="0"/>
-          </w:tblBorders>
-          <w:tblCellMar>
-            <w:top w:w="0" w:type="dxa"/>
-            <w:left w:w="108" w:type="dxa"/>
-            <w:bottom w:w="0" w:type="dxa"/>
-            <w:right w:w="108" w:type="dxa"/>
-          </w:tblCellMar>
-        </w:tblPrEx>
-        <w:tc>
-          <w:tcPr>
-            <w:tcW w:w="1384" w:type="dxa"/>
-          </w:tcPr>
-          <w:p>
-            <w:r>
-              <w:rPr>
-                <w:sz w:val="18"/>
-              </w:rPr>
-              <w:t>M2/M5（乙）</w:t>
+              <w:t>合计</w:t>
             </w:r>
           </w:p>
         </w:tc>
@@ -5481,142 +4797,46 @@
               <w:rPr>
                 <w:sz w:val="18"/>
               </w:rPr>
-              <w:t>待补充</w:t>
-            </w:r>
-          </w:p>
-        </w:tc>
-        <w:tc>
-          <w:tcPr>
-            <w:tcW w:w="1384" w:type="dxa"/>
-          </w:tcPr>
-          <w:p>
-            <w:r>
-              <w:rPr>
-                <w:sz w:val="18"/>
-              </w:rPr>
-              <w:t>待补充</w:t>
-            </w:r>
-          </w:p>
-        </w:tc>
-        <w:tc>
-          <w:tcPr>
-            <w:tcW w:w="1384" w:type="dxa"/>
-          </w:tcPr>
-          <w:p>
-            <w:r>
-              <w:rPr>
-                <w:sz w:val="18"/>
-              </w:rPr>
-              <w:t>—</w:t>
-            </w:r>
-          </w:p>
-        </w:tc>
-        <w:tc>
-          <w:tcPr>
-            <w:tcW w:w="1384" w:type="dxa"/>
-          </w:tcPr>
-          <w:p>
-            <w:r>
-              <w:rPr>
-                <w:sz w:val="18"/>
-              </w:rPr>
-              <w:t>成果待乙提交</w:t>
-            </w:r>
-          </w:p>
-        </w:tc>
-      </w:tr>
-      <w:tr>
-        <w:tblPrEx>
-          <w:tblBorders>
-            <w:top w:val="single" w:color="auto" w:sz="4" w:space="0"/>
-            <w:left w:val="single" w:color="auto" w:sz="4" w:space="0"/>
-            <w:bottom w:val="single" w:color="auto" w:sz="4" w:space="0"/>
-            <w:right w:val="single" w:color="auto" w:sz="4" w:space="0"/>
-            <w:insideH w:val="single" w:color="auto" w:sz="4" w:space="0"/>
-            <w:insideV w:val="single" w:color="auto" w:sz="4" w:space="0"/>
-          </w:tblBorders>
-          <w:tblCellMar>
-            <w:top w:w="0" w:type="dxa"/>
-            <w:left w:w="108" w:type="dxa"/>
-            <w:bottom w:w="0" w:type="dxa"/>
-            <w:right w:w="108" w:type="dxa"/>
-          </w:tblCellMar>
-        </w:tblPrEx>
-        <w:tc>
-          <w:tcPr>
-            <w:tcW w:w="1384" w:type="dxa"/>
-          </w:tcPr>
-          <w:p>
-            <w:r>
-              <w:rPr>
-                <w:sz w:val="18"/>
-              </w:rPr>
-              <w:t>已执行汇总</w:t>
-            </w:r>
-          </w:p>
-        </w:tc>
-        <w:tc>
-          <w:tcPr>
-            <w:tcW w:w="1384" w:type="dxa"/>
-          </w:tcPr>
-          <w:p>
-            <w:r>
-              <w:rPr>
-                <w:sz w:val="18"/>
-              </w:rPr>
-              <w:t>27</w:t>
-            </w:r>
-          </w:p>
-        </w:tc>
-        <w:tc>
-          <w:tcPr>
-            <w:tcW w:w="1384" w:type="dxa"/>
-          </w:tcPr>
-          <w:p>
-            <w:r>
-              <w:rPr>
-                <w:sz w:val="18"/>
-              </w:rPr>
-              <w:t>13</w:t>
-            </w:r>
-          </w:p>
-        </w:tc>
-        <w:tc>
-          <w:tcPr>
-            <w:tcW w:w="1384" w:type="dxa"/>
-          </w:tcPr>
-          <w:p>
-            <w:r>
-              <w:rPr>
-                <w:sz w:val="18"/>
-              </w:rPr>
-              <w:t>14</w:t>
-            </w:r>
-          </w:p>
-        </w:tc>
-        <w:tc>
-          <w:tcPr>
-            <w:tcW w:w="1384" w:type="dxa"/>
-          </w:tcPr>
-          <w:p>
-            <w:r>
-              <w:rPr>
-                <w:sz w:val="18"/>
-              </w:rPr>
-              <w:t>48.1%</w:t>
-            </w:r>
-          </w:p>
-        </w:tc>
-        <w:tc>
-          <w:tcPr>
-            <w:tcW w:w="1384" w:type="dxa"/>
-          </w:tcPr>
-          <w:p>
-            <w:r>
-              <w:rPr>
-                <w:sz w:val="18"/>
-              </w:rPr>
-              <w:t>M1/M4 修复后整体 20/27=74.1%</w:t>
+              <w:t>5</w:t>
+            </w:r>
+          </w:p>
+        </w:tc>
+        <w:tc>
+          <w:tcPr>
+            <w:tcW w:w="1384" w:type="dxa"/>
+          </w:tcPr>
+          <w:p>
+            <w:r>
+              <w:rPr>
+                <w:sz w:val="18"/>
+              </w:rPr>
+              <w:t>7</w:t>
+            </w:r>
+          </w:p>
+        </w:tc>
+        <w:tc>
+          <w:tcPr>
+            <w:tcW w:w="1384" w:type="dxa"/>
+          </w:tcPr>
+          <w:p>
+            <w:r>
+              <w:rPr>
+                <w:sz w:val="18"/>
+              </w:rPr>
+              <w:t>41.7%</w:t>
+            </w:r>
+          </w:p>
+        </w:tc>
+        <w:tc>
+          <w:tcPr>
+            <w:tcW w:w="1384" w:type="dxa"/>
+          </w:tcPr>
+          <w:p>
+            <w:r>
+              <w:rPr>
+                <w:sz w:val="18"/>
+              </w:rPr>
+              <w:t>对应 8 个有效缺陷</w:t>
             </w:r>
           </w:p>
         </w:tc>
@@ -5632,7 +4852,7 @@
           <w:szCs w:val="24"/>
         </w:rPr>
       </w:pPr>
-      <w:bookmarkStart w:id="16" w:name="_Toc25989"/>
+      <w:bookmarkStart w:id="16" w:name="_Toc4705"/>
       <w:r>
         <w:rPr>
           <w:rFonts w:ascii="Times New Roman" w:hAnsi="Times New Roman"/>
@@ -5657,7 +4877,7 @@
           <w:iCs/>
           <w:color w:val="0000FF"/>
         </w:rPr>
-        <w:t>初测共确认有效缺陷 15 个（高 7 / 中 8），其中 7 个已修复（甲），8 个待修复（丙）。摘要如下：</w:t>
+        <w:t>初测共确认有效缺陷 8 个（高 4 / 中 4），全部由自动化用例执行发现，均处于打开状态（附修复建议与验证方案）。摘要如下：</w:t>
       </w:r>
     </w:p>
     <w:tbl>
@@ -5682,13 +4902,12 @@
         </w:tblCellMar>
       </w:tblPr>
       <w:tblGrid>
-        <w:gridCol w:w="1186"/>
-        <w:gridCol w:w="1258"/>
-        <w:gridCol w:w="1172"/>
-        <w:gridCol w:w="1170"/>
-        <w:gridCol w:w="1170"/>
-        <w:gridCol w:w="1170"/>
-        <w:gridCol w:w="1170"/>
+        <w:gridCol w:w="1384"/>
+        <w:gridCol w:w="1384"/>
+        <w:gridCol w:w="1382"/>
+        <w:gridCol w:w="1382"/>
+        <w:gridCol w:w="1382"/>
+        <w:gridCol w:w="1382"/>
       </w:tblGrid>
       <w:tr>
         <w:tblPrEx>
@@ -5709,7 +4928,7 @@
         </w:tblPrEx>
         <w:tc>
           <w:tcPr>
-            <w:tcW w:w="1187" w:type="dxa"/>
+            <w:tcW w:w="1384" w:type="dxa"/>
           </w:tcPr>
           <w:p>
             <w:r>
@@ -5722,7 +4941,7 @@
         </w:tc>
         <w:tc>
           <w:tcPr>
-            <w:tcW w:w="1187" w:type="dxa"/>
+            <w:tcW w:w="1384" w:type="dxa"/>
           </w:tcPr>
           <w:p>
             <w:r>
@@ -5735,7 +4954,7 @@
         </w:tc>
         <w:tc>
           <w:tcPr>
-            <w:tcW w:w="1187" w:type="dxa"/>
+            <w:tcW w:w="1384" w:type="dxa"/>
           </w:tcPr>
           <w:p>
             <w:r>
@@ -5748,7 +4967,7 @@
         </w:tc>
         <w:tc>
           <w:tcPr>
-            <w:tcW w:w="1187" w:type="dxa"/>
+            <w:tcW w:w="1384" w:type="dxa"/>
           </w:tcPr>
           <w:p>
             <w:r>
@@ -5761,7 +4980,7 @@
         </w:tc>
         <w:tc>
           <w:tcPr>
-            <w:tcW w:w="1187" w:type="dxa"/>
+            <w:tcW w:w="1384" w:type="dxa"/>
           </w:tcPr>
           <w:p>
             <w:r>
@@ -5774,7 +4993,7 @@
         </w:tc>
         <w:tc>
           <w:tcPr>
-            <w:tcW w:w="1187" w:type="dxa"/>
+            <w:tcW w:w="1384" w:type="dxa"/>
           </w:tcPr>
           <w:p>
             <w:r>
@@ -5782,19 +5001,6 @@
                 <w:sz w:val="18"/>
               </w:rPr>
               <w:t>状态</w:t>
-            </w:r>
-          </w:p>
-        </w:tc>
-        <w:tc>
-          <w:tcPr>
-            <w:tcW w:w="1187" w:type="dxa"/>
-          </w:tcPr>
-          <w:p>
-            <w:r>
-              <w:rPr>
-                <w:sz w:val="18"/>
-              </w:rPr>
-              <w:t>发现人</w:t>
             </w:r>
           </w:p>
         </w:tc>
@@ -5818,46 +5024,46 @@
         </w:tblPrEx>
         <w:tc>
           <w:tcPr>
-            <w:tcW w:w="1187" w:type="dxa"/>
-          </w:tcPr>
-          <w:p>
-            <w:r>
-              <w:rPr>
-                <w:sz w:val="18"/>
-              </w:rPr>
-              <w:t>DEF-001</w:t>
-            </w:r>
-          </w:p>
-        </w:tc>
-        <w:tc>
-          <w:tcPr>
-            <w:tcW w:w="1187" w:type="dxa"/>
-          </w:tcPr>
-          <w:p>
-            <w:r>
-              <w:rPr>
-                <w:sz w:val="18"/>
-              </w:rPr>
-              <w:t>登录接口不校验验证码，可绕过暴力破解</w:t>
-            </w:r>
-          </w:p>
-        </w:tc>
-        <w:tc>
-          <w:tcPr>
-            <w:tcW w:w="1187" w:type="dxa"/>
-          </w:tcPr>
-          <w:p>
-            <w:r>
-              <w:rPr>
-                <w:sz w:val="18"/>
-              </w:rPr>
-              <w:t>M1</w:t>
-            </w:r>
-          </w:p>
-        </w:tc>
-        <w:tc>
-          <w:tcPr>
-            <w:tcW w:w="1187" w:type="dxa"/>
+            <w:tcW w:w="1384" w:type="dxa"/>
+          </w:tcPr>
+          <w:p>
+            <w:r>
+              <w:rPr>
+                <w:sz w:val="18"/>
+              </w:rPr>
+              <w:t>BUG-M3-01</w:t>
+            </w:r>
+          </w:p>
+        </w:tc>
+        <w:tc>
+          <w:tcPr>
+            <w:tcW w:w="1384" w:type="dxa"/>
+          </w:tcPr>
+          <w:p>
+            <w:r>
+              <w:rPr>
+                <w:sz w:val="18"/>
+              </w:rPr>
+              <w:t>pageSize=0/-1 服务端500（除零/SQL错误）</w:t>
+            </w:r>
+          </w:p>
+        </w:tc>
+        <w:tc>
+          <w:tcPr>
+            <w:tcW w:w="1384" w:type="dxa"/>
+          </w:tcPr>
+          <w:p>
+            <w:r>
+              <w:rPr>
+                <w:sz w:val="18"/>
+              </w:rPr>
+              <w:t>M3</w:t>
+            </w:r>
+          </w:p>
+        </w:tc>
+        <w:tc>
+          <w:tcPr>
+            <w:tcW w:w="1384" w:type="dxa"/>
           </w:tcPr>
           <w:p>
             <w:r>
@@ -5870,7 +5076,7 @@
         </w:tc>
         <w:tc>
           <w:tcPr>
-            <w:tcW w:w="1187" w:type="dxa"/>
+            <w:tcW w:w="1384" w:type="dxa"/>
           </w:tcPr>
           <w:p>
             <w:r>
@@ -5883,27 +5089,14 @@
         </w:tc>
         <w:tc>
           <w:tcPr>
-            <w:tcW w:w="1187" w:type="dxa"/>
-          </w:tcPr>
-          <w:p>
-            <w:r>
-              <w:rPr>
-                <w:sz w:val="18"/>
-              </w:rPr>
-              <w:t>已修复</w:t>
-            </w:r>
-          </w:p>
-        </w:tc>
-        <w:tc>
-          <w:tcPr>
-            <w:tcW w:w="1187" w:type="dxa"/>
-          </w:tcPr>
-          <w:p>
-            <w:r>
-              <w:rPr>
-                <w:sz w:val="18"/>
-              </w:rPr>
-              <w:t>甲</w:t>
+            <w:tcW w:w="1384" w:type="dxa"/>
+          </w:tcPr>
+          <w:p>
+            <w:r>
+              <w:rPr>
+                <w:sz w:val="18"/>
+              </w:rPr>
+              <w:t>打开</w:t>
             </w:r>
           </w:p>
         </w:tc>
@@ -5927,46 +5120,46 @@
         </w:tblPrEx>
         <w:tc>
           <w:tcPr>
-            <w:tcW w:w="1187" w:type="dxa"/>
-          </w:tcPr>
-          <w:p>
-            <w:r>
-              <w:rPr>
-                <w:sz w:val="18"/>
-              </w:rPr>
-              <w:t>DEF-002</w:t>
-            </w:r>
-          </w:p>
-        </w:tc>
-        <w:tc>
-          <w:tcPr>
-            <w:tcW w:w="1187" w:type="dxa"/>
-          </w:tcPr>
-          <w:p>
-            <w:r>
-              <w:rPr>
-                <w:sz w:val="18"/>
-              </w:rPr>
-              <w:t>购物车数量可改为负数，数量与金额为负</w:t>
-            </w:r>
-          </w:p>
-        </w:tc>
-        <w:tc>
-          <w:tcPr>
-            <w:tcW w:w="1187" w:type="dxa"/>
-          </w:tcPr>
-          <w:p>
-            <w:r>
-              <w:rPr>
-                <w:sz w:val="18"/>
-              </w:rPr>
-              <w:t>M4</w:t>
-            </w:r>
-          </w:p>
-        </w:tc>
-        <w:tc>
-          <w:tcPr>
-            <w:tcW w:w="1187" w:type="dxa"/>
+            <w:tcW w:w="1384" w:type="dxa"/>
+          </w:tcPr>
+          <w:p>
+            <w:r>
+              <w:rPr>
+                <w:sz w:val="18"/>
+              </w:rPr>
+              <w:t>BUG-M3-02</w:t>
+            </w:r>
+          </w:p>
+        </w:tc>
+        <w:tc>
+          <w:tcPr>
+            <w:tcW w:w="1384" w:type="dxa"/>
+          </w:tcPr>
+          <w:p>
+            <w:r>
+              <w:rPr>
+                <w:sz w:val="18"/>
+              </w:rPr>
+              <w:t>搜索翻页链接未URL编码，条件丢失</w:t>
+            </w:r>
+          </w:p>
+        </w:tc>
+        <w:tc>
+          <w:tcPr>
+            <w:tcW w:w="1384" w:type="dxa"/>
+          </w:tcPr>
+          <w:p>
+            <w:r>
+              <w:rPr>
+                <w:sz w:val="18"/>
+              </w:rPr>
+              <w:t>M3</w:t>
+            </w:r>
+          </w:p>
+        </w:tc>
+        <w:tc>
+          <w:tcPr>
+            <w:tcW w:w="1384" w:type="dxa"/>
           </w:tcPr>
           <w:p>
             <w:r>
@@ -5979,7 +5172,7 @@
         </w:tc>
         <w:tc>
           <w:tcPr>
-            <w:tcW w:w="1187" w:type="dxa"/>
+            <w:tcW w:w="1384" w:type="dxa"/>
           </w:tcPr>
           <w:p>
             <w:r>
@@ -5992,27 +5185,14 @@
         </w:tc>
         <w:tc>
           <w:tcPr>
-            <w:tcW w:w="1187" w:type="dxa"/>
-          </w:tcPr>
-          <w:p>
-            <w:r>
-              <w:rPr>
-                <w:sz w:val="18"/>
-              </w:rPr>
-              <w:t>已修复</w:t>
-            </w:r>
-          </w:p>
-        </w:tc>
-        <w:tc>
-          <w:tcPr>
-            <w:tcW w:w="1187" w:type="dxa"/>
-          </w:tcPr>
-          <w:p>
-            <w:r>
-              <w:rPr>
-                <w:sz w:val="18"/>
-              </w:rPr>
-              <w:t>甲</w:t>
+            <w:tcW w:w="1384" w:type="dxa"/>
+          </w:tcPr>
+          <w:p>
+            <w:r>
+              <w:rPr>
+                <w:sz w:val="18"/>
+              </w:rPr>
+              <w:t>打开</w:t>
             </w:r>
           </w:p>
         </w:tc>
@@ -6036,59 +5216,59 @@
         </w:tblPrEx>
         <w:tc>
           <w:tcPr>
-            <w:tcW w:w="1187" w:type="dxa"/>
-          </w:tcPr>
-          <w:p>
-            <w:r>
-              <w:rPr>
-                <w:sz w:val="18"/>
-              </w:rPr>
-              <w:t>DEF-003</w:t>
-            </w:r>
-          </w:p>
-        </w:tc>
-        <w:tc>
-          <w:tcPr>
-            <w:tcW w:w="1187" w:type="dxa"/>
-          </w:tcPr>
-          <w:p>
-            <w:r>
-              <w:rPr>
-                <w:sz w:val="18"/>
-              </w:rPr>
-              <w:t>非法数量参数被静默改为1，输入被篡改无提示</w:t>
-            </w:r>
-          </w:p>
-        </w:tc>
-        <w:tc>
-          <w:tcPr>
-            <w:tcW w:w="1187" w:type="dxa"/>
-          </w:tcPr>
-          <w:p>
-            <w:r>
-              <w:rPr>
-                <w:sz w:val="18"/>
-              </w:rPr>
-              <w:t>M4</w:t>
-            </w:r>
-          </w:p>
-        </w:tc>
-        <w:tc>
-          <w:tcPr>
-            <w:tcW w:w="1187" w:type="dxa"/>
-          </w:tcPr>
-          <w:p>
-            <w:r>
-              <w:rPr>
-                <w:sz w:val="18"/>
-              </w:rPr>
-              <w:t>高</w:t>
-            </w:r>
-          </w:p>
-        </w:tc>
-        <w:tc>
-          <w:tcPr>
-            <w:tcW w:w="1187" w:type="dxa"/>
+            <w:tcW w:w="1384" w:type="dxa"/>
+          </w:tcPr>
+          <w:p>
+            <w:r>
+              <w:rPr>
+                <w:sz w:val="18"/>
+              </w:rPr>
+              <w:t>BUG-M3-03</w:t>
+            </w:r>
+          </w:p>
+        </w:tc>
+        <w:tc>
+          <w:tcPr>
+            <w:tcW w:w="1384" w:type="dxa"/>
+          </w:tcPr>
+          <w:p>
+            <w:r>
+              <w:rPr>
+                <w:sz w:val="18"/>
+              </w:rPr>
+              <w:t>价格区间 min&gt;max 无校验无提示</w:t>
+            </w:r>
+          </w:p>
+        </w:tc>
+        <w:tc>
+          <w:tcPr>
+            <w:tcW w:w="1384" w:type="dxa"/>
+          </w:tcPr>
+          <w:p>
+            <w:r>
+              <w:rPr>
+                <w:sz w:val="18"/>
+              </w:rPr>
+              <w:t>M3</w:t>
+            </w:r>
+          </w:p>
+        </w:tc>
+        <w:tc>
+          <w:tcPr>
+            <w:tcW w:w="1384" w:type="dxa"/>
+          </w:tcPr>
+          <w:p>
+            <w:r>
+              <w:rPr>
+                <w:sz w:val="18"/>
+              </w:rPr>
+              <w:t>中</w:t>
+            </w:r>
+          </w:p>
+        </w:tc>
+        <w:tc>
+          <w:tcPr>
+            <w:tcW w:w="1384" w:type="dxa"/>
           </w:tcPr>
           <w:p>
             <w:r>
@@ -6101,27 +5281,14 @@
         </w:tc>
         <w:tc>
           <w:tcPr>
-            <w:tcW w:w="1187" w:type="dxa"/>
-          </w:tcPr>
-          <w:p>
-            <w:r>
-              <w:rPr>
-                <w:sz w:val="18"/>
-              </w:rPr>
-              <w:t>已修复</w:t>
-            </w:r>
-          </w:p>
-        </w:tc>
-        <w:tc>
-          <w:tcPr>
-            <w:tcW w:w="1187" w:type="dxa"/>
-          </w:tcPr>
-          <w:p>
-            <w:r>
-              <w:rPr>
-                <w:sz w:val="18"/>
-              </w:rPr>
-              <w:t>甲</w:t>
+            <w:tcW w:w="1384" w:type="dxa"/>
+          </w:tcPr>
+          <w:p>
+            <w:r>
+              <w:rPr>
+                <w:sz w:val="18"/>
+              </w:rPr>
+              <w:t>打开</w:t>
             </w:r>
           </w:p>
         </w:tc>
@@ -6145,46 +5312,46 @@
         </w:tblPrEx>
         <w:tc>
           <w:tcPr>
-            <w:tcW w:w="1187" w:type="dxa"/>
-          </w:tcPr>
-          <w:p>
-            <w:r>
-              <w:rPr>
-                <w:sz w:val="18"/>
-              </w:rPr>
-              <w:t>DEF-004</w:t>
-            </w:r>
-          </w:p>
-        </w:tc>
-        <w:tc>
-          <w:tcPr>
-            <w:tcW w:w="1187" w:type="dxa"/>
-          </w:tcPr>
-          <w:p>
-            <w:r>
-              <w:rPr>
-                <w:sz w:val="18"/>
-              </w:rPr>
-              <w:t>注册不校验两次密码一致性</w:t>
-            </w:r>
-          </w:p>
-        </w:tc>
-        <w:tc>
-          <w:tcPr>
-            <w:tcW w:w="1187" w:type="dxa"/>
-          </w:tcPr>
-          <w:p>
-            <w:r>
-              <w:rPr>
-                <w:sz w:val="18"/>
-              </w:rPr>
-              <w:t>M1</w:t>
-            </w:r>
-          </w:p>
-        </w:tc>
-        <w:tc>
-          <w:tcPr>
-            <w:tcW w:w="1187" w:type="dxa"/>
+            <w:tcW w:w="1384" w:type="dxa"/>
+          </w:tcPr>
+          <w:p>
+            <w:r>
+              <w:rPr>
+                <w:sz w:val="18"/>
+              </w:rPr>
+              <w:t>BUG-M3-04</w:t>
+            </w:r>
+          </w:p>
+        </w:tc>
+        <w:tc>
+          <w:tcPr>
+            <w:tcW w:w="1384" w:type="dxa"/>
+          </w:tcPr>
+          <w:p>
+            <w:r>
+              <w:rPr>
+                <w:sz w:val="18"/>
+              </w:rPr>
+              <w:t>价格参数仅支持整数，小数静默失效</w:t>
+            </w:r>
+          </w:p>
+        </w:tc>
+        <w:tc>
+          <w:tcPr>
+            <w:tcW w:w="1384" w:type="dxa"/>
+          </w:tcPr>
+          <w:p>
+            <w:r>
+              <w:rPr>
+                <w:sz w:val="18"/>
+              </w:rPr>
+              <w:t>M3</w:t>
+            </w:r>
+          </w:p>
+        </w:tc>
+        <w:tc>
+          <w:tcPr>
+            <w:tcW w:w="1384" w:type="dxa"/>
           </w:tcPr>
           <w:p>
             <w:r>
@@ -6197,7 +5364,7 @@
         </w:tc>
         <w:tc>
           <w:tcPr>
-            <w:tcW w:w="1187" w:type="dxa"/>
+            <w:tcW w:w="1384" w:type="dxa"/>
           </w:tcPr>
           <w:p>
             <w:r>
@@ -6210,27 +5377,14 @@
         </w:tc>
         <w:tc>
           <w:tcPr>
-            <w:tcW w:w="1187" w:type="dxa"/>
-          </w:tcPr>
-          <w:p>
-            <w:r>
-              <w:rPr>
-                <w:sz w:val="18"/>
-              </w:rPr>
-              <w:t>已修复</w:t>
-            </w:r>
-          </w:p>
-        </w:tc>
-        <w:tc>
-          <w:tcPr>
-            <w:tcW w:w="1187" w:type="dxa"/>
-          </w:tcPr>
-          <w:p>
-            <w:r>
-              <w:rPr>
-                <w:sz w:val="18"/>
-              </w:rPr>
-              <w:t>甲</w:t>
+            <w:tcW w:w="1384" w:type="dxa"/>
+          </w:tcPr>
+          <w:p>
+            <w:r>
+              <w:rPr>
+                <w:sz w:val="18"/>
+              </w:rPr>
+              <w:t>打开</w:t>
             </w:r>
           </w:p>
         </w:tc>
@@ -6254,46 +5408,46 @@
         </w:tblPrEx>
         <w:tc>
           <w:tcPr>
-            <w:tcW w:w="1187" w:type="dxa"/>
-          </w:tcPr>
-          <w:p>
-            <w:r>
-              <w:rPr>
-                <w:sz w:val="18"/>
-              </w:rPr>
-              <w:t>DEF-005</w:t>
-            </w:r>
-          </w:p>
-        </w:tc>
-        <w:tc>
-          <w:tcPr>
-            <w:tcW w:w="1187" w:type="dxa"/>
-          </w:tcPr>
-          <w:p>
-            <w:r>
-              <w:rPr>
-                <w:sz w:val="18"/>
-              </w:rPr>
-              <w:t>加购不存在图书ID空指针，HTTP 500</w:t>
-            </w:r>
-          </w:p>
-        </w:tc>
-        <w:tc>
-          <w:tcPr>
-            <w:tcW w:w="1187" w:type="dxa"/>
-          </w:tcPr>
-          <w:p>
-            <w:r>
-              <w:rPr>
-                <w:sz w:val="18"/>
-              </w:rPr>
-              <w:t>M4</w:t>
-            </w:r>
-          </w:p>
-        </w:tc>
-        <w:tc>
-          <w:tcPr>
-            <w:tcW w:w="1187" w:type="dxa"/>
+            <w:tcW w:w="1384" w:type="dxa"/>
+          </w:tcPr>
+          <w:p>
+            <w:r>
+              <w:rPr>
+                <w:sz w:val="18"/>
+              </w:rPr>
+              <w:t>BUG-M3-05</w:t>
+            </w:r>
+          </w:p>
+        </w:tc>
+        <w:tc>
+          <w:tcPr>
+            <w:tcW w:w="1384" w:type="dxa"/>
+          </w:tcPr>
+          <w:p>
+            <w:r>
+              <w:rPr>
+                <w:sz w:val="18"/>
+              </w:rPr>
+              <w:t>销量榜单 LIMIT 1,50 跳过第一名</w:t>
+            </w:r>
+          </w:p>
+        </w:tc>
+        <w:tc>
+          <w:tcPr>
+            <w:tcW w:w="1384" w:type="dxa"/>
+          </w:tcPr>
+          <w:p>
+            <w:r>
+              <w:rPr>
+                <w:sz w:val="18"/>
+              </w:rPr>
+              <w:t>M3</w:t>
+            </w:r>
+          </w:p>
+        </w:tc>
+        <w:tc>
+          <w:tcPr>
+            <w:tcW w:w="1384" w:type="dxa"/>
           </w:tcPr>
           <w:p>
             <w:r>
@@ -6306,7 +5460,7 @@
         </w:tc>
         <w:tc>
           <w:tcPr>
-            <w:tcW w:w="1187" w:type="dxa"/>
+            <w:tcW w:w="1384" w:type="dxa"/>
           </w:tcPr>
           <w:p>
             <w:r>
@@ -6319,27 +5473,14 @@
         </w:tc>
         <w:tc>
           <w:tcPr>
-            <w:tcW w:w="1187" w:type="dxa"/>
-          </w:tcPr>
-          <w:p>
-            <w:r>
-              <w:rPr>
-                <w:sz w:val="18"/>
-              </w:rPr>
-              <w:t>已修复</w:t>
-            </w:r>
-          </w:p>
-        </w:tc>
-        <w:tc>
-          <w:tcPr>
-            <w:tcW w:w="1187" w:type="dxa"/>
-          </w:tcPr>
-          <w:p>
-            <w:r>
-              <w:rPr>
-                <w:sz w:val="18"/>
-              </w:rPr>
-              <w:t>甲</w:t>
+            <w:tcW w:w="1384" w:type="dxa"/>
+          </w:tcPr>
+          <w:p>
+            <w:r>
+              <w:rPr>
+                <w:sz w:val="18"/>
+              </w:rPr>
+              <w:t>打开</w:t>
             </w:r>
           </w:p>
         </w:tc>
@@ -6363,59 +5504,59 @@
         </w:tblPrEx>
         <w:tc>
           <w:tcPr>
-            <w:tcW w:w="1187" w:type="dxa"/>
-          </w:tcPr>
-          <w:p>
-            <w:r>
-              <w:rPr>
-                <w:sz w:val="18"/>
-              </w:rPr>
-              <w:t>DEF-006</w:t>
-            </w:r>
-          </w:p>
-        </w:tc>
-        <w:tc>
-          <w:tcPr>
-            <w:tcW w:w="1187" w:type="dxa"/>
-          </w:tcPr>
-          <w:p>
-            <w:r>
-              <w:rPr>
-                <w:sz w:val="18"/>
-              </w:rPr>
-              <w:t>加购非数字ID同样 HTTP 500</w:t>
-            </w:r>
-          </w:p>
-        </w:tc>
-        <w:tc>
-          <w:tcPr>
-            <w:tcW w:w="1187" w:type="dxa"/>
-          </w:tcPr>
-          <w:p>
-            <w:r>
-              <w:rPr>
-                <w:sz w:val="18"/>
-              </w:rPr>
-              <w:t>M4</w:t>
-            </w:r>
-          </w:p>
-        </w:tc>
-        <w:tc>
-          <w:tcPr>
-            <w:tcW w:w="1187" w:type="dxa"/>
-          </w:tcPr>
-          <w:p>
-            <w:r>
-              <w:rPr>
-                <w:sz w:val="18"/>
-              </w:rPr>
-              <w:t>中</w:t>
-            </w:r>
-          </w:p>
-        </w:tc>
-        <w:tc>
-          <w:tcPr>
-            <w:tcW w:w="1187" w:type="dxa"/>
+            <w:tcW w:w="1384" w:type="dxa"/>
+          </w:tcPr>
+          <w:p>
+            <w:r>
+              <w:rPr>
+                <w:sz w:val="18"/>
+              </w:rPr>
+              <w:t>BUG-M6-01</w:t>
+            </w:r>
+          </w:p>
+        </w:tc>
+        <w:tc>
+          <w:tcPr>
+            <w:tcW w:w="1384" w:type="dxa"/>
+          </w:tcPr>
+          <w:p>
+            <w:r>
+              <w:rPr>
+                <w:sz w:val="18"/>
+              </w:rPr>
+              <w:t>新增图书无校验：空名/负价/NULL价入库</w:t>
+            </w:r>
+          </w:p>
+        </w:tc>
+        <w:tc>
+          <w:tcPr>
+            <w:tcW w:w="1384" w:type="dxa"/>
+          </w:tcPr>
+          <w:p>
+            <w:r>
+              <w:rPr>
+                <w:sz w:val="18"/>
+              </w:rPr>
+              <w:t>M6</w:t>
+            </w:r>
+          </w:p>
+        </w:tc>
+        <w:tc>
+          <w:tcPr>
+            <w:tcW w:w="1384" w:type="dxa"/>
+          </w:tcPr>
+          <w:p>
+            <w:r>
+              <w:rPr>
+                <w:sz w:val="18"/>
+              </w:rPr>
+              <w:t>高</w:t>
+            </w:r>
+          </w:p>
+        </w:tc>
+        <w:tc>
+          <w:tcPr>
+            <w:tcW w:w="1384" w:type="dxa"/>
           </w:tcPr>
           <w:p>
             <w:r>
@@ -6428,27 +5569,14 @@
         </w:tc>
         <w:tc>
           <w:tcPr>
-            <w:tcW w:w="1187" w:type="dxa"/>
-          </w:tcPr>
-          <w:p>
-            <w:r>
-              <w:rPr>
-                <w:sz w:val="18"/>
-              </w:rPr>
-              <w:t>已修复</w:t>
-            </w:r>
-          </w:p>
-        </w:tc>
-        <w:tc>
-          <w:tcPr>
-            <w:tcW w:w="1187" w:type="dxa"/>
-          </w:tcPr>
-          <w:p>
-            <w:r>
-              <w:rPr>
-                <w:sz w:val="18"/>
-              </w:rPr>
-              <w:t>甲</w:t>
+            <w:tcW w:w="1384" w:type="dxa"/>
+          </w:tcPr>
+          <w:p>
+            <w:r>
+              <w:rPr>
+                <w:sz w:val="18"/>
+              </w:rPr>
+              <w:t>打开</w:t>
             </w:r>
           </w:p>
         </w:tc>
@@ -6472,46 +5600,46 @@
         </w:tblPrEx>
         <w:tc>
           <w:tcPr>
-            <w:tcW w:w="1187" w:type="dxa"/>
-          </w:tcPr>
-          <w:p>
-            <w:r>
-              <w:rPr>
-                <w:sz w:val="18"/>
-              </w:rPr>
-              <w:t>DEF-007</w:t>
-            </w:r>
-          </w:p>
-        </w:tc>
-        <w:tc>
-          <w:tcPr>
-            <w:tcW w:w="1187" w:type="dxa"/>
-          </w:tcPr>
-          <w:p>
-            <w:r>
-              <w:rPr>
-                <w:sz w:val="18"/>
-              </w:rPr>
-              <w:t>空购物车删除/改量时无任何响应</w:t>
-            </w:r>
-          </w:p>
-        </w:tc>
-        <w:tc>
-          <w:tcPr>
-            <w:tcW w:w="1187" w:type="dxa"/>
-          </w:tcPr>
-          <w:p>
-            <w:r>
-              <w:rPr>
-                <w:sz w:val="18"/>
-              </w:rPr>
-              <w:t>M4</w:t>
-            </w:r>
-          </w:p>
-        </w:tc>
-        <w:tc>
-          <w:tcPr>
-            <w:tcW w:w="1187" w:type="dxa"/>
+            <w:tcW w:w="1384" w:type="dxa"/>
+          </w:tcPr>
+          <w:p>
+            <w:r>
+              <w:rPr>
+                <w:sz w:val="18"/>
+              </w:rPr>
+              <w:t>BUG-M6-02</w:t>
+            </w:r>
+          </w:p>
+        </w:tc>
+        <w:tc>
+          <w:tcPr>
+            <w:tcW w:w="1384" w:type="dxa"/>
+          </w:tcPr>
+          <w:p>
+            <w:r>
+              <w:rPr>
+                <w:sz w:val="18"/>
+              </w:rPr>
+              <w:t>删除图书非数字id 500；不存在id静默</w:t>
+            </w:r>
+          </w:p>
+        </w:tc>
+        <w:tc>
+          <w:tcPr>
+            <w:tcW w:w="1384" w:type="dxa"/>
+          </w:tcPr>
+          <w:p>
+            <w:r>
+              <w:rPr>
+                <w:sz w:val="18"/>
+              </w:rPr>
+              <w:t>M6</w:t>
+            </w:r>
+          </w:p>
+        </w:tc>
+        <w:tc>
+          <w:tcPr>
+            <w:tcW w:w="1384" w:type="dxa"/>
           </w:tcPr>
           <w:p>
             <w:r>
@@ -6524,7 +5652,7 @@
         </w:tc>
         <w:tc>
           <w:tcPr>
-            <w:tcW w:w="1187" w:type="dxa"/>
+            <w:tcW w:w="1384" w:type="dxa"/>
           </w:tcPr>
           <w:p>
             <w:r>
@@ -6537,27 +5665,14 @@
         </w:tc>
         <w:tc>
           <w:tcPr>
-            <w:tcW w:w="1187" w:type="dxa"/>
-          </w:tcPr>
-          <w:p>
-            <w:r>
-              <w:rPr>
-                <w:sz w:val="18"/>
-              </w:rPr>
-              <w:t>已修复</w:t>
-            </w:r>
-          </w:p>
-        </w:tc>
-        <w:tc>
-          <w:tcPr>
-            <w:tcW w:w="1187" w:type="dxa"/>
-          </w:tcPr>
-          <w:p>
-            <w:r>
-              <w:rPr>
-                <w:sz w:val="18"/>
-              </w:rPr>
-              <w:t>甲</w:t>
+            <w:tcW w:w="1384" w:type="dxa"/>
+          </w:tcPr>
+          <w:p>
+            <w:r>
+              <w:rPr>
+                <w:sz w:val="18"/>
+              </w:rPr>
+              <w:t>打开</w:t>
             </w:r>
           </w:p>
         </w:tc>
@@ -6581,46 +5696,46 @@
         </w:tblPrEx>
         <w:tc>
           <w:tcPr>
-            <w:tcW w:w="1187" w:type="dxa"/>
-          </w:tcPr>
-          <w:p>
-            <w:r>
-              <w:rPr>
-                <w:sz w:val="18"/>
-              </w:rPr>
-              <w:t>BUG-M3-01</w:t>
-            </w:r>
-          </w:p>
-        </w:tc>
-        <w:tc>
-          <w:tcPr>
-            <w:tcW w:w="1187" w:type="dxa"/>
-          </w:tcPr>
-          <w:p>
-            <w:r>
-              <w:rPr>
-                <w:sz w:val="18"/>
-              </w:rPr>
-              <w:t>pageSize=0/-1 服务端500（除零/SQL错误）</w:t>
-            </w:r>
-          </w:p>
-        </w:tc>
-        <w:tc>
-          <w:tcPr>
-            <w:tcW w:w="1187" w:type="dxa"/>
-          </w:tcPr>
-          <w:p>
-            <w:r>
-              <w:rPr>
-                <w:sz w:val="18"/>
-              </w:rPr>
-              <w:t>M3</w:t>
-            </w:r>
-          </w:p>
-        </w:tc>
-        <w:tc>
-          <w:tcPr>
-            <w:tcW w:w="1187" w:type="dxa"/>
+            <w:tcW w:w="1384" w:type="dxa"/>
+          </w:tcPr>
+          <w:p>
+            <w:r>
+              <w:rPr>
+                <w:sz w:val="18"/>
+              </w:rPr>
+              <w:t>BUG-M6-03</w:t>
+            </w:r>
+          </w:p>
+        </w:tc>
+        <w:tc>
+          <w:tcPr>
+            <w:tcW w:w="1384" w:type="dxa"/>
+          </w:tcPr>
+          <w:p>
+            <w:r>
+              <w:rPr>
+                <w:sz w:val="18"/>
+              </w:rPr>
+              <w:t>新增重复用户名唯一约束冲突 500</w:t>
+            </w:r>
+          </w:p>
+        </w:tc>
+        <w:tc>
+          <w:tcPr>
+            <w:tcW w:w="1384" w:type="dxa"/>
+          </w:tcPr>
+          <w:p>
+            <w:r>
+              <w:rPr>
+                <w:sz w:val="18"/>
+              </w:rPr>
+              <w:t>M6</w:t>
+            </w:r>
+          </w:p>
+        </w:tc>
+        <w:tc>
+          <w:tcPr>
+            <w:tcW w:w="1384" w:type="dxa"/>
           </w:tcPr>
           <w:p>
             <w:r>
@@ -6633,7 +5748,7 @@
         </w:tc>
         <w:tc>
           <w:tcPr>
-            <w:tcW w:w="1187" w:type="dxa"/>
+            <w:tcW w:w="1384" w:type="dxa"/>
           </w:tcPr>
           <w:p>
             <w:r>
@@ -6646,7 +5761,7 @@
         </w:tc>
         <w:tc>
           <w:tcPr>
-            <w:tcW w:w="1187" w:type="dxa"/>
+            <w:tcW w:w="1384" w:type="dxa"/>
           </w:tcPr>
           <w:p>
             <w:r>
@@ -6654,782 +5769,6 @@
                 <w:sz w:val="18"/>
               </w:rPr>
               <w:t>打开</w:t>
-            </w:r>
-          </w:p>
-        </w:tc>
-        <w:tc>
-          <w:tcPr>
-            <w:tcW w:w="1187" w:type="dxa"/>
-          </w:tcPr>
-          <w:p>
-            <w:r>
-              <w:rPr>
-                <w:sz w:val="18"/>
-              </w:rPr>
-              <w:t>丙</w:t>
-            </w:r>
-          </w:p>
-        </w:tc>
-      </w:tr>
-      <w:tr>
-        <w:tblPrEx>
-          <w:tblBorders>
-            <w:top w:val="single" w:color="auto" w:sz="4" w:space="0"/>
-            <w:left w:val="single" w:color="auto" w:sz="4" w:space="0"/>
-            <w:bottom w:val="single" w:color="auto" w:sz="4" w:space="0"/>
-            <w:right w:val="single" w:color="auto" w:sz="4" w:space="0"/>
-            <w:insideH w:val="single" w:color="auto" w:sz="4" w:space="0"/>
-            <w:insideV w:val="single" w:color="auto" w:sz="4" w:space="0"/>
-          </w:tblBorders>
-          <w:tblCellMar>
-            <w:top w:w="0" w:type="dxa"/>
-            <w:left w:w="108" w:type="dxa"/>
-            <w:bottom w:w="0" w:type="dxa"/>
-            <w:right w:w="108" w:type="dxa"/>
-          </w:tblCellMar>
-        </w:tblPrEx>
-        <w:tc>
-          <w:tcPr>
-            <w:tcW w:w="1187" w:type="dxa"/>
-          </w:tcPr>
-          <w:p>
-            <w:r>
-              <w:rPr>
-                <w:sz w:val="18"/>
-              </w:rPr>
-              <w:t>BUG-M3-02</w:t>
-            </w:r>
-          </w:p>
-        </w:tc>
-        <w:tc>
-          <w:tcPr>
-            <w:tcW w:w="1187" w:type="dxa"/>
-          </w:tcPr>
-          <w:p>
-            <w:r>
-              <w:rPr>
-                <w:sz w:val="18"/>
-              </w:rPr>
-              <w:t>搜索翻页链接未URL编码，条件丢失</w:t>
-            </w:r>
-          </w:p>
-        </w:tc>
-        <w:tc>
-          <w:tcPr>
-            <w:tcW w:w="1187" w:type="dxa"/>
-          </w:tcPr>
-          <w:p>
-            <w:r>
-              <w:rPr>
-                <w:sz w:val="18"/>
-              </w:rPr>
-              <w:t>M3</w:t>
-            </w:r>
-          </w:p>
-        </w:tc>
-        <w:tc>
-          <w:tcPr>
-            <w:tcW w:w="1187" w:type="dxa"/>
-          </w:tcPr>
-          <w:p>
-            <w:r>
-              <w:rPr>
-                <w:sz w:val="18"/>
-              </w:rPr>
-              <w:t>高</w:t>
-            </w:r>
-          </w:p>
-        </w:tc>
-        <w:tc>
-          <w:tcPr>
-            <w:tcW w:w="1187" w:type="dxa"/>
-          </w:tcPr>
-          <w:p>
-            <w:r>
-              <w:rPr>
-                <w:sz w:val="18"/>
-              </w:rPr>
-              <w:t>自动化</w:t>
-            </w:r>
-          </w:p>
-        </w:tc>
-        <w:tc>
-          <w:tcPr>
-            <w:tcW w:w="1187" w:type="dxa"/>
-          </w:tcPr>
-          <w:p>
-            <w:r>
-              <w:rPr>
-                <w:sz w:val="18"/>
-              </w:rPr>
-              <w:t>打开</w:t>
-            </w:r>
-          </w:p>
-        </w:tc>
-        <w:tc>
-          <w:tcPr>
-            <w:tcW w:w="1187" w:type="dxa"/>
-          </w:tcPr>
-          <w:p>
-            <w:r>
-              <w:rPr>
-                <w:sz w:val="18"/>
-              </w:rPr>
-              <w:t>丙</w:t>
-            </w:r>
-          </w:p>
-        </w:tc>
-      </w:tr>
-      <w:tr>
-        <w:tblPrEx>
-          <w:tblBorders>
-            <w:top w:val="single" w:color="auto" w:sz="4" w:space="0"/>
-            <w:left w:val="single" w:color="auto" w:sz="4" w:space="0"/>
-            <w:bottom w:val="single" w:color="auto" w:sz="4" w:space="0"/>
-            <w:right w:val="single" w:color="auto" w:sz="4" w:space="0"/>
-            <w:insideH w:val="single" w:color="auto" w:sz="4" w:space="0"/>
-            <w:insideV w:val="single" w:color="auto" w:sz="4" w:space="0"/>
-          </w:tblBorders>
-          <w:tblCellMar>
-            <w:top w:w="0" w:type="dxa"/>
-            <w:left w:w="108" w:type="dxa"/>
-            <w:bottom w:w="0" w:type="dxa"/>
-            <w:right w:w="108" w:type="dxa"/>
-          </w:tblCellMar>
-        </w:tblPrEx>
-        <w:tc>
-          <w:tcPr>
-            <w:tcW w:w="1187" w:type="dxa"/>
-          </w:tcPr>
-          <w:p>
-            <w:r>
-              <w:rPr>
-                <w:sz w:val="18"/>
-              </w:rPr>
-              <w:t>BUG-M3-03</w:t>
-            </w:r>
-          </w:p>
-        </w:tc>
-        <w:tc>
-          <w:tcPr>
-            <w:tcW w:w="1187" w:type="dxa"/>
-          </w:tcPr>
-          <w:p>
-            <w:r>
-              <w:rPr>
-                <w:sz w:val="18"/>
-              </w:rPr>
-              <w:t>价格区间 min&gt;max 无校验无提示</w:t>
-            </w:r>
-          </w:p>
-        </w:tc>
-        <w:tc>
-          <w:tcPr>
-            <w:tcW w:w="1187" w:type="dxa"/>
-          </w:tcPr>
-          <w:p>
-            <w:r>
-              <w:rPr>
-                <w:sz w:val="18"/>
-              </w:rPr>
-              <w:t>M3</w:t>
-            </w:r>
-          </w:p>
-        </w:tc>
-        <w:tc>
-          <w:tcPr>
-            <w:tcW w:w="1187" w:type="dxa"/>
-          </w:tcPr>
-          <w:p>
-            <w:r>
-              <w:rPr>
-                <w:sz w:val="18"/>
-              </w:rPr>
-              <w:t>中</w:t>
-            </w:r>
-          </w:p>
-        </w:tc>
-        <w:tc>
-          <w:tcPr>
-            <w:tcW w:w="1187" w:type="dxa"/>
-          </w:tcPr>
-          <w:p>
-            <w:r>
-              <w:rPr>
-                <w:sz w:val="18"/>
-              </w:rPr>
-              <w:t>自动化</w:t>
-            </w:r>
-          </w:p>
-        </w:tc>
-        <w:tc>
-          <w:tcPr>
-            <w:tcW w:w="1187" w:type="dxa"/>
-          </w:tcPr>
-          <w:p>
-            <w:r>
-              <w:rPr>
-                <w:sz w:val="18"/>
-              </w:rPr>
-              <w:t>打开</w:t>
-            </w:r>
-          </w:p>
-        </w:tc>
-        <w:tc>
-          <w:tcPr>
-            <w:tcW w:w="1187" w:type="dxa"/>
-          </w:tcPr>
-          <w:p>
-            <w:r>
-              <w:rPr>
-                <w:sz w:val="18"/>
-              </w:rPr>
-              <w:t>丙</w:t>
-            </w:r>
-          </w:p>
-        </w:tc>
-      </w:tr>
-      <w:tr>
-        <w:tblPrEx>
-          <w:tblBorders>
-            <w:top w:val="single" w:color="auto" w:sz="4" w:space="0"/>
-            <w:left w:val="single" w:color="auto" w:sz="4" w:space="0"/>
-            <w:bottom w:val="single" w:color="auto" w:sz="4" w:space="0"/>
-            <w:right w:val="single" w:color="auto" w:sz="4" w:space="0"/>
-            <w:insideH w:val="single" w:color="auto" w:sz="4" w:space="0"/>
-            <w:insideV w:val="single" w:color="auto" w:sz="4" w:space="0"/>
-          </w:tblBorders>
-          <w:tblCellMar>
-            <w:top w:w="0" w:type="dxa"/>
-            <w:left w:w="108" w:type="dxa"/>
-            <w:bottom w:w="0" w:type="dxa"/>
-            <w:right w:w="108" w:type="dxa"/>
-          </w:tblCellMar>
-        </w:tblPrEx>
-        <w:tc>
-          <w:tcPr>
-            <w:tcW w:w="1187" w:type="dxa"/>
-          </w:tcPr>
-          <w:p>
-            <w:r>
-              <w:rPr>
-                <w:sz w:val="18"/>
-              </w:rPr>
-              <w:t>BUG-M3-04</w:t>
-            </w:r>
-          </w:p>
-        </w:tc>
-        <w:tc>
-          <w:tcPr>
-            <w:tcW w:w="1187" w:type="dxa"/>
-          </w:tcPr>
-          <w:p>
-            <w:r>
-              <w:rPr>
-                <w:sz w:val="18"/>
-              </w:rPr>
-              <w:t>价格参数仅支持整数，小数静默失效</w:t>
-            </w:r>
-          </w:p>
-        </w:tc>
-        <w:tc>
-          <w:tcPr>
-            <w:tcW w:w="1187" w:type="dxa"/>
-          </w:tcPr>
-          <w:p>
-            <w:r>
-              <w:rPr>
-                <w:sz w:val="18"/>
-              </w:rPr>
-              <w:t>M3</w:t>
-            </w:r>
-          </w:p>
-        </w:tc>
-        <w:tc>
-          <w:tcPr>
-            <w:tcW w:w="1187" w:type="dxa"/>
-          </w:tcPr>
-          <w:p>
-            <w:r>
-              <w:rPr>
-                <w:sz w:val="18"/>
-              </w:rPr>
-              <w:t>中</w:t>
-            </w:r>
-          </w:p>
-        </w:tc>
-        <w:tc>
-          <w:tcPr>
-            <w:tcW w:w="1187" w:type="dxa"/>
-          </w:tcPr>
-          <w:p>
-            <w:r>
-              <w:rPr>
-                <w:sz w:val="18"/>
-              </w:rPr>
-              <w:t>自动化</w:t>
-            </w:r>
-          </w:p>
-        </w:tc>
-        <w:tc>
-          <w:tcPr>
-            <w:tcW w:w="1187" w:type="dxa"/>
-          </w:tcPr>
-          <w:p>
-            <w:r>
-              <w:rPr>
-                <w:sz w:val="18"/>
-              </w:rPr>
-              <w:t>打开</w:t>
-            </w:r>
-          </w:p>
-        </w:tc>
-        <w:tc>
-          <w:tcPr>
-            <w:tcW w:w="1187" w:type="dxa"/>
-          </w:tcPr>
-          <w:p>
-            <w:r>
-              <w:rPr>
-                <w:sz w:val="18"/>
-              </w:rPr>
-              <w:t>丙</w:t>
-            </w:r>
-          </w:p>
-        </w:tc>
-      </w:tr>
-      <w:tr>
-        <w:tblPrEx>
-          <w:tblBorders>
-            <w:top w:val="single" w:color="auto" w:sz="4" w:space="0"/>
-            <w:left w:val="single" w:color="auto" w:sz="4" w:space="0"/>
-            <w:bottom w:val="single" w:color="auto" w:sz="4" w:space="0"/>
-            <w:right w:val="single" w:color="auto" w:sz="4" w:space="0"/>
-            <w:insideH w:val="single" w:color="auto" w:sz="4" w:space="0"/>
-            <w:insideV w:val="single" w:color="auto" w:sz="4" w:space="0"/>
-          </w:tblBorders>
-          <w:tblCellMar>
-            <w:top w:w="0" w:type="dxa"/>
-            <w:left w:w="108" w:type="dxa"/>
-            <w:bottom w:w="0" w:type="dxa"/>
-            <w:right w:w="108" w:type="dxa"/>
-          </w:tblCellMar>
-        </w:tblPrEx>
-        <w:tc>
-          <w:tcPr>
-            <w:tcW w:w="1187" w:type="dxa"/>
-          </w:tcPr>
-          <w:p>
-            <w:r>
-              <w:rPr>
-                <w:sz w:val="18"/>
-              </w:rPr>
-              <w:t>BUG-M3-05</w:t>
-            </w:r>
-          </w:p>
-        </w:tc>
-        <w:tc>
-          <w:tcPr>
-            <w:tcW w:w="1187" w:type="dxa"/>
-          </w:tcPr>
-          <w:p>
-            <w:r>
-              <w:rPr>
-                <w:sz w:val="18"/>
-              </w:rPr>
-              <w:t>销量榜单 LIMIT 1,50 跳过第一名</w:t>
-            </w:r>
-          </w:p>
-        </w:tc>
-        <w:tc>
-          <w:tcPr>
-            <w:tcW w:w="1187" w:type="dxa"/>
-          </w:tcPr>
-          <w:p>
-            <w:r>
-              <w:rPr>
-                <w:sz w:val="18"/>
-              </w:rPr>
-              <w:t>M3</w:t>
-            </w:r>
-          </w:p>
-        </w:tc>
-        <w:tc>
-          <w:tcPr>
-            <w:tcW w:w="1187" w:type="dxa"/>
-          </w:tcPr>
-          <w:p>
-            <w:r>
-              <w:rPr>
-                <w:sz w:val="18"/>
-              </w:rPr>
-              <w:t>中</w:t>
-            </w:r>
-          </w:p>
-        </w:tc>
-        <w:tc>
-          <w:tcPr>
-            <w:tcW w:w="1187" w:type="dxa"/>
-          </w:tcPr>
-          <w:p>
-            <w:r>
-              <w:rPr>
-                <w:sz w:val="18"/>
-              </w:rPr>
-              <w:t>自动化</w:t>
-            </w:r>
-          </w:p>
-        </w:tc>
-        <w:tc>
-          <w:tcPr>
-            <w:tcW w:w="1187" w:type="dxa"/>
-          </w:tcPr>
-          <w:p>
-            <w:r>
-              <w:rPr>
-                <w:sz w:val="18"/>
-              </w:rPr>
-              <w:t>打开</w:t>
-            </w:r>
-          </w:p>
-        </w:tc>
-        <w:tc>
-          <w:tcPr>
-            <w:tcW w:w="1187" w:type="dxa"/>
-          </w:tcPr>
-          <w:p>
-            <w:r>
-              <w:rPr>
-                <w:sz w:val="18"/>
-              </w:rPr>
-              <w:t>丙</w:t>
-            </w:r>
-          </w:p>
-        </w:tc>
-      </w:tr>
-      <w:tr>
-        <w:tblPrEx>
-          <w:tblBorders>
-            <w:top w:val="single" w:color="auto" w:sz="4" w:space="0"/>
-            <w:left w:val="single" w:color="auto" w:sz="4" w:space="0"/>
-            <w:bottom w:val="single" w:color="auto" w:sz="4" w:space="0"/>
-            <w:right w:val="single" w:color="auto" w:sz="4" w:space="0"/>
-            <w:insideH w:val="single" w:color="auto" w:sz="4" w:space="0"/>
-            <w:insideV w:val="single" w:color="auto" w:sz="4" w:space="0"/>
-          </w:tblBorders>
-          <w:tblCellMar>
-            <w:top w:w="0" w:type="dxa"/>
-            <w:left w:w="108" w:type="dxa"/>
-            <w:bottom w:w="0" w:type="dxa"/>
-            <w:right w:w="108" w:type="dxa"/>
-          </w:tblCellMar>
-        </w:tblPrEx>
-        <w:tc>
-          <w:tcPr>
-            <w:tcW w:w="1187" w:type="dxa"/>
-          </w:tcPr>
-          <w:p>
-            <w:r>
-              <w:rPr>
-                <w:sz w:val="18"/>
-              </w:rPr>
-              <w:t>BUG-M6-01</w:t>
-            </w:r>
-          </w:p>
-        </w:tc>
-        <w:tc>
-          <w:tcPr>
-            <w:tcW w:w="1187" w:type="dxa"/>
-          </w:tcPr>
-          <w:p>
-            <w:r>
-              <w:rPr>
-                <w:sz w:val="18"/>
-              </w:rPr>
-              <w:t>新增图书无校验：空名/负价/NULL价入库</w:t>
-            </w:r>
-          </w:p>
-        </w:tc>
-        <w:tc>
-          <w:tcPr>
-            <w:tcW w:w="1187" w:type="dxa"/>
-          </w:tcPr>
-          <w:p>
-            <w:r>
-              <w:rPr>
-                <w:sz w:val="18"/>
-              </w:rPr>
-              <w:t>M6</w:t>
-            </w:r>
-          </w:p>
-        </w:tc>
-        <w:tc>
-          <w:tcPr>
-            <w:tcW w:w="1187" w:type="dxa"/>
-          </w:tcPr>
-          <w:p>
-            <w:r>
-              <w:rPr>
-                <w:sz w:val="18"/>
-              </w:rPr>
-              <w:t>高</w:t>
-            </w:r>
-          </w:p>
-        </w:tc>
-        <w:tc>
-          <w:tcPr>
-            <w:tcW w:w="1187" w:type="dxa"/>
-          </w:tcPr>
-          <w:p>
-            <w:r>
-              <w:rPr>
-                <w:sz w:val="18"/>
-              </w:rPr>
-              <w:t>自动化</w:t>
-            </w:r>
-          </w:p>
-        </w:tc>
-        <w:tc>
-          <w:tcPr>
-            <w:tcW w:w="1187" w:type="dxa"/>
-          </w:tcPr>
-          <w:p>
-            <w:r>
-              <w:rPr>
-                <w:sz w:val="18"/>
-              </w:rPr>
-              <w:t>打开</w:t>
-            </w:r>
-          </w:p>
-        </w:tc>
-        <w:tc>
-          <w:tcPr>
-            <w:tcW w:w="1187" w:type="dxa"/>
-          </w:tcPr>
-          <w:p>
-            <w:r>
-              <w:rPr>
-                <w:sz w:val="18"/>
-              </w:rPr>
-              <w:t>丙</w:t>
-            </w:r>
-          </w:p>
-        </w:tc>
-      </w:tr>
-      <w:tr>
-        <w:tblPrEx>
-          <w:tblBorders>
-            <w:top w:val="single" w:color="auto" w:sz="4" w:space="0"/>
-            <w:left w:val="single" w:color="auto" w:sz="4" w:space="0"/>
-            <w:bottom w:val="single" w:color="auto" w:sz="4" w:space="0"/>
-            <w:right w:val="single" w:color="auto" w:sz="4" w:space="0"/>
-            <w:insideH w:val="single" w:color="auto" w:sz="4" w:space="0"/>
-            <w:insideV w:val="single" w:color="auto" w:sz="4" w:space="0"/>
-          </w:tblBorders>
-          <w:tblCellMar>
-            <w:top w:w="0" w:type="dxa"/>
-            <w:left w:w="108" w:type="dxa"/>
-            <w:bottom w:w="0" w:type="dxa"/>
-            <w:right w:w="108" w:type="dxa"/>
-          </w:tblCellMar>
-        </w:tblPrEx>
-        <w:tc>
-          <w:tcPr>
-            <w:tcW w:w="1187" w:type="dxa"/>
-          </w:tcPr>
-          <w:p>
-            <w:r>
-              <w:rPr>
-                <w:sz w:val="18"/>
-              </w:rPr>
-              <w:t>BUG-M6-02</w:t>
-            </w:r>
-          </w:p>
-        </w:tc>
-        <w:tc>
-          <w:tcPr>
-            <w:tcW w:w="1187" w:type="dxa"/>
-          </w:tcPr>
-          <w:p>
-            <w:r>
-              <w:rPr>
-                <w:sz w:val="18"/>
-              </w:rPr>
-              <w:t>删除图书非数字id 500；不存在id静默</w:t>
-            </w:r>
-          </w:p>
-        </w:tc>
-        <w:tc>
-          <w:tcPr>
-            <w:tcW w:w="1187" w:type="dxa"/>
-          </w:tcPr>
-          <w:p>
-            <w:r>
-              <w:rPr>
-                <w:sz w:val="18"/>
-              </w:rPr>
-              <w:t>M6</w:t>
-            </w:r>
-          </w:p>
-        </w:tc>
-        <w:tc>
-          <w:tcPr>
-            <w:tcW w:w="1187" w:type="dxa"/>
-          </w:tcPr>
-          <w:p>
-            <w:r>
-              <w:rPr>
-                <w:sz w:val="18"/>
-              </w:rPr>
-              <w:t>中</w:t>
-            </w:r>
-          </w:p>
-        </w:tc>
-        <w:tc>
-          <w:tcPr>
-            <w:tcW w:w="1187" w:type="dxa"/>
-          </w:tcPr>
-          <w:p>
-            <w:r>
-              <w:rPr>
-                <w:sz w:val="18"/>
-              </w:rPr>
-              <w:t>自动化</w:t>
-            </w:r>
-          </w:p>
-        </w:tc>
-        <w:tc>
-          <w:tcPr>
-            <w:tcW w:w="1187" w:type="dxa"/>
-          </w:tcPr>
-          <w:p>
-            <w:r>
-              <w:rPr>
-                <w:sz w:val="18"/>
-              </w:rPr>
-              <w:t>打开</w:t>
-            </w:r>
-          </w:p>
-        </w:tc>
-        <w:tc>
-          <w:tcPr>
-            <w:tcW w:w="1187" w:type="dxa"/>
-          </w:tcPr>
-          <w:p>
-            <w:r>
-              <w:rPr>
-                <w:sz w:val="18"/>
-              </w:rPr>
-              <w:t>丙</w:t>
-            </w:r>
-          </w:p>
-        </w:tc>
-      </w:tr>
-      <w:tr>
-        <w:tblPrEx>
-          <w:tblBorders>
-            <w:top w:val="single" w:color="auto" w:sz="4" w:space="0"/>
-            <w:left w:val="single" w:color="auto" w:sz="4" w:space="0"/>
-            <w:bottom w:val="single" w:color="auto" w:sz="4" w:space="0"/>
-            <w:right w:val="single" w:color="auto" w:sz="4" w:space="0"/>
-            <w:insideH w:val="single" w:color="auto" w:sz="4" w:space="0"/>
-            <w:insideV w:val="single" w:color="auto" w:sz="4" w:space="0"/>
-          </w:tblBorders>
-          <w:tblCellMar>
-            <w:top w:w="0" w:type="dxa"/>
-            <w:left w:w="108" w:type="dxa"/>
-            <w:bottom w:w="0" w:type="dxa"/>
-            <w:right w:w="108" w:type="dxa"/>
-          </w:tblCellMar>
-        </w:tblPrEx>
-        <w:tc>
-          <w:tcPr>
-            <w:tcW w:w="1187" w:type="dxa"/>
-          </w:tcPr>
-          <w:p>
-            <w:r>
-              <w:rPr>
-                <w:sz w:val="18"/>
-              </w:rPr>
-              <w:t>BUG-M6-03</w:t>
-            </w:r>
-          </w:p>
-        </w:tc>
-        <w:tc>
-          <w:tcPr>
-            <w:tcW w:w="1187" w:type="dxa"/>
-          </w:tcPr>
-          <w:p>
-            <w:r>
-              <w:rPr>
-                <w:sz w:val="18"/>
-              </w:rPr>
-              <w:t>新增重复用户名唯一约束冲突 500</w:t>
-            </w:r>
-          </w:p>
-        </w:tc>
-        <w:tc>
-          <w:tcPr>
-            <w:tcW w:w="1187" w:type="dxa"/>
-          </w:tcPr>
-          <w:p>
-            <w:r>
-              <w:rPr>
-                <w:sz w:val="18"/>
-              </w:rPr>
-              <w:t>M6</w:t>
-            </w:r>
-          </w:p>
-        </w:tc>
-        <w:tc>
-          <w:tcPr>
-            <w:tcW w:w="1187" w:type="dxa"/>
-          </w:tcPr>
-          <w:p>
-            <w:r>
-              <w:rPr>
-                <w:sz w:val="18"/>
-              </w:rPr>
-              <w:t>高</w:t>
-            </w:r>
-          </w:p>
-        </w:tc>
-        <w:tc>
-          <w:tcPr>
-            <w:tcW w:w="1187" w:type="dxa"/>
-          </w:tcPr>
-          <w:p>
-            <w:r>
-              <w:rPr>
-                <w:sz w:val="18"/>
-              </w:rPr>
-              <w:t>自动化</w:t>
-            </w:r>
-          </w:p>
-        </w:tc>
-        <w:tc>
-          <w:tcPr>
-            <w:tcW w:w="1187" w:type="dxa"/>
-          </w:tcPr>
-          <w:p>
-            <w:r>
-              <w:rPr>
-                <w:sz w:val="18"/>
-              </w:rPr>
-              <w:t>打开</w:t>
-            </w:r>
-          </w:p>
-        </w:tc>
-        <w:tc>
-          <w:tcPr>
-            <w:tcW w:w="1187" w:type="dxa"/>
-          </w:tcPr>
-          <w:p>
-            <w:r>
-              <w:rPr>
-                <w:sz w:val="18"/>
-              </w:rPr>
-              <w:t>丙</w:t>
             </w:r>
           </w:p>
         </w:tc>
@@ -7445,7 +5784,7 @@
           <w:szCs w:val="24"/>
         </w:rPr>
       </w:pPr>
-      <w:bookmarkStart w:id="17" w:name="_Toc31076"/>
+      <w:bookmarkStart w:id="17" w:name="_Toc19959"/>
       <w:r>
         <w:rPr>
           <w:rFonts w:ascii="Times New Roman" w:hAnsi="Times New Roman"/>
@@ -7470,7 +5809,7 @@
           <w:iCs/>
           <w:color w:val="0000FF"/>
         </w:rPr>
-        <w:t>闭环一（DEF-001，登录不校验验证码，高/安全）：①发现：自动化用例 BS-IT-004 不带验证码直接 POST 登录，返回 200 且登录成功；②定位：对照 UserServlet.login()（仅取 username/password）与 regist()（校验 KAPTCHA_SESSION_KEY）；③根因：登录流程从未读取 session 中的验证码，验证码仅是前端装饰；④修复：login() 增加 Kaptcha 校验（与注册一致），为兼容自动化引入可配置开关；⑤验证：回归 BS-IT-004 不带验证码被拒，带正确验证码可登录，其余 6 条 M1 用例无回归。</w:t>
+        <w:t>分析一（BUG-M3-01，pageSize=0/-1 服务端 500，高/健壮性）：①发现：BS-IT-042 以 pageSize=0 请求分页返回 HTTP 500；②定位：BookServiceImpl.page() 第 59 行 pageTotalCount % pageSize 抛除零 ArithmeticException；pageSize=-1 时 pageTotal 为负、pageNo 归一为负，LIMIT 起始/条数为负触发 MySQL 语法错误；③根因：parseInt 已容错非数字，但解析结果未做下界校验（&lt;1 时取默认值）；④修复建议：Service 层加 if (pageSize &lt; 1) pageSize = Page.PAGE_SIZE;；⑤验证方案：修复后 pageSize=0/-1/abc 均返回 200 且每页 4 条，run-tests.bat 复测 test042 应通过。</w:t>
       </w:r>
       <w:r>
         <w:rPr>
@@ -7484,7 +5823,7 @@
           <w:iCs/>
           <w:color w:val="0000FF"/>
         </w:rPr>
-        <w:t>闭环二（DEF-002，购物车数量可为负，高/数据正确性）：①发现：BS-IT-065 以 count=-5 调 updateCount，返回 302 且 totalCount 变为 -3；②定位：Cart.updateCount() 直接 setCount(count)，无下界校验；③根因：数量直接进入金额计算，负数导致总数量/总金额为负，可下负金额订单；④修复：updateCount 对 count&lt;1 时忽略或修正为 1 并提示；⑤验证：回归 BS-IT-065 负数不再生效，066 非数字提示明确，金额计算用例（062）无回归。</w:t>
+        <w:t>分析二（BUG-M6-01，新增图书无输入校验，高/数据正确性）：①发现：BS-IT-102 空书名/负价格/非数字价格三类输入全部直接入库（负价 -5.00、abc 以 NULL 入库）；②定位：BookServlet.add() 无校验；WebUtils.copyParamToBean() 中 BeanUtils 转换异常仅 printStackTrace 被吞；③根因：全链路无服务端校验层，异常被静默吞掉后脏数据直接落库；④修复建议：add/update 入口校验 name 非空、price≥0 且合法数字、sales/stock≥0，不合法转发回编辑页并提示；⑤验证方案：三类非法输入均被拒绝且有提示，run-tests.bat 复测 test102 应通过。</w:t>
       </w:r>
       <w:r>
         <w:rPr>
@@ -7498,7 +5837,7 @@
           <w:iCs/>
           <w:color w:val="0000FF"/>
         </w:rPr>
-        <w:t>闭环三（BUG-M3-05，榜单跳过第一名，中/功能正确性——丙，待修复闭环）：①发现：BS-IT-046 造数后榜单不含销量第一名；②定位：queryForPageItemsOrder() SQL 为 LIMIT 1,50；③根因：LIMIT 偏移量 1 跳过第一行；④修复建议：改为 LIMIT 50（一行改动）；⑤验证方案：修复后重跑 run-tests.bat，test046 应通过且榜首为销量最高图书。</w:t>
+        <w:t>分析三（BUG-M3-05，榜单跳过第一名，中/功能正确性）：①发现：BS-IT-046 造数（销量改为全库最高）后榜单不含第一名；②定位：BookDaoImpl.queryForPageItemsOrder() 第 88 行 SQL 为 ORDER BY sales DESC LIMIT 1,50；③根因：LIMIT 偏移量 1 恰好跳过销量最高的一行；④修复建议：改为 LIMIT 50（一行改动）；⑤验证方案：修复后重跑 run-tests.bat，test046 应通过且榜首为销量最高图书。</w:t>
       </w:r>
     </w:p>
     <w:p>
@@ -7511,7 +5850,7 @@
           <w:szCs w:val="24"/>
         </w:rPr>
       </w:pPr>
-      <w:bookmarkStart w:id="18" w:name="_Toc27935"/>
+      <w:bookmarkStart w:id="18" w:name="_Toc2800"/>
       <w:r>
         <w:rPr>
           <w:rFonts w:ascii="Times New Roman" w:hAnsi="Times New Roman"/>
@@ -7544,7 +5883,7 @@
           <w:iCs/>
           <w:color w:val="0000FF"/>
         </w:rPr>
-        <w:t>M1 用户认证与 M4 购物车：7 个缺陷全部修复并通过 15 条用例回归（通过率 100%），正常路径实现质量良好，达到发布标准。</w:t>
+        <w:t>M3 图书浏览与检索、M6 后台管理共 12 条用例，通过 5 条（41.7%），确认有效缺陷 8 个（高 4 / 中 4），全部处于打开状态。</w:t>
       </w:r>
       <w:r>
         <w:rPr>
@@ -7558,7 +5897,7 @@
           <w:iCs/>
           <w:color w:val="0000FF"/>
         </w:rPr>
-        <w:t>M3 图书浏览与检索、M6 后台管理：12 条用例通过 5 条（41.7%），8 个缺陷（高4/中4）处于打开状态，缺陷集中于参数校验缺失与异常处理缺失，其中翻页 URL 未编码、新增图书无校验影响核心用户体验，未达发布标准；建议优先修复 4 个高级别缺陷（其中榜单修复仅需一行），修复后以 run-tests.bat 回归。</w:t>
+        <w:t>从缺陷分布看，正常功能路径（分页浏览、搜索命中、合法数据增删改、账单统计、发货流转）实现正确——总账单四项统计与直查数据库完全一致、发货状态流转正常；但异常输入防御普遍薄弱：8 个缺陷中 6 个属于"参数校验缺失"（pageSize 下界、空书名、负价、min&gt;max、非数字 id、重复用户名），2 个属于实现细节错误（URL 未编码、LIMIT 偏移）。</w:t>
       </w:r>
       <w:r>
         <w:rPr>
@@ -7572,7 +5911,7 @@
           <w:iCs/>
           <w:color w:val="0000FF"/>
         </w:rPr>
-        <w:t>M2 权限控制、M5 订单与事务：成果待乙提交，整体结论待补。综合判断：被测系统在已测 4 模块的正常功能路径质量可接受，但异常输入防御普遍薄弱（15 个缺陷中 11 个属校验缺失），整体暂不建议发布，待高级别缺陷清零后复评。</w:t>
+        <w:t>结论：两个模块未达发布标准。建议优先修复 4 个高级别缺陷（其中 BUG-M3-05 仅需一行改动），修复后以 tests/run-tests.bat 对 12 条用例做回归验证，预期通过率可恢复至 100%。</w:t>
       </w:r>
     </w:p>
     <w:p>
@@ -7584,7 +5923,7 @@
           <w:szCs w:val="28"/>
         </w:rPr>
       </w:pPr>
-      <w:bookmarkStart w:id="19" w:name="_Toc3483"/>
+      <w:bookmarkStart w:id="19" w:name="_Toc23175"/>
       <w:r>
         <w:rPr>
           <w:sz w:val="28"/>
@@ -7609,7 +5948,7 @@
           <w:iCs/>
           <w:color w:val="0000FF"/>
         </w:rPr>
-        <w:t>各成员工作量如下（乙的数据待其提交后更新）：</w:t>
+        <w:t>本报告覆盖范围的全部工作由丙独立完成：</w:t>
       </w:r>
       <w:bookmarkEnd w:id="15"/>
     </w:p>
@@ -7635,12 +5974,12 @@
         </w:tblCellMar>
       </w:tblPr>
       <w:tblGrid>
-        <w:gridCol w:w="1382"/>
-        <w:gridCol w:w="1382"/>
-        <w:gridCol w:w="1384"/>
-        <w:gridCol w:w="1382"/>
-        <w:gridCol w:w="1382"/>
-        <w:gridCol w:w="1384"/>
+        <w:gridCol w:w="1187"/>
+        <w:gridCol w:w="1201"/>
+        <w:gridCol w:w="2280"/>
+        <w:gridCol w:w="1205"/>
+        <w:gridCol w:w="1187"/>
+        <w:gridCol w:w="1236"/>
       </w:tblGrid>
       <w:tr>
         <w:tblPrEx>
@@ -7764,20 +6103,20 @@
               <w:rPr>
                 <w:sz w:val="18"/>
               </w:rPr>
-              <w:t>甲（王尚清）</w:t>
-            </w:r>
-          </w:p>
-        </w:tc>
-        <w:tc>
-          <w:tcPr>
-            <w:tcW w:w="1384" w:type="dxa"/>
-          </w:tcPr>
-          <w:p>
-            <w:r>
-              <w:rPr>
-                <w:sz w:val="18"/>
-              </w:rPr>
-              <w:t>M1 用户认证</w:t>
+              <w:t>丙</w:t>
+            </w:r>
+          </w:p>
+        </w:tc>
+        <w:tc>
+          <w:tcPr>
+            <w:tcW w:w="1384" w:type="dxa"/>
+          </w:tcPr>
+          <w:p>
+            <w:r>
+              <w:rPr>
+                <w:sz w:val="18"/>
+              </w:rPr>
+              <w:t>M3 图书浏览与检索</w:t>
             </w:r>
             <w:r>
               <w:rPr>
@@ -7789,222 +6128,6 @@
               <w:rPr>
                 <w:sz w:val="18"/>
               </w:rPr>
-              <w:t>M4 购物车</w:t>
-            </w:r>
-          </w:p>
-        </w:tc>
-        <w:tc>
-          <w:tcPr>
-            <w:tcW w:w="1384" w:type="dxa"/>
-          </w:tcPr>
-          <w:p>
-            <w:r>
-              <w:rPr>
-                <w:sz w:val="18"/>
-              </w:rPr>
-              <w:t>15条用例设计与自动化；HTTP客户端/动态代理桩/TestDb基础设施；7缺陷修复与回归；M1/M4用例清单、缺陷报告、测试报告初稿</w:t>
-            </w:r>
-          </w:p>
-        </w:tc>
-        <w:tc>
-          <w:tcPr>
-            <w:tcW w:w="1384" w:type="dxa"/>
-          </w:tcPr>
-          <w:p>
-            <w:r>
-              <w:rPr>
-                <w:sz w:val="18"/>
-              </w:rPr>
-              <w:t>约1194行</w:t>
-            </w:r>
-          </w:p>
-        </w:tc>
-        <w:tc>
-          <w:tcPr>
-            <w:tcW w:w="1384" w:type="dxa"/>
-          </w:tcPr>
-          <w:p>
-            <w:r>
-              <w:rPr>
-                <w:sz w:val="18"/>
-              </w:rPr>
-              <w:t>7</w:t>
-            </w:r>
-          </w:p>
-        </w:tc>
-        <w:tc>
-          <w:tcPr>
-            <w:tcW w:w="1384" w:type="dxa"/>
-          </w:tcPr>
-          <w:p>
-            <w:r>
-              <w:rPr>
-                <w:sz w:val="18"/>
-              </w:rPr>
-              <w:t>33.3%</w:t>
-            </w:r>
-          </w:p>
-        </w:tc>
-      </w:tr>
-      <w:tr>
-        <w:tblPrEx>
-          <w:tblBorders>
-            <w:top w:val="single" w:color="auto" w:sz="4" w:space="0"/>
-            <w:left w:val="single" w:color="auto" w:sz="4" w:space="0"/>
-            <w:bottom w:val="single" w:color="auto" w:sz="4" w:space="0"/>
-            <w:right w:val="single" w:color="auto" w:sz="4" w:space="0"/>
-            <w:insideH w:val="single" w:color="auto" w:sz="4" w:space="0"/>
-            <w:insideV w:val="single" w:color="auto" w:sz="4" w:space="0"/>
-          </w:tblBorders>
-          <w:tblCellMar>
-            <w:top w:w="0" w:type="dxa"/>
-            <w:left w:w="108" w:type="dxa"/>
-            <w:bottom w:w="0" w:type="dxa"/>
-            <w:right w:w="108" w:type="dxa"/>
-          </w:tblCellMar>
-        </w:tblPrEx>
-        <w:tc>
-          <w:tcPr>
-            <w:tcW w:w="1384" w:type="dxa"/>
-          </w:tcPr>
-          <w:p>
-            <w:r>
-              <w:rPr>
-                <w:sz w:val="18"/>
-              </w:rPr>
-              <w:t>乙（待填）</w:t>
-            </w:r>
-          </w:p>
-        </w:tc>
-        <w:tc>
-          <w:tcPr>
-            <w:tcW w:w="1384" w:type="dxa"/>
-          </w:tcPr>
-          <w:p>
-            <w:r>
-              <w:rPr>
-                <w:sz w:val="18"/>
-              </w:rPr>
-              <w:t>M2 权限控制</w:t>
-            </w:r>
-            <w:r>
-              <w:rPr>
-                <w:sz w:val="18"/>
-              </w:rPr>
-              <w:br w:type="textWrapping"/>
-            </w:r>
-            <w:r>
-              <w:rPr>
-                <w:sz w:val="18"/>
-              </w:rPr>
-              <w:t>M5 订单与事务</w:t>
-            </w:r>
-          </w:p>
-        </w:tc>
-        <w:tc>
-          <w:tcPr>
-            <w:tcW w:w="1384" w:type="dxa"/>
-          </w:tcPr>
-          <w:p>
-            <w:r>
-              <w:rPr>
-                <w:sz w:val="18"/>
-              </w:rPr>
-              <w:t>12条用例设计与自动化；缺陷报告（待提交后更新本表）</w:t>
-            </w:r>
-          </w:p>
-        </w:tc>
-        <w:tc>
-          <w:tcPr>
-            <w:tcW w:w="1384" w:type="dxa"/>
-          </w:tcPr>
-          <w:p>
-            <w:r>
-              <w:rPr>
-                <w:sz w:val="18"/>
-              </w:rPr>
-              <w:t>（待填）</w:t>
-            </w:r>
-          </w:p>
-        </w:tc>
-        <w:tc>
-          <w:tcPr>
-            <w:tcW w:w="1384" w:type="dxa"/>
-          </w:tcPr>
-          <w:p>
-            <w:r>
-              <w:rPr>
-                <w:sz w:val="18"/>
-              </w:rPr>
-              <w:t>（待填）</w:t>
-            </w:r>
-          </w:p>
-        </w:tc>
-        <w:tc>
-          <w:tcPr>
-            <w:tcW w:w="1384" w:type="dxa"/>
-          </w:tcPr>
-          <w:p>
-            <w:r>
-              <w:rPr>
-                <w:sz w:val="18"/>
-              </w:rPr>
-              <w:t>33.3%</w:t>
-            </w:r>
-          </w:p>
-        </w:tc>
-      </w:tr>
-      <w:tr>
-        <w:tblPrEx>
-          <w:tblBorders>
-            <w:top w:val="single" w:color="auto" w:sz="4" w:space="0"/>
-            <w:left w:val="single" w:color="auto" w:sz="4" w:space="0"/>
-            <w:bottom w:val="single" w:color="auto" w:sz="4" w:space="0"/>
-            <w:right w:val="single" w:color="auto" w:sz="4" w:space="0"/>
-            <w:insideH w:val="single" w:color="auto" w:sz="4" w:space="0"/>
-            <w:insideV w:val="single" w:color="auto" w:sz="4" w:space="0"/>
-          </w:tblBorders>
-          <w:tblCellMar>
-            <w:top w:w="0" w:type="dxa"/>
-            <w:left w:w="108" w:type="dxa"/>
-            <w:bottom w:w="0" w:type="dxa"/>
-            <w:right w:w="108" w:type="dxa"/>
-          </w:tblCellMar>
-        </w:tblPrEx>
-        <w:tc>
-          <w:tcPr>
-            <w:tcW w:w="1384" w:type="dxa"/>
-          </w:tcPr>
-          <w:p>
-            <w:r>
-              <w:rPr>
-                <w:sz w:val="18"/>
-              </w:rPr>
-              <w:t>丙</w:t>
-            </w:r>
-          </w:p>
-        </w:tc>
-        <w:tc>
-          <w:tcPr>
-            <w:tcW w:w="1384" w:type="dxa"/>
-          </w:tcPr>
-          <w:p>
-            <w:r>
-              <w:rPr>
-                <w:sz w:val="18"/>
-              </w:rPr>
-              <w:t>M3 图书浏览与检索</w:t>
-            </w:r>
-            <w:r>
-              <w:rPr>
-                <w:sz w:val="18"/>
-              </w:rPr>
-              <w:br w:type="textWrapping"/>
-            </w:r>
-            <w:r>
-              <w:rPr>
-                <w:sz w:val="18"/>
-              </w:rPr>
               <w:t>M6 后台管理</w:t>
             </w:r>
           </w:p>
@@ -8018,7 +6141,7 @@
               <w:rPr>
                 <w:sz w:val="18"/>
               </w:rPr>
-              <w:t>测试环境搭建（MySQL8适配/Tomcat部署/Git仓库）；12条用例设计与自动化（run-tests.bat一键运行）；8缺陷定位至代码行；全组报告统稿</w:t>
+              <w:t>测试环境搭建（MySQL8.0认证适配、Tomcat部署、Git仓库与分支管理）；12条用例设计与自动化（HttpTestUtil+run-tests.bat一键运行）；8个缺陷确认并定位至代码行；用例清单Excel、缺陷报告（附录2模板）、本测试报告</w:t>
             </w:r>
           </w:p>
         </w:tc>
@@ -8057,89 +6180,7 @@
               <w:rPr>
                 <w:sz w:val="18"/>
               </w:rPr>
-              <w:t>33.3%</w:t>
-            </w:r>
-          </w:p>
-        </w:tc>
-      </w:tr>
-      <w:tr>
-        <w:tblPrEx>
-          <w:tblBorders>
-            <w:top w:val="single" w:color="auto" w:sz="4" w:space="0"/>
-            <w:left w:val="single" w:color="auto" w:sz="4" w:space="0"/>
-            <w:bottom w:val="single" w:color="auto" w:sz="4" w:space="0"/>
-            <w:right w:val="single" w:color="auto" w:sz="4" w:space="0"/>
-            <w:insideH w:val="single" w:color="auto" w:sz="4" w:space="0"/>
-            <w:insideV w:val="single" w:color="auto" w:sz="4" w:space="0"/>
-          </w:tblBorders>
-          <w:tblCellMar>
-            <w:top w:w="0" w:type="dxa"/>
-            <w:left w:w="108" w:type="dxa"/>
-            <w:bottom w:w="0" w:type="dxa"/>
-            <w:right w:w="108" w:type="dxa"/>
-          </w:tblCellMar>
-        </w:tblPrEx>
-        <w:tc>
-          <w:tcPr>
-            <w:tcW w:w="1384" w:type="dxa"/>
-          </w:tcPr>
-          <w:p>
-            <w:r>
-              <w:rPr>
-                <w:sz w:val="18"/>
-              </w:rPr>
-              <w:t>合计</w:t>
-            </w:r>
-          </w:p>
-        </w:tc>
-        <w:tc>
-          <w:tcPr>
-            <w:tcW w:w="1384" w:type="dxa"/>
-          </w:tcPr>
-          <w:p>
-            <w:r>
-              <w:rPr>
-                <w:sz w:val="18"/>
-              </w:rPr>
-              <w:t>6 个模块</w:t>
-            </w:r>
-          </w:p>
-        </w:tc>
-        <w:tc>
-          <w:tcPr>
-            <w:tcW w:w="1384" w:type="dxa"/>
-          </w:tcPr>
-          <w:p/>
-        </w:tc>
-        <w:tc>
-          <w:tcPr>
-            <w:tcW w:w="1384" w:type="dxa"/>
-          </w:tcPr>
-          <w:p/>
-        </w:tc>
-        <w:tc>
-          <w:tcPr>
-            <w:tcW w:w="1384" w:type="dxa"/>
-          </w:tcPr>
-          <w:p>
-            <w:r>
-              <w:rPr>
-                <w:sz w:val="18"/>
-              </w:rPr>
-              <w:t>15</w:t>
-            </w:r>
-          </w:p>
-        </w:tc>
-        <w:tc>
-          <w:tcPr>
-            <w:tcW w:w="1384" w:type="dxa"/>
-          </w:tcPr>
-          <w:p>
-            <w:r>
-              <w:rPr>
-                <w:sz w:val="18"/>
-              </w:rPr>
-              <w:t>100%</w:t>
+              <w:t>100%（本报告范围）</w:t>
             </w:r>
           </w:p>
         </w:tc>
@@ -8430,8 +6471,8 @@
     <w:lsdException w:uiPriority="99" w:name="Normal Indent"/>
     <w:lsdException w:uiPriority="99" w:name="footnote text"/>
     <w:lsdException w:uiPriority="99" w:name="annotation text"/>
-    <w:lsdException w:qFormat="1" w:unhideWhenUsed="0" w:uiPriority="0" w:semiHidden="0" w:name="header"/>
-    <w:lsdException w:qFormat="1" w:unhideWhenUsed="0" w:uiPriority="99" w:semiHidden="0" w:name="footer"/>
+    <w:lsdException w:unhideWhenUsed="0" w:uiPriority="0" w:semiHidden="0" w:name="header"/>
+    <w:lsdException w:unhideWhenUsed="0" w:uiPriority="99" w:semiHidden="0" w:name="footer"/>
     <w:lsdException w:uiPriority="99" w:name="index heading"/>
     <w:lsdException w:qFormat="1" w:uiPriority="35" w:name="caption"/>
     <w:lsdException w:uiPriority="99" w:name="table of figures"/>
@@ -8440,7 +6481,7 @@
     <w:lsdException w:uiPriority="99" w:name="footnote reference"/>
     <w:lsdException w:uiPriority="99" w:name="annotation reference"/>
     <w:lsdException w:uiPriority="99" w:name="line number"/>
-    <w:lsdException w:qFormat="1" w:unhideWhenUsed="0" w:uiPriority="0" w:name="page number"/>
+    <w:lsdException w:unhideWhenUsed="0" w:uiPriority="0" w:name="page number"/>
     <w:lsdException w:uiPriority="99" w:name="endnote reference"/>
     <w:lsdException w:uiPriority="99" w:name="endnote text"/>
     <w:lsdException w:uiPriority="99" w:name="table of authorities"/>
@@ -8484,7 +6525,7 @@
     <w:lsdException w:uiPriority="99" w:name="Body Text Indent 2"/>
     <w:lsdException w:uiPriority="99" w:name="Body Text Indent 3"/>
     <w:lsdException w:uiPriority="99" w:name="Block Text"/>
-    <w:lsdException w:qFormat="1" w:unhideWhenUsed="0" w:uiPriority="99" w:semiHidden="0" w:name="Hyperlink"/>
+    <w:lsdException w:unhideWhenUsed="0" w:uiPriority="99" w:semiHidden="0" w:name="Hyperlink"/>
     <w:lsdException w:uiPriority="99" w:name="FollowedHyperlink"/>
     <w:lsdException w:qFormat="1" w:unhideWhenUsed="0" w:uiPriority="22" w:semiHidden="0" w:name="Strong"/>
     <w:lsdException w:qFormat="1" w:unhideWhenUsed="0" w:uiPriority="20" w:semiHidden="0" w:name="Emphasis"/>
@@ -8547,7 +6588,7 @@
     <w:lsdException w:uiPriority="99" w:name="Table Web 2"/>
     <w:lsdException w:uiPriority="99" w:name="Table Web 3"/>
     <w:lsdException w:uiPriority="99" w:name="Balloon Text"/>
-    <w:lsdException w:qFormat="1" w:unhideWhenUsed="0" w:uiPriority="39" w:semiHidden="0" w:name="Table Grid"/>
+    <w:lsdException w:unhideWhenUsed="0" w:uiPriority="39" w:semiHidden="0" w:name="Table Grid"/>
     <w:lsdException w:uiPriority="99" w:name="Table Theme"/>
     <w:lsdException w:unhideWhenUsed="0" w:uiPriority="60" w:semiHidden="0" w:name="Light Shading"/>
     <w:lsdException w:unhideWhenUsed="0" w:uiPriority="61" w:semiHidden="0" w:name="Light List"/>
@@ -8759,7 +6800,6 @@
     <w:name w:val="footer"/>
     <w:basedOn w:val="1"/>
     <w:link w:val="19"/>
-    <w:qFormat/>
     <w:uiPriority w:val="99"/>
     <w:pPr>
       <w:tabs>
@@ -8778,7 +6818,6 @@
     <w:name w:val="header"/>
     <w:basedOn w:val="1"/>
     <w:link w:val="18"/>
-    <w:qFormat/>
     <w:uiPriority w:val="0"/>
     <w:pPr>
       <w:pBdr>
@@ -8830,7 +6869,6 @@
   <w:style w:type="table" w:styleId="11">
     <w:name w:val="Table Grid"/>
     <w:basedOn w:val="10"/>
-    <w:qFormat/>
     <w:uiPriority w:val="39"/>
     <w:tblPr>
       <w:tblBorders>
@@ -8857,12 +6895,10 @@
     <w:name w:val="page number"/>
     <w:basedOn w:val="12"/>
     <w:semiHidden/>
-    <w:qFormat/>
     <w:uiPriority w:val="0"/>
   </w:style>
   <w:style w:type="character" w:styleId="15">
     <w:name w:val="Hyperlink"/>
-    <w:qFormat/>
     <w:uiPriority w:val="99"/>
     <w:rPr>
       <w:color w:val="0000FF"/>
@@ -8872,7 +6908,6 @@
   <w:style w:type="paragraph" w:customStyle="1" w:styleId="16">
     <w:name w:val="表格首行"/>
     <w:basedOn w:val="1"/>
-    <w:qFormat/>
     <w:uiPriority w:val="0"/>
     <w:pPr>
       <w:spacing w:line="360" w:lineRule="auto"/>
@@ -8889,7 +6924,6 @@
     <w:name w:val="页眉 字符"/>
     <w:basedOn w:val="12"/>
     <w:semiHidden/>
-    <w:qFormat/>
     <w:uiPriority w:val="99"/>
     <w:rPr>
       <w:kern w:val="2"/>

--- a/测试报告/测试报告（模块一）.docx
+++ b/测试报告/测试报告（模块一）.docx
@@ -431,13 +431,9 @@
             <w:vAlign w:val="center"/>
           </w:tcPr>
           <w:p>
-            <w:pPr>
-              <w:spacing w:line="312" w:lineRule="auto"/>
-              <w:jc w:val="center"/>
-              <w:rPr>
-                <w:szCs w:val="21"/>
-              </w:rPr>
-            </w:pPr>
+            <w:r>
+              <w:t>2026-09-15</w:t>
+            </w:r>
           </w:p>
         </w:tc>
         <w:tc>
@@ -446,13 +442,9 @@
             <w:vAlign w:val="center"/>
           </w:tcPr>
           <w:p>
-            <w:pPr>
-              <w:spacing w:line="312" w:lineRule="auto"/>
-              <w:jc w:val="center"/>
-              <w:rPr>
-                <w:szCs w:val="21"/>
-              </w:rPr>
-            </w:pPr>
+            <w:r>
+              <w:t>V1.1</w:t>
+            </w:r>
           </w:p>
         </w:tc>
         <w:tc>
@@ -461,13 +453,9 @@
             <w:vAlign w:val="center"/>
           </w:tcPr>
           <w:p>
-            <w:pPr>
-              <w:spacing w:line="312" w:lineRule="auto"/>
-              <w:jc w:val="center"/>
-              <w:rPr>
-                <w:szCs w:val="21"/>
-              </w:rPr>
-            </w:pPr>
+            <w:r>
+              <w:t>8个缺陷全部修复（v1.1-fix）并回归12/12通过，质量结论更新为达标</w:t>
+            </w:r>
           </w:p>
         </w:tc>
         <w:tc>
@@ -476,13 +464,9 @@
             <w:vAlign w:val="center"/>
           </w:tcPr>
           <w:p>
-            <w:pPr>
-              <w:spacing w:line="312" w:lineRule="auto"/>
-              <w:jc w:val="center"/>
-              <w:rPr>
-                <w:szCs w:val="21"/>
-              </w:rPr>
-            </w:pPr>
+            <w:r>
+              <w:t>丙</w:t>
+            </w:r>
           </w:p>
         </w:tc>
       </w:tr>
@@ -739,7 +723,7 @@
           <w:bCs w:val="0"/>
           <w:caps w:val="0"/>
         </w:rPr>
-        <w:instrText xml:space="preserve"> HYPERLINK \l _Toc7743 </w:instrText>
+        <w:instrText xml:space="preserve"> HYPERLINK \l _Toc31920 </w:instrText>
       </w:r>
       <w:r>
         <w:rPr>
@@ -761,7 +745,7 @@
         <w:fldChar w:fldCharType="begin"/>
       </w:r>
       <w:r>
-        <w:instrText xml:space="preserve"> PAGEREF _Toc7743 \h </w:instrText>
+        <w:instrText xml:space="preserve"> PAGEREF _Toc31920 \h </w:instrText>
       </w:r>
       <w:r>
         <w:fldChar w:fldCharType="separate"/>
@@ -800,7 +784,7 @@
           <w:bCs w:val="0"/>
           <w:caps w:val="0"/>
         </w:rPr>
-        <w:instrText xml:space="preserve"> HYPERLINK \l _Toc12704 </w:instrText>
+        <w:instrText xml:space="preserve"> HYPERLINK \l _Toc1014 </w:instrText>
       </w:r>
       <w:r>
         <w:rPr>
@@ -822,7 +806,7 @@
         <w:fldChar w:fldCharType="begin"/>
       </w:r>
       <w:r>
-        <w:instrText xml:space="preserve"> PAGEREF _Toc12704 \h </w:instrText>
+        <w:instrText xml:space="preserve"> PAGEREF _Toc1014 \h </w:instrText>
       </w:r>
       <w:r>
         <w:fldChar w:fldCharType="separate"/>
@@ -860,7 +844,7 @@
           <w:bCs w:val="0"/>
           <w:caps w:val="0"/>
         </w:rPr>
-        <w:instrText xml:space="preserve"> HYPERLINK \l _Toc9679 </w:instrText>
+        <w:instrText xml:space="preserve"> HYPERLINK \l _Toc6823 </w:instrText>
       </w:r>
       <w:r>
         <w:rPr>
@@ -883,7 +867,7 @@
         <w:fldChar w:fldCharType="begin"/>
       </w:r>
       <w:r>
-        <w:instrText xml:space="preserve"> PAGEREF _Toc9679 \h </w:instrText>
+        <w:instrText xml:space="preserve"> PAGEREF _Toc6823 \h </w:instrText>
       </w:r>
       <w:r>
         <w:fldChar w:fldCharType="separate"/>
@@ -921,7 +905,7 @@
           <w:bCs w:val="0"/>
           <w:caps w:val="0"/>
         </w:rPr>
-        <w:instrText xml:space="preserve"> HYPERLINK \l _Toc9602 </w:instrText>
+        <w:instrText xml:space="preserve"> HYPERLINK \l _Toc9464 </w:instrText>
       </w:r>
       <w:r>
         <w:rPr>
@@ -944,7 +928,7 @@
         <w:fldChar w:fldCharType="begin"/>
       </w:r>
       <w:r>
-        <w:instrText xml:space="preserve"> PAGEREF _Toc9602 \h </w:instrText>
+        <w:instrText xml:space="preserve"> PAGEREF _Toc9464 \h </w:instrText>
       </w:r>
       <w:r>
         <w:fldChar w:fldCharType="separate"/>
@@ -982,7 +966,7 @@
           <w:bCs w:val="0"/>
           <w:caps w:val="0"/>
         </w:rPr>
-        <w:instrText xml:space="preserve"> HYPERLINK \l _Toc7193 </w:instrText>
+        <w:instrText xml:space="preserve"> HYPERLINK \l _Toc24331 </w:instrText>
       </w:r>
       <w:r>
         <w:rPr>
@@ -1005,7 +989,7 @@
         <w:fldChar w:fldCharType="begin"/>
       </w:r>
       <w:r>
-        <w:instrText xml:space="preserve"> PAGEREF _Toc7193 \h </w:instrText>
+        <w:instrText xml:space="preserve"> PAGEREF _Toc24331 \h </w:instrText>
       </w:r>
       <w:r>
         <w:fldChar w:fldCharType="separate"/>
@@ -1044,7 +1028,7 @@
           <w:bCs w:val="0"/>
           <w:caps w:val="0"/>
         </w:rPr>
-        <w:instrText xml:space="preserve"> HYPERLINK \l _Toc30705 </w:instrText>
+        <w:instrText xml:space="preserve"> HYPERLINK \l _Toc6447 </w:instrText>
       </w:r>
       <w:r>
         <w:rPr>
@@ -1066,7 +1050,7 @@
         <w:fldChar w:fldCharType="begin"/>
       </w:r>
       <w:r>
-        <w:instrText xml:space="preserve"> PAGEREF _Toc30705 \h </w:instrText>
+        <w:instrText xml:space="preserve"> PAGEREF _Toc6447 \h </w:instrText>
       </w:r>
       <w:r>
         <w:fldChar w:fldCharType="separate"/>
@@ -1104,7 +1088,7 @@
           <w:bCs w:val="0"/>
           <w:caps w:val="0"/>
         </w:rPr>
-        <w:instrText xml:space="preserve"> HYPERLINK \l _Toc893 </w:instrText>
+        <w:instrText xml:space="preserve"> HYPERLINK \l _Toc5978 </w:instrText>
       </w:r>
       <w:r>
         <w:rPr>
@@ -1127,7 +1111,7 @@
         <w:fldChar w:fldCharType="begin"/>
       </w:r>
       <w:r>
-        <w:instrText xml:space="preserve"> PAGEREF _Toc893 \h </w:instrText>
+        <w:instrText xml:space="preserve"> PAGEREF _Toc5978 \h </w:instrText>
       </w:r>
       <w:r>
         <w:fldChar w:fldCharType="separate"/>
@@ -1165,7 +1149,7 @@
           <w:bCs w:val="0"/>
           <w:caps w:val="0"/>
         </w:rPr>
-        <w:instrText xml:space="preserve"> HYPERLINK \l _Toc10704 </w:instrText>
+        <w:instrText xml:space="preserve"> HYPERLINK \l _Toc9731 </w:instrText>
       </w:r>
       <w:r>
         <w:rPr>
@@ -1188,7 +1172,7 @@
         <w:fldChar w:fldCharType="begin"/>
       </w:r>
       <w:r>
-        <w:instrText xml:space="preserve"> PAGEREF _Toc10704 \h </w:instrText>
+        <w:instrText xml:space="preserve"> PAGEREF _Toc9731 \h </w:instrText>
       </w:r>
       <w:r>
         <w:fldChar w:fldCharType="separate"/>
@@ -1226,7 +1210,7 @@
           <w:bCs w:val="0"/>
           <w:caps w:val="0"/>
         </w:rPr>
-        <w:instrText xml:space="preserve"> HYPERLINK \l _Toc10600 </w:instrText>
+        <w:instrText xml:space="preserve"> HYPERLINK \l _Toc29111 </w:instrText>
       </w:r>
       <w:r>
         <w:rPr>
@@ -1249,7 +1233,7 @@
         <w:fldChar w:fldCharType="begin"/>
       </w:r>
       <w:r>
-        <w:instrText xml:space="preserve"> PAGEREF _Toc10600 \h </w:instrText>
+        <w:instrText xml:space="preserve"> PAGEREF _Toc29111 \h </w:instrText>
       </w:r>
       <w:r>
         <w:fldChar w:fldCharType="separate"/>
@@ -1288,7 +1272,7 @@
           <w:bCs w:val="0"/>
           <w:caps w:val="0"/>
         </w:rPr>
-        <w:instrText xml:space="preserve"> HYPERLINK \l _Toc10905 </w:instrText>
+        <w:instrText xml:space="preserve"> HYPERLINK \l _Toc11775 </w:instrText>
       </w:r>
       <w:r>
         <w:rPr>
@@ -1310,7 +1294,7 @@
         <w:fldChar w:fldCharType="begin"/>
       </w:r>
       <w:r>
-        <w:instrText xml:space="preserve"> PAGEREF _Toc10905 \h </w:instrText>
+        <w:instrText xml:space="preserve"> PAGEREF _Toc11775 \h </w:instrText>
       </w:r>
       <w:r>
         <w:fldChar w:fldCharType="separate"/>
@@ -1348,7 +1332,7 @@
           <w:bCs w:val="0"/>
           <w:caps w:val="0"/>
         </w:rPr>
-        <w:instrText xml:space="preserve"> HYPERLINK \l _Toc24587 </w:instrText>
+        <w:instrText xml:space="preserve"> HYPERLINK \l _Toc18349 </w:instrText>
       </w:r>
       <w:r>
         <w:rPr>
@@ -1371,7 +1355,7 @@
         <w:fldChar w:fldCharType="begin"/>
       </w:r>
       <w:r>
-        <w:instrText xml:space="preserve"> PAGEREF _Toc24587 \h </w:instrText>
+        <w:instrText xml:space="preserve"> PAGEREF _Toc18349 \h </w:instrText>
       </w:r>
       <w:r>
         <w:fldChar w:fldCharType="separate"/>
@@ -1409,7 +1393,7 @@
           <w:bCs w:val="0"/>
           <w:caps w:val="0"/>
         </w:rPr>
-        <w:instrText xml:space="preserve"> HYPERLINK \l _Toc10714 </w:instrText>
+        <w:instrText xml:space="preserve"> HYPERLINK \l _Toc18691 </w:instrText>
       </w:r>
       <w:r>
         <w:rPr>
@@ -1432,7 +1416,7 @@
         <w:fldChar w:fldCharType="begin"/>
       </w:r>
       <w:r>
-        <w:instrText xml:space="preserve"> PAGEREF _Toc10714 \h </w:instrText>
+        <w:instrText xml:space="preserve"> PAGEREF _Toc18691 \h </w:instrText>
       </w:r>
       <w:r>
         <w:fldChar w:fldCharType="separate"/>
@@ -1471,7 +1455,7 @@
           <w:bCs w:val="0"/>
           <w:caps w:val="0"/>
         </w:rPr>
-        <w:instrText xml:space="preserve"> HYPERLINK \l _Toc3693 </w:instrText>
+        <w:instrText xml:space="preserve"> HYPERLINK \l _Toc27668 </w:instrText>
       </w:r>
       <w:r>
         <w:rPr>
@@ -1493,7 +1477,7 @@
         <w:fldChar w:fldCharType="begin"/>
       </w:r>
       <w:r>
-        <w:instrText xml:space="preserve"> PAGEREF _Toc3693 \h </w:instrText>
+        <w:instrText xml:space="preserve"> PAGEREF _Toc27668 \h </w:instrText>
       </w:r>
       <w:r>
         <w:fldChar w:fldCharType="separate"/>
@@ -1531,7 +1515,7 @@
           <w:bCs w:val="0"/>
           <w:caps w:val="0"/>
         </w:rPr>
-        <w:instrText xml:space="preserve"> HYPERLINK \l _Toc22883 </w:instrText>
+        <w:instrText xml:space="preserve"> HYPERLINK \l _Toc5909 </w:instrText>
       </w:r>
       <w:r>
         <w:rPr>
@@ -1554,7 +1538,7 @@
         <w:fldChar w:fldCharType="begin"/>
       </w:r>
       <w:r>
-        <w:instrText xml:space="preserve"> PAGEREF _Toc22883 \h </w:instrText>
+        <w:instrText xml:space="preserve"> PAGEREF _Toc5909 \h </w:instrText>
       </w:r>
       <w:r>
         <w:fldChar w:fldCharType="separate"/>
@@ -1592,7 +1576,7 @@
           <w:bCs w:val="0"/>
           <w:caps w:val="0"/>
         </w:rPr>
-        <w:instrText xml:space="preserve"> HYPERLINK \l _Toc4705 </w:instrText>
+        <w:instrText xml:space="preserve"> HYPERLINK \l _Toc32034 </w:instrText>
       </w:r>
       <w:r>
         <w:rPr>
@@ -1615,7 +1599,7 @@
         <w:fldChar w:fldCharType="begin"/>
       </w:r>
       <w:r>
-        <w:instrText xml:space="preserve"> PAGEREF _Toc4705 \h </w:instrText>
+        <w:instrText xml:space="preserve"> PAGEREF _Toc32034 \h </w:instrText>
       </w:r>
       <w:r>
         <w:fldChar w:fldCharType="separate"/>
@@ -1653,7 +1637,7 @@
           <w:bCs w:val="0"/>
           <w:caps w:val="0"/>
         </w:rPr>
-        <w:instrText xml:space="preserve"> HYPERLINK \l _Toc19959 </w:instrText>
+        <w:instrText xml:space="preserve"> HYPERLINK \l _Toc27322 </w:instrText>
       </w:r>
       <w:r>
         <w:rPr>
@@ -1676,7 +1660,7 @@
         <w:fldChar w:fldCharType="begin"/>
       </w:r>
       <w:r>
-        <w:instrText xml:space="preserve"> PAGEREF _Toc19959 \h </w:instrText>
+        <w:instrText xml:space="preserve"> PAGEREF _Toc27322 \h </w:instrText>
       </w:r>
       <w:r>
         <w:fldChar w:fldCharType="separate"/>
@@ -1714,7 +1698,7 @@
           <w:bCs w:val="0"/>
           <w:caps w:val="0"/>
         </w:rPr>
-        <w:instrText xml:space="preserve"> HYPERLINK \l _Toc2800 </w:instrText>
+        <w:instrText xml:space="preserve"> HYPERLINK \l _Toc999 </w:instrText>
       </w:r>
       <w:r>
         <w:rPr>
@@ -1744,7 +1728,7 @@
         <w:fldChar w:fldCharType="begin"/>
       </w:r>
       <w:r>
-        <w:instrText xml:space="preserve"> PAGEREF _Toc2800 \h </w:instrText>
+        <w:instrText xml:space="preserve"> PAGEREF _Toc999 \h </w:instrText>
       </w:r>
       <w:r>
         <w:fldChar w:fldCharType="separate"/>
@@ -1783,7 +1767,7 @@
           <w:bCs w:val="0"/>
           <w:caps w:val="0"/>
         </w:rPr>
-        <w:instrText xml:space="preserve"> HYPERLINK \l _Toc23175 </w:instrText>
+        <w:instrText xml:space="preserve"> HYPERLINK \l _Toc3827 </w:instrText>
       </w:r>
       <w:r>
         <w:rPr>
@@ -1805,7 +1789,7 @@
         <w:fldChar w:fldCharType="begin"/>
       </w:r>
       <w:r>
-        <w:instrText xml:space="preserve"> PAGEREF _Toc23175 \h </w:instrText>
+        <w:instrText xml:space="preserve"> PAGEREF _Toc3827 \h </w:instrText>
       </w:r>
       <w:r>
         <w:fldChar w:fldCharType="separate"/>
@@ -1858,7 +1842,7 @@
           <w:szCs w:val="28"/>
         </w:rPr>
       </w:pPr>
-      <w:bookmarkStart w:id="0" w:name="_Toc7743"/>
+      <w:bookmarkStart w:id="0" w:name="_Toc31920"/>
       <w:r>
         <w:rPr>
           <w:sz w:val="28"/>
@@ -2172,7 +2156,7 @@
           <w:szCs w:val="28"/>
         </w:rPr>
       </w:pPr>
-      <w:bookmarkStart w:id="1" w:name="_Toc12704"/>
+      <w:bookmarkStart w:id="1" w:name="_Toc1014"/>
       <w:r>
         <w:rPr>
           <w:sz w:val="28"/>
@@ -2192,7 +2176,7 @@
           <w:szCs w:val="24"/>
         </w:rPr>
       </w:pPr>
-      <w:bookmarkStart w:id="2" w:name="_Toc9679"/>
+      <w:bookmarkStart w:id="2" w:name="_Toc6823"/>
       <w:r>
         <w:rPr>
           <w:rFonts w:ascii="Times New Roman" w:hAnsi="Times New Roman"/>
@@ -2381,7 +2365,6 @@
             <w:insideH w:val="single" w:color="auto" w:sz="4" w:space="0"/>
             <w:insideV w:val="single" w:color="auto" w:sz="4" w:space="0"/>
           </w:tblBorders>
-          <w:shd w:val="clear" w:color="auto" w:fill="FFFFFF"/>
           <w:tblCellMar>
             <w:top w:w="15" w:type="dxa"/>
             <w:left w:w="15" w:type="dxa"/>
@@ -2439,7 +2422,6 @@
             <w:insideH w:val="single" w:color="auto" w:sz="4" w:space="0"/>
             <w:insideV w:val="single" w:color="auto" w:sz="4" w:space="0"/>
           </w:tblBorders>
-          <w:shd w:val="clear" w:color="auto" w:fill="FFFFFF"/>
           <w:tblCellMar>
             <w:top w:w="15" w:type="dxa"/>
             <w:left w:w="15" w:type="dxa"/>
@@ -2497,7 +2479,6 @@
             <w:insideH w:val="single" w:color="auto" w:sz="4" w:space="0"/>
             <w:insideV w:val="single" w:color="auto" w:sz="4" w:space="0"/>
           </w:tblBorders>
-          <w:shd w:val="clear" w:color="auto" w:fill="FFFFFF"/>
           <w:tblCellMar>
             <w:top w:w="15" w:type="dxa"/>
             <w:left w:w="15" w:type="dxa"/>
@@ -2565,7 +2546,7 @@
           <w:szCs w:val="24"/>
         </w:rPr>
       </w:pPr>
-      <w:bookmarkStart w:id="3" w:name="_Toc9602"/>
+      <w:bookmarkStart w:id="3" w:name="_Toc9464"/>
       <w:r>
         <w:rPr>
           <w:rFonts w:ascii="Times New Roman" w:hAnsi="Times New Roman"/>
@@ -2659,7 +2640,7 @@
           <w:szCs w:val="24"/>
         </w:rPr>
       </w:pPr>
-      <w:bookmarkStart w:id="4" w:name="_Toc7193"/>
+      <w:bookmarkStart w:id="4" w:name="_Toc24331"/>
       <w:r>
         <w:rPr>
           <w:rFonts w:ascii="Times New Roman" w:hAnsi="Times New Roman"/>
@@ -2735,7 +2716,7 @@
         </w:rPr>
       </w:pPr>
       <w:bookmarkStart w:id="5" w:name="_Toc35958953"/>
-      <w:bookmarkStart w:id="6" w:name="_Toc30705"/>
+      <w:bookmarkStart w:id="6" w:name="_Toc6447"/>
       <w:r>
         <w:rPr>
           <w:sz w:val="28"/>
@@ -2756,7 +2737,7 @@
           <w:szCs w:val="24"/>
         </w:rPr>
       </w:pPr>
-      <w:bookmarkStart w:id="7" w:name="_Toc893"/>
+      <w:bookmarkStart w:id="7" w:name="_Toc5978"/>
       <w:r>
         <w:rPr>
           <w:rFonts w:ascii="Times New Roman" w:hAnsi="Times New Roman"/>
@@ -2978,7 +2959,6 @@
             <w:insideH w:val="single" w:color="auto" w:sz="4" w:space="0"/>
             <w:insideV w:val="single" w:color="auto" w:sz="4" w:space="0"/>
           </w:tblBorders>
-          <w:shd w:val="clear" w:color="auto" w:fill="FFFFFF"/>
           <w:tblCellMar>
             <w:top w:w="15" w:type="dxa"/>
             <w:left w:w="15" w:type="dxa"/>
@@ -3412,7 +3392,7 @@
           <w:szCs w:val="24"/>
         </w:rPr>
       </w:pPr>
-      <w:bookmarkStart w:id="8" w:name="_Toc10704"/>
+      <w:bookmarkStart w:id="8" w:name="_Toc9731"/>
       <w:r>
         <w:rPr>
           <w:rFonts w:ascii="Times New Roman" w:hAnsi="Times New Roman"/>
@@ -3520,7 +3500,7 @@
           <w:szCs w:val="24"/>
         </w:rPr>
       </w:pPr>
-      <w:bookmarkStart w:id="9" w:name="_Toc10600"/>
+      <w:bookmarkStart w:id="9" w:name="_Toc29111"/>
       <w:r>
         <w:rPr>
           <w:rFonts w:ascii="Times New Roman" w:hAnsi="Times New Roman"/>
@@ -3909,7 +3889,7 @@
           <w:szCs w:val="28"/>
         </w:rPr>
       </w:pPr>
-      <w:bookmarkStart w:id="10" w:name="_Toc10905"/>
+      <w:bookmarkStart w:id="10" w:name="_Toc11775"/>
       <w:r>
         <w:rPr>
           <w:sz w:val="28"/>
@@ -3929,7 +3909,7 @@
           <w:szCs w:val="24"/>
         </w:rPr>
       </w:pPr>
-      <w:bookmarkStart w:id="11" w:name="_Toc24587"/>
+      <w:bookmarkStart w:id="11" w:name="_Toc18349"/>
       <w:r>
         <w:rPr>
           <w:rFonts w:ascii="Times New Roman" w:hAnsi="Times New Roman"/>
@@ -4132,7 +4112,7 @@
           <w:szCs w:val="24"/>
         </w:rPr>
       </w:pPr>
-      <w:bookmarkStart w:id="12" w:name="_Toc10714"/>
+      <w:bookmarkStart w:id="12" w:name="_Toc18691"/>
       <w:r>
         <w:rPr>
           <w:rFonts w:ascii="Times New Roman" w:hAnsi="Times New Roman"/>
@@ -4379,7 +4359,7 @@
           <w:szCs w:val="28"/>
         </w:rPr>
       </w:pPr>
-      <w:bookmarkStart w:id="13" w:name="_Toc3693"/>
+      <w:bookmarkStart w:id="13" w:name="_Toc27668"/>
       <w:r>
         <w:rPr>
           <w:sz w:val="28"/>
@@ -4399,7 +4379,7 @@
           <w:szCs w:val="24"/>
         </w:rPr>
       </w:pPr>
-      <w:bookmarkStart w:id="14" w:name="_Toc22883"/>
+      <w:bookmarkStart w:id="14" w:name="_Toc5909"/>
       <w:bookmarkStart w:id="15" w:name="_Toc35958955"/>
       <w:r>
         <w:rPr>
@@ -4425,7 +4405,7 @@
           <w:iCs/>
           <w:color w:val="0000FF"/>
         </w:rPr>
-        <w:t>分模块执行结果如下（12 条用例全部自动化执行，断言失败即 NG）：</w:t>
+        <w:t>分模块执行结果如下（初测=缺陷发现阶段；修复后回归=8 个缺陷修复并重新运行全部用例）：</w:t>
       </w:r>
     </w:p>
     <w:tbl>
@@ -4450,12 +4430,12 @@
         </w:tblCellMar>
       </w:tblPr>
       <w:tblGrid>
-        <w:gridCol w:w="1271"/>
-        <w:gridCol w:w="1262"/>
-        <w:gridCol w:w="1262"/>
-        <w:gridCol w:w="1262"/>
-        <w:gridCol w:w="1298"/>
-        <w:gridCol w:w="1941"/>
+        <w:gridCol w:w="1383"/>
+        <w:gridCol w:w="1382"/>
+        <w:gridCol w:w="1382"/>
+        <w:gridCol w:w="1382"/>
+        <w:gridCol w:w="1383"/>
+        <w:gridCol w:w="1384"/>
       </w:tblGrid>
       <w:tr>
         <w:tblPrEx>
@@ -4509,46 +4489,46 @@
               <w:rPr>
                 <w:sz w:val="18"/>
               </w:rPr>
-              <w:t>通过</w:t>
-            </w:r>
-          </w:p>
-        </w:tc>
-        <w:tc>
-          <w:tcPr>
-            <w:tcW w:w="1384" w:type="dxa"/>
-          </w:tcPr>
-          <w:p>
-            <w:r>
-              <w:rPr>
-                <w:sz w:val="18"/>
-              </w:rPr>
-              <w:t>失败</w:t>
-            </w:r>
-          </w:p>
-        </w:tc>
-        <w:tc>
-          <w:tcPr>
-            <w:tcW w:w="1384" w:type="dxa"/>
-          </w:tcPr>
-          <w:p>
-            <w:r>
-              <w:rPr>
-                <w:sz w:val="18"/>
-              </w:rPr>
-              <w:t>通过率</w:t>
-            </w:r>
-          </w:p>
-        </w:tc>
-        <w:tc>
-          <w:tcPr>
-            <w:tcW w:w="1384" w:type="dxa"/>
-          </w:tcPr>
-          <w:p>
-            <w:r>
-              <w:rPr>
-                <w:sz w:val="18"/>
-              </w:rPr>
-              <w:t>失败用例</w:t>
+              <w:t>初测通过</w:t>
+            </w:r>
+          </w:p>
+        </w:tc>
+        <w:tc>
+          <w:tcPr>
+            <w:tcW w:w="1384" w:type="dxa"/>
+          </w:tcPr>
+          <w:p>
+            <w:r>
+              <w:rPr>
+                <w:sz w:val="18"/>
+              </w:rPr>
+              <w:t>初测失败</w:t>
+            </w:r>
+          </w:p>
+        </w:tc>
+        <w:tc>
+          <w:tcPr>
+            <w:tcW w:w="1384" w:type="dxa"/>
+          </w:tcPr>
+          <w:p>
+            <w:r>
+              <w:rPr>
+                <w:sz w:val="18"/>
+              </w:rPr>
+              <w:t>初测通过率</w:t>
+            </w:r>
+          </w:p>
+        </w:tc>
+        <w:tc>
+          <w:tcPr>
+            <w:tcW w:w="1384" w:type="dxa"/>
+          </w:tcPr>
+          <w:p>
+            <w:r>
+              <w:rPr>
+                <w:sz w:val="18"/>
+              </w:rPr>
+              <w:t>修复后回归</w:t>
             </w:r>
           </w:p>
         </w:tc>
@@ -4644,7 +4624,7 @@
               <w:rPr>
                 <w:sz w:val="18"/>
               </w:rPr>
-              <w:t>BS-IT-042/044/045/046</w:t>
+              <w:t>6/6 全通过</w:t>
             </w:r>
           </w:p>
         </w:tc>
@@ -4740,7 +4720,7 @@
               <w:rPr>
                 <w:sz w:val="18"/>
               </w:rPr>
-              <w:t>BS-IT-102/104/105</w:t>
+              <w:t>6/6 全通过</w:t>
             </w:r>
           </w:p>
         </w:tc>
@@ -4836,7 +4816,7 @@
               <w:rPr>
                 <w:sz w:val="18"/>
               </w:rPr>
-              <w:t>对应 8 个有效缺陷</w:t>
+              <w:t>12/12 全通过（100%）</w:t>
             </w:r>
           </w:p>
         </w:tc>
@@ -4852,7 +4832,7 @@
           <w:szCs w:val="24"/>
         </w:rPr>
       </w:pPr>
-      <w:bookmarkStart w:id="16" w:name="_Toc4705"/>
+      <w:bookmarkStart w:id="16" w:name="_Toc32034"/>
       <w:r>
         <w:rPr>
           <w:rFonts w:ascii="Times New Roman" w:hAnsi="Times New Roman"/>
@@ -4877,7 +4857,7 @@
           <w:iCs/>
           <w:color w:val="0000FF"/>
         </w:rPr>
-        <w:t>初测共确认有效缺陷 8 个（高 4 / 中 4），全部由自动化用例执行发现，均处于打开状态（附修复建议与验证方案）。摘要如下：</w:t>
+        <w:t>初测共确认有效缺陷 8 个（高 4 / 中 4），全部由自动化用例执行发现；已于 2026-09-15 全部修复并回归验证后关闭。摘要如下：</w:t>
       </w:r>
     </w:p>
     <w:tbl>
@@ -5096,7 +5076,7 @@
               <w:rPr>
                 <w:sz w:val="18"/>
               </w:rPr>
-              <w:t>打开</w:t>
+              <w:t>已修复关闭</w:t>
             </w:r>
           </w:p>
         </w:tc>
@@ -5192,7 +5172,7 @@
               <w:rPr>
                 <w:sz w:val="18"/>
               </w:rPr>
-              <w:t>打开</w:t>
+              <w:t>已修复关闭</w:t>
             </w:r>
           </w:p>
         </w:tc>
@@ -5288,7 +5268,7 @@
               <w:rPr>
                 <w:sz w:val="18"/>
               </w:rPr>
-              <w:t>打开</w:t>
+              <w:t>已修复关闭</w:t>
             </w:r>
           </w:p>
         </w:tc>
@@ -5384,7 +5364,7 @@
               <w:rPr>
                 <w:sz w:val="18"/>
               </w:rPr>
-              <w:t>打开</w:t>
+              <w:t>已修复关闭</w:t>
             </w:r>
           </w:p>
         </w:tc>
@@ -5480,7 +5460,7 @@
               <w:rPr>
                 <w:sz w:val="18"/>
               </w:rPr>
-              <w:t>打开</w:t>
+              <w:t>已修复关闭</w:t>
             </w:r>
           </w:p>
         </w:tc>
@@ -5576,7 +5556,7 @@
               <w:rPr>
                 <w:sz w:val="18"/>
               </w:rPr>
-              <w:t>打开</w:t>
+              <w:t>已修复关闭</w:t>
             </w:r>
           </w:p>
         </w:tc>
@@ -5672,7 +5652,7 @@
               <w:rPr>
                 <w:sz w:val="18"/>
               </w:rPr>
-              <w:t>打开</w:t>
+              <w:t>已修复关闭</w:t>
             </w:r>
           </w:p>
         </w:tc>
@@ -5768,7 +5748,7 @@
               <w:rPr>
                 <w:sz w:val="18"/>
               </w:rPr>
-              <w:t>打开</w:t>
+              <w:t>已修复关闭</w:t>
             </w:r>
           </w:p>
         </w:tc>
@@ -5784,7 +5764,7 @@
           <w:szCs w:val="24"/>
         </w:rPr>
       </w:pPr>
-      <w:bookmarkStart w:id="17" w:name="_Toc19959"/>
+      <w:bookmarkStart w:id="17" w:name="_Toc27322"/>
       <w:r>
         <w:rPr>
           <w:rFonts w:ascii="Times New Roman" w:hAnsi="Times New Roman"/>
@@ -5809,7 +5789,7 @@
           <w:iCs/>
           <w:color w:val="0000FF"/>
         </w:rPr>
-        <w:t>分析一（BUG-M3-01，pageSize=0/-1 服务端 500，高/健壮性）：①发现：BS-IT-042 以 pageSize=0 请求分页返回 HTTP 500；②定位：BookServiceImpl.page() 第 59 行 pageTotalCount % pageSize 抛除零 ArithmeticException；pageSize=-1 时 pageTotal 为负、pageNo 归一为负，LIMIT 起始/条数为负触发 MySQL 语法错误；③根因：parseInt 已容错非数字，但解析结果未做下界校验（&lt;1 时取默认值）；④修复建议：Service 层加 if (pageSize &lt; 1) pageSize = Page.PAGE_SIZE;；⑤验证方案：修复后 pageSize=0/-1/abc 均返回 200 且每页 4 条，run-tests.bat 复测 test042 应通过。</w:t>
+        <w:t>分析一（BUG-M3-01，pageSize=0/-1 服务端 500，高/健壮性）——完整闭环：①发现：BS-IT-042 以 pageSize=0 请求分页返回 HTTP 500；②定位：BookServiceImpl.page() 第 59 行 pageTotalCount % pageSize 抛除零 ArithmeticException；pageSize=-1 时 pageTotal 为负、pageNo 归一为负，LIMIT 起始/条量为负触发 MySQL 语法错误；③根因：parseInt 已容错非数字，但解析结果未做下界校验；④修复：page()/pageByPrice()/pageByNameOrAuthor() 三个方法入口统一增加 if (pageSize &lt; 1) pageSize = Page.PAGE_SIZE;；⑤回归验证：run-tests.bat 复测 test042 通过——pageSize=0/-1/abc 均返回 200 且每页 4 条。</w:t>
       </w:r>
       <w:r>
         <w:rPr>
@@ -5823,7 +5803,7 @@
           <w:iCs/>
           <w:color w:val="0000FF"/>
         </w:rPr>
-        <w:t>分析二（BUG-M6-01，新增图书无输入校验，高/数据正确性）：①发现：BS-IT-102 空书名/负价格/非数字价格三类输入全部直接入库（负价 -5.00、abc 以 NULL 入库）；②定位：BookServlet.add() 无校验；WebUtils.copyParamToBean() 中 BeanUtils 转换异常仅 printStackTrace 被吞；③根因：全链路无服务端校验层，异常被静默吞掉后脏数据直接落库；④修复建议：add/update 入口校验 name 非空、price≥0 且合法数字、sales/stock≥0，不合法转发回编辑页并提示；⑤验证方案：三类非法输入均被拒绝且有提示，run-tests.bat 复测 test102 应通过。</w:t>
+        <w:t>分析二（BUG-M6-01，新增图书无输入校验，高/数据正确性）——完整闭环：①发现：BS-IT-102 空书名/负价格/非数字价格三类输入全部直接入库（负价 -5.00、abc 以 NULL 入库）；②定位：BookServlet.add() 无校验；WebUtils.copyParamToBean() 中 BeanUtils 转换异常仅 printStackTrace 被吞；③根因：全链路无服务端校验层，异常被静默吞掉后脏数据直接落库；④修复：新增 validateBook()（书名非空、价格≥0 且合法数字、销量/库存≥0），add/update 入库前调用，不合法转发回 book_edit.jsp 显示红色提示，并在 JSP 增加提示区；⑤回归验证：test102 通过——三类非法输入均被拒绝且库中无脏数据，合法图书正常入库。</w:t>
       </w:r>
       <w:r>
         <w:rPr>
@@ -5837,7 +5817,7 @@
           <w:iCs/>
           <w:color w:val="0000FF"/>
         </w:rPr>
-        <w:t>分析三（BUG-M3-05，榜单跳过第一名，中/功能正确性）：①发现：BS-IT-046 造数（销量改为全库最高）后榜单不含第一名；②定位：BookDaoImpl.queryForPageItemsOrder() 第 88 行 SQL 为 ORDER BY sales DESC LIMIT 1,50；③根因：LIMIT 偏移量 1 恰好跳过销量最高的一行；④修复建议：改为 LIMIT 50（一行改动）；⑤验证方案：修复后重跑 run-tests.bat，test046 应通过且榜首为销量最高图书。</w:t>
+        <w:t>分析三（BUG-M3-05，榜单跳过第一名，中/功能正确性）——完整闭环：①发现：BS-IT-046 造数（销量改为全库最高）后榜单不含第一名；②定位：BookDaoImpl.queryForPageItemsOrder() 第 88 行 SQL 为 ORDER BY sales DESC LIMIT 1,50；③根因：LIMIT 偏移量 1 恰好跳过销量最高的一行；④修复：SQL 改为 LIMIT 50（一行改动）；⑤回归验证：test046 通过——造数后销量第一名《解忧杂货店》出现在榜单首位。</w:t>
       </w:r>
     </w:p>
     <w:p>
@@ -5850,7 +5830,7 @@
           <w:szCs w:val="24"/>
         </w:rPr>
       </w:pPr>
-      <w:bookmarkStart w:id="18" w:name="_Toc2800"/>
+      <w:bookmarkStart w:id="18" w:name="_Toc999"/>
       <w:r>
         <w:rPr>
           <w:rFonts w:ascii="Times New Roman" w:hAnsi="Times New Roman"/>
@@ -5883,7 +5863,7 @@
           <w:iCs/>
           <w:color w:val="0000FF"/>
         </w:rPr>
-        <w:t>M3 图书浏览与检索、M6 后台管理共 12 条用例，通过 5 条（41.7%），确认有效缺陷 8 个（高 4 / 中 4），全部处于打开状态。</w:t>
+        <w:t>M3 图书浏览与检索、M6 后台管理共 12 条用例，初测通过 5 条（41.7%），确认有效缺陷 8 个（高 4 / 中 4）。</w:t>
       </w:r>
       <w:r>
         <w:rPr>
@@ -5897,7 +5877,7 @@
           <w:iCs/>
           <w:color w:val="0000FF"/>
         </w:rPr>
-        <w:t>从缺陷分布看，正常功能路径（分页浏览、搜索命中、合法数据增删改、账单统计、发货流转）实现正确——总账单四项统计与直查数据库完全一致、发货状态流转正常；但异常输入防御普遍薄弱：8 个缺陷中 6 个属于"参数校验缺失"（pageSize 下界、空书名、负价、min&gt;max、非数字 id、重复用户名），2 个属于实现细节错误（URL 未编码、LIMIT 偏移）。</w:t>
+        <w:t>从缺陷分布看，正常功能路径（分页浏览、搜索命中、合法数据增删改、账单统计、发货流转）实现正确——总账单四项统计与直查数据库完全一致、发货状态流转正常；初测暴露的问题集中在异常输入防御：8 个缺陷中 6 个属于"参数校验缺失"（pageSize 下界、空书名、负价、min&gt;max、非数字 id、重复用户名），2 个属于实现细节错误（URL 未编码、LIMIT 偏移）。</w:t>
       </w:r>
       <w:r>
         <w:rPr>
@@ -5911,7 +5891,21 @@
           <w:iCs/>
           <w:color w:val="0000FF"/>
         </w:rPr>
-        <w:t>结论：两个模块未达发布标准。建议优先修复 4 个高级别缺陷（其中 BUG-M3-05 仅需一行改动），修复后以 tests/run-tests.bat 对 12 条用例做回归验证，预期通过率可恢复至 100%。</w:t>
+        <w:t>修复与回归：8 个缺陷已于 2026-09-15 全部修复（build v1.1-fix），重新运行 tests\run-tests.bat，12 条用例全部通过（通过率 100%），无回归缺陷，测试数据库状态完全还原。</w:t>
+      </w:r>
+      <w:r>
+        <w:rPr>
+          <w:iCs/>
+          <w:color w:val="0000FF"/>
+        </w:rPr>
+        <w:br w:type="textWrapping"/>
+      </w:r>
+      <w:r>
+        <w:rPr>
+          <w:iCs/>
+          <w:color w:val="0000FF"/>
+        </w:rPr>
+        <w:t>结论：修复后 M3、M6 两个模块功能与健壮性均达到发布标准，全部缺陷关闭。</w:t>
       </w:r>
     </w:p>
     <w:p>
@@ -5923,7 +5917,7 @@
           <w:szCs w:val="28"/>
         </w:rPr>
       </w:pPr>
-      <w:bookmarkStart w:id="19" w:name="_Toc23175"/>
+      <w:bookmarkStart w:id="19" w:name="_Toc3827"/>
       <w:r>
         <w:rPr>
           <w:sz w:val="28"/>
@@ -6459,9 +6453,9 @@
     <w:lsdException w:uiPriority="99" w:name="index 7"/>
     <w:lsdException w:uiPriority="99" w:name="index 8"/>
     <w:lsdException w:uiPriority="99" w:name="index 9"/>
-    <w:lsdException w:qFormat="1" w:unhideWhenUsed="0" w:uiPriority="39" w:semiHidden="0" w:name="toc 1"/>
-    <w:lsdException w:qFormat="1" w:unhideWhenUsed="0" w:uiPriority="39" w:semiHidden="0" w:name="toc 2"/>
-    <w:lsdException w:qFormat="1" w:unhideWhenUsed="0" w:uiPriority="39" w:semiHidden="0" w:name="toc 3"/>
+    <w:lsdException w:unhideWhenUsed="0" w:uiPriority="39" w:semiHidden="0" w:name="toc 1"/>
+    <w:lsdException w:unhideWhenUsed="0" w:uiPriority="39" w:semiHidden="0" w:name="toc 2"/>
+    <w:lsdException w:unhideWhenUsed="0" w:uiPriority="39" w:semiHidden="0" w:name="toc 3"/>
     <w:lsdException w:uiPriority="39" w:name="toc 4"/>
     <w:lsdException w:uiPriority="39" w:name="toc 5"/>
     <w:lsdException w:uiPriority="39" w:name="toc 6"/>
@@ -6790,7 +6784,6 @@
     <w:basedOn w:val="1"/>
     <w:next w:val="1"/>
     <w:autoRedefine/>
-    <w:qFormat/>
     <w:uiPriority w:val="39"/>
     <w:pPr>
       <w:ind w:left="840" w:leftChars="400"/>
@@ -6840,7 +6833,6 @@
     <w:basedOn w:val="1"/>
     <w:next w:val="1"/>
     <w:autoRedefine/>
-    <w:qFormat/>
     <w:uiPriority w:val="39"/>
     <w:pPr>
       <w:tabs>
@@ -6860,7 +6852,6 @@
     <w:basedOn w:val="1"/>
     <w:next w:val="1"/>
     <w:autoRedefine/>
-    <w:qFormat/>
     <w:uiPriority w:val="39"/>
     <w:pPr>
       <w:ind w:left="420" w:leftChars="200"/>
@@ -6934,7 +6925,6 @@
   <w:style w:type="character" w:customStyle="1" w:styleId="18">
     <w:name w:val="页眉 字符1"/>
     <w:link w:val="7"/>
-    <w:qFormat/>
     <w:uiPriority w:val="0"/>
     <w:rPr>
       <w:kern w:val="2"/>
@@ -6945,7 +6935,6 @@
   <w:style w:type="character" w:customStyle="1" w:styleId="19">
     <w:name w:val="页脚 字符"/>
     <w:link w:val="6"/>
-    <w:qFormat/>
     <w:uiPriority w:val="99"/>
     <w:rPr>
       <w:kern w:val="2"/>
@@ -6976,7 +6965,6 @@
   <w:style w:type="paragraph" w:customStyle="1" w:styleId="22">
     <w:name w:val="ds-markdown-paragraph"/>
     <w:basedOn w:val="1"/>
-    <w:qFormat/>
     <w:uiPriority w:val="0"/>
     <w:pPr>
       <w:widowControl/>
